--- a/TS-Kramam/TS-6.6/TS 6.6 Malayalam Krama Paatam Corrections.docx
+++ b/TS-Kramam/TS-6.6/TS 6.6 Malayalam Krama Paatam Corrections.docx
@@ -1,6 +1,6 @@
 
 <file path=word/document.xml><?xml version="1.0" encoding="utf-8"?>
-<w:document xmlns:wpc="http://schemas.microsoft.com/office/word/2010/wordprocessingCanvas" xmlns:cx="http://schemas.microsoft.com/office/drawing/2014/chartex" xmlns:cx1="http://schemas.microsoft.com/office/drawing/2015/9/8/chartex" xmlns:mc="http://schemas.openxmlformats.org/markup-compatibility/2006" xmlns:o="urn:schemas-microsoft-com:office:office" xmlns:r="http://schemas.openxmlformats.org/officeDocument/2006/relationships" xmlns:m="http://schemas.openxmlformats.org/officeDocument/2006/math" xmlns:v="urn:schemas-microsoft-com:vml" xmlns:wp14="http://schemas.microsoft.com/office/word/2010/wordprocessingDrawing" xmlns:wp="http://schemas.openxmlformats.org/drawingml/2006/wordprocessingDrawing" xmlns:w10="urn:schemas-microsoft-com:office:word" xmlns:w="http://schemas.openxmlformats.org/wordprocessingml/2006/main" xmlns:w14="http://schemas.microsoft.com/office/word/2010/wordml" xmlns:w15="http://schemas.microsoft.com/office/word/2012/wordml" xmlns:w16se="http://schemas.microsoft.com/office/word/2015/wordml/symex" xmlns:wpg="http://schemas.microsoft.com/office/word/2010/wordprocessingGroup" xmlns:wpi="http://schemas.microsoft.com/office/word/2010/wordprocessingInk" xmlns:wne="http://schemas.microsoft.com/office/word/2006/wordml" xmlns:wps="http://schemas.microsoft.com/office/word/2010/wordprocessingShape" mc:Ignorable="w14 w15 w16se wp14">
+<w:document xmlns:wpc="http://schemas.microsoft.com/office/word/2010/wordprocessingCanvas" xmlns:cx="http://schemas.microsoft.com/office/drawing/2014/chartex" xmlns:cx1="http://schemas.microsoft.com/office/drawing/2015/9/8/chartex" xmlns:cx2="http://schemas.microsoft.com/office/drawing/2015/10/21/chartex" xmlns:cx3="http://schemas.microsoft.com/office/drawing/2016/5/9/chartex" xmlns:cx4="http://schemas.microsoft.com/office/drawing/2016/5/10/chartex" xmlns:cx5="http://schemas.microsoft.com/office/drawing/2016/5/11/chartex" xmlns:cx6="http://schemas.microsoft.com/office/drawing/2016/5/12/chartex" xmlns:cx7="http://schemas.microsoft.com/office/drawing/2016/5/13/chartex" xmlns:cx8="http://schemas.microsoft.com/office/drawing/2016/5/14/chartex" xmlns:mc="http://schemas.openxmlformats.org/markup-compatibility/2006" xmlns:aink="http://schemas.microsoft.com/office/drawing/2016/ink" xmlns:am3d="http://schemas.microsoft.com/office/drawing/2017/model3d" xmlns:o="urn:schemas-microsoft-com:office:office" xmlns:oel="http://schemas.microsoft.com/office/2019/extlst" xmlns:r="http://schemas.openxmlformats.org/officeDocument/2006/relationships" xmlns:m="http://schemas.openxmlformats.org/officeDocument/2006/math" xmlns:v="urn:schemas-microsoft-com:vml" xmlns:wp14="http://schemas.microsoft.com/office/word/2010/wordprocessingDrawing" xmlns:wp="http://schemas.openxmlformats.org/drawingml/2006/wordprocessingDrawing" xmlns:w10="urn:schemas-microsoft-com:office:word" xmlns:w="http://schemas.openxmlformats.org/wordprocessingml/2006/main" xmlns:w14="http://schemas.microsoft.com/office/word/2010/wordml" xmlns:w15="http://schemas.microsoft.com/office/word/2012/wordml" xmlns:w16cex="http://schemas.microsoft.com/office/word/2018/wordml/cex" xmlns:w16cid="http://schemas.microsoft.com/office/word/2016/wordml/cid" xmlns:w16="http://schemas.microsoft.com/office/word/2018/wordml" xmlns:w16du="http://schemas.microsoft.com/office/word/2023/wordml/word16du" xmlns:w16sdtdh="http://schemas.microsoft.com/office/word/2020/wordml/sdtdatahash" xmlns:w16sdtfl="http://schemas.microsoft.com/office/word/2024/wordml/sdtformatlock" xmlns:w16se="http://schemas.microsoft.com/office/word/2015/wordml/symex" xmlns:wpg="http://schemas.microsoft.com/office/word/2010/wordprocessingGroup" xmlns:wpi="http://schemas.microsoft.com/office/word/2010/wordprocessingInk" xmlns:wne="http://schemas.microsoft.com/office/word/2006/wordml" xmlns:wps="http://schemas.microsoft.com/office/word/2010/wordprocessingShape" mc:Ignorable="w14 w15 w16se w16cid w16 w16cex w16sdtdh w16sdtfl w16du wp14">
   <w:body>
     <w:p>
       <w:pPr>
@@ -23,7 +23,6 @@
         </w:rPr>
         <w:t xml:space="preserve">TS </w:t>
       </w:r>
-      <w:proofErr w:type="spellStart"/>
       <w:r>
         <w:rPr>
           <w:b/>
@@ -34,7 +33,36 @@
         </w:rPr>
         <w:t>Krama</w:t>
       </w:r>
-      <w:proofErr w:type="spellEnd"/>
+      <w:r>
+        <w:rPr>
+          <w:b/>
+          <w:bCs/>
+          <w:sz w:val="32"/>
+          <w:szCs w:val="32"/>
+          <w:u w:val="single"/>
+        </w:rPr>
+        <w:t xml:space="preserve"> Paatam – TS </w:t>
+      </w:r>
+      <w:r>
+        <w:rPr>
+          <w:b/>
+          <w:bCs/>
+          <w:sz w:val="32"/>
+          <w:szCs w:val="32"/>
+          <w:u w:val="single"/>
+        </w:rPr>
+        <w:t>6.6 Malaylam</w:t>
+      </w:r>
+      <w:r>
+        <w:rPr>
+          <w:b/>
+          <w:bCs/>
+          <w:sz w:val="32"/>
+          <w:szCs w:val="32"/>
+          <w:u w:val="single"/>
+        </w:rPr>
+        <w:t xml:space="preserve"> Corrections –</w:t>
+      </w:r>
       <w:r>
         <w:rPr>
           <w:b/>
@@ -45,7 +73,6 @@
         </w:rPr>
         <w:t xml:space="preserve"> </w:t>
       </w:r>
-      <w:proofErr w:type="spellStart"/>
       <w:r>
         <w:rPr>
           <w:b/>
@@ -54,9 +81,1493 @@
           <w:szCs w:val="32"/>
           <w:u w:val="single"/>
         </w:rPr>
-        <w:t>Paatam</w:t>
+        <w:t xml:space="preserve">Observed till </w:t>
       </w:r>
-      <w:proofErr w:type="spellEnd"/>
+      <w:r>
+        <w:rPr>
+          <w:b/>
+          <w:bCs/>
+          <w:color w:val="EE0000"/>
+          <w:sz w:val="32"/>
+          <w:szCs w:val="32"/>
+          <w:highlight w:val="yellow"/>
+          <w:u w:val="single"/>
+        </w:rPr>
+        <w:t>xxxxxxxxxxxxxx</w:t>
+      </w:r>
+    </w:p>
+    <w:p>
+      <w:pPr>
+        <w:jc w:val="center"/>
+        <w:rPr>
+          <w:b/>
+          <w:bCs/>
+        </w:rPr>
+      </w:pPr>
+      <w:r>
+        <w:rPr>
+          <w:b/>
+          <w:bCs/>
+        </w:rPr>
+        <w:t>(ignore those which are already incorporated in your book’s version and date)</w:t>
+      </w:r>
+    </w:p>
+    <w:tbl>
+      <w:tblPr>
+        <w:tblW w:w="14679" w:type="dxa"/>
+        <w:tblInd w:w="-792" w:type="dxa"/>
+        <w:tblBorders>
+          <w:top w:val="single" w:sz="4" w:space="0" w:color="000000"/>
+          <w:left w:val="single" w:sz="4" w:space="0" w:color="000000"/>
+          <w:bottom w:val="single" w:sz="4" w:space="0" w:color="000000"/>
+          <w:right w:val="single" w:sz="4" w:space="0" w:color="000000"/>
+          <w:insideH w:val="single" w:sz="4" w:space="0" w:color="000000"/>
+          <w:insideV w:val="single" w:sz="4" w:space="0" w:color="000000"/>
+        </w:tblBorders>
+        <w:tblLook w:val="04A0" w:firstRow="1" w:lastRow="0" w:firstColumn="1" w:lastColumn="0" w:noHBand="0" w:noVBand="1"/>
+      </w:tblPr>
+      <w:tblGrid>
+        <w:gridCol w:w="3339"/>
+        <w:gridCol w:w="5245"/>
+        <w:gridCol w:w="6095"/>
+      </w:tblGrid>
+      <w:tr>
+        <w:tc>
+          <w:tcPr>
+            <w:tcW w:w="3339" w:type="dxa"/>
+          </w:tcPr>
+          <w:p>
+            <w:pPr>
+              <w:spacing w:before="0" w:line="240" w:lineRule="auto"/>
+              <w:jc w:val="center"/>
+              <w:rPr>
+                <w:b/>
+                <w:bCs/>
+                <w:sz w:val="32"/>
+                <w:szCs w:val="32"/>
+              </w:rPr>
+            </w:pPr>
+            <w:r>
+              <w:rPr>
+                <w:b/>
+                <w:bCs/>
+                <w:sz w:val="32"/>
+                <w:szCs w:val="32"/>
+              </w:rPr>
+              <w:t>Section, Paragraph</w:t>
+            </w:r>
+          </w:p>
+          <w:p>
+            <w:pPr>
+              <w:spacing w:before="0" w:line="240" w:lineRule="auto"/>
+              <w:jc w:val="center"/>
+              <w:rPr>
+                <w:b/>
+                <w:bCs/>
+                <w:sz w:val="32"/>
+                <w:szCs w:val="32"/>
+              </w:rPr>
+            </w:pPr>
+            <w:r>
+              <w:rPr>
+                <w:b/>
+                <w:bCs/>
+                <w:sz w:val="32"/>
+                <w:szCs w:val="32"/>
+              </w:rPr>
+              <w:t>Reference</w:t>
+            </w:r>
+          </w:p>
+        </w:tc>
+        <w:tc>
+          <w:tcPr>
+            <w:tcW w:w="5245" w:type="dxa"/>
+          </w:tcPr>
+          <w:p>
+            <w:pPr>
+              <w:spacing w:before="0" w:line="240" w:lineRule="auto"/>
+              <w:jc w:val="center"/>
+              <w:rPr>
+                <w:b/>
+                <w:bCs/>
+                <w:sz w:val="32"/>
+                <w:szCs w:val="32"/>
+              </w:rPr>
+            </w:pPr>
+            <w:r>
+              <w:rPr>
+                <w:b/>
+                <w:bCs/>
+                <w:sz w:val="32"/>
+                <w:szCs w:val="32"/>
+              </w:rPr>
+              <w:t>As Printed</w:t>
+            </w:r>
+          </w:p>
+        </w:tc>
+        <w:tc>
+          <w:tcPr>
+            <w:tcW w:w="6095" w:type="dxa"/>
+          </w:tcPr>
+          <w:p>
+            <w:pPr>
+              <w:spacing w:before="0" w:line="240" w:lineRule="auto"/>
+              <w:ind w:right="-18"/>
+              <w:jc w:val="center"/>
+              <w:rPr>
+                <w:b/>
+                <w:bCs/>
+                <w:sz w:val="32"/>
+                <w:szCs w:val="32"/>
+              </w:rPr>
+            </w:pPr>
+            <w:r>
+              <w:rPr>
+                <w:b/>
+                <w:bCs/>
+                <w:sz w:val="32"/>
+                <w:szCs w:val="32"/>
+              </w:rPr>
+              <w:t>To be read as or corrected as</w:t>
+            </w:r>
+          </w:p>
+        </w:tc>
+      </w:tr>
+      <w:tr>
+        <w:trPr>
+          <w:trHeight w:val="1814"/>
+        </w:trPr>
+        <w:tc>
+          <w:tcPr>
+            <w:tcW w:w="3339" w:type="dxa"/>
+          </w:tcPr>
+          <w:p>
+            <w:pPr>
+              <w:widowControl w:val="0"/>
+              <w:tabs>
+                <w:tab w:val="left" w:pos="993"/>
+              </w:tabs>
+              <w:autoSpaceDE w:val="0"/>
+              <w:autoSpaceDN w:val="0"/>
+              <w:adjustRightInd w:val="0"/>
+              <w:spacing w:before="0" w:line="252" w:lineRule="auto"/>
+              <w:ind w:right="297"/>
+              <w:rPr>
+                <w:rFonts w:cs="Arial"/>
+                <w:b/>
+                <w:sz w:val="28"/>
+                <w:szCs w:val="28"/>
+              </w:rPr>
+            </w:pPr>
+            <w:r>
+              <w:rPr>
+                <w:rFonts w:cs="Arial"/>
+                <w:b/>
+                <w:sz w:val="28"/>
+                <w:szCs w:val="28"/>
+              </w:rPr>
+              <w:t>T.S.6.6.</w:t>
+            </w:r>
+            <w:r>
+              <w:rPr>
+                <w:rFonts w:cs="Arial"/>
+                <w:b/>
+                <w:sz w:val="28"/>
+                <w:szCs w:val="28"/>
+              </w:rPr>
+              <w:t>2</w:t>
+            </w:r>
+            <w:r>
+              <w:rPr>
+                <w:rFonts w:cs="Arial"/>
+                <w:b/>
+                <w:sz w:val="28"/>
+                <w:szCs w:val="28"/>
+              </w:rPr>
+              <w:t>.</w:t>
+            </w:r>
+            <w:r>
+              <w:rPr>
+                <w:rFonts w:cs="Arial"/>
+                <w:b/>
+                <w:sz w:val="28"/>
+                <w:szCs w:val="28"/>
+              </w:rPr>
+              <w:t>3</w:t>
+            </w:r>
+            <w:r>
+              <w:rPr>
+                <w:rFonts w:cs="Arial"/>
+                <w:b/>
+                <w:sz w:val="28"/>
+                <w:szCs w:val="28"/>
+              </w:rPr>
+              <w:t xml:space="preserve"> – Kramam</w:t>
+            </w:r>
+          </w:p>
+          <w:p>
+            <w:pPr>
+              <w:widowControl w:val="0"/>
+              <w:tabs>
+                <w:tab w:val="left" w:pos="993"/>
+              </w:tabs>
+              <w:autoSpaceDE w:val="0"/>
+              <w:autoSpaceDN w:val="0"/>
+              <w:adjustRightInd w:val="0"/>
+              <w:spacing w:before="0" w:line="252" w:lineRule="auto"/>
+              <w:ind w:right="297"/>
+              <w:rPr>
+                <w:rFonts w:cs="Arial"/>
+                <w:b/>
+                <w:sz w:val="28"/>
+                <w:szCs w:val="28"/>
+              </w:rPr>
+            </w:pPr>
+            <w:r>
+              <w:rPr>
+                <w:rFonts w:cs="Arial"/>
+                <w:b/>
+                <w:sz w:val="28"/>
+                <w:szCs w:val="28"/>
+              </w:rPr>
+              <w:t xml:space="preserve">Krama Vaakyam No.– </w:t>
+            </w:r>
+            <w:r>
+              <w:rPr>
+                <w:rFonts w:cs="Arial"/>
+                <w:b/>
+                <w:sz w:val="28"/>
+                <w:szCs w:val="28"/>
+              </w:rPr>
+              <w:t>34,35</w:t>
+            </w:r>
+          </w:p>
+          <w:p>
+            <w:pPr>
+              <w:widowControl w:val="0"/>
+              <w:tabs>
+                <w:tab w:val="left" w:pos="993"/>
+              </w:tabs>
+              <w:autoSpaceDE w:val="0"/>
+              <w:autoSpaceDN w:val="0"/>
+              <w:adjustRightInd w:val="0"/>
+              <w:spacing w:before="0" w:line="252" w:lineRule="auto"/>
+              <w:ind w:right="297"/>
+              <w:rPr>
+                <w:rFonts w:cs="Arial"/>
+                <w:b/>
+                <w:sz w:val="28"/>
+                <w:szCs w:val="28"/>
+              </w:rPr>
+            </w:pPr>
+            <w:r>
+              <w:rPr>
+                <w:rFonts w:cs="Arial"/>
+                <w:b/>
+                <w:sz w:val="28"/>
+                <w:szCs w:val="28"/>
+              </w:rPr>
+              <w:t xml:space="preserve">Panchaati No. - </w:t>
+            </w:r>
+            <w:r>
+              <w:rPr>
+                <w:rFonts w:cs="Arial"/>
+                <w:b/>
+                <w:sz w:val="28"/>
+                <w:szCs w:val="28"/>
+              </w:rPr>
+              <w:t>8</w:t>
+            </w:r>
+          </w:p>
+        </w:tc>
+        <w:tc>
+          <w:tcPr>
+            <w:tcW w:w="5245" w:type="dxa"/>
+          </w:tcPr>
+          <w:p>
+            <w:pPr>
+              <w:widowControl w:val="0"/>
+              <w:autoSpaceDE w:val="0"/>
+              <w:autoSpaceDN w:val="0"/>
+              <w:adjustRightInd w:val="0"/>
+              <w:spacing w:line="252" w:lineRule="auto"/>
+              <w:rPr>
+                <w:rFonts w:ascii="BRH Malayalam Extra" w:eastAsia="Times New Roman" w:hAnsi="BRH Malayalam Extra" w:cs="BRH Malayalam Extra"/>
+                <w:color w:val="000000"/>
+                <w:sz w:val="40"/>
+                <w:szCs w:val="40"/>
+                <w:lang w:val="en-IN" w:eastAsia="en-IN" w:bidi="ml-IN"/>
+              </w:rPr>
+            </w:pPr>
+            <w:r>
+              <w:rPr>
+                <w:rFonts w:ascii="BRH Malayalam Extra" w:eastAsia="Times New Roman" w:hAnsi="BRH Malayalam Extra" w:cs="BRH Malayalam Extra"/>
+                <w:color w:val="000000"/>
+                <w:sz w:val="40"/>
+                <w:szCs w:val="40"/>
+                <w:lang w:val="en-IN" w:eastAsia="en-IN" w:bidi="ml-IN"/>
+              </w:rPr>
+              <w:t>Mx</w:t>
+            </w:r>
+            <w:r>
+              <w:rPr>
+                <w:rFonts w:ascii="BRH Malayalam Extra" w:eastAsia="Times New Roman" w:hAnsi="BRH Malayalam Extra" w:cs="BRH Malayalam Extra"/>
+                <w:b/>
+                <w:color w:val="000000"/>
+                <w:sz w:val="32"/>
+                <w:szCs w:val="40"/>
+                <w:lang w:val="en-IN" w:eastAsia="en-IN" w:bidi="ml-IN"/>
+              </w:rPr>
+              <w:t>–</w:t>
+            </w:r>
+            <w:r>
+              <w:rPr>
+                <w:rFonts w:ascii="BRH Malayalam Extra" w:eastAsia="Times New Roman" w:hAnsi="BRH Malayalam Extra" w:cs="BRH Malayalam Extra"/>
+                <w:color w:val="000000"/>
+                <w:sz w:val="40"/>
+                <w:szCs w:val="40"/>
+                <w:lang w:val="en-IN" w:eastAsia="en-IN" w:bidi="ml-IN"/>
+              </w:rPr>
+              <w:t xml:space="preserve">Z¡I </w:t>
+            </w:r>
+            <w:r>
+              <w:rPr>
+                <w:rFonts w:ascii="BRH Devanagari Extra" w:eastAsia="Times New Roman" w:hAnsi="BRH Devanagari Extra" w:cs="BRH Malayalam Extra"/>
+                <w:color w:val="000000"/>
+                <w:sz w:val="32"/>
+                <w:szCs w:val="40"/>
+                <w:lang w:val="en-IN" w:eastAsia="en-IN" w:bidi="ml-IN"/>
+              </w:rPr>
+              <w:t>Æ</w:t>
+            </w:r>
+            <w:r>
+              <w:rPr>
+                <w:rFonts w:ascii="BRH Malayalam Extra" w:eastAsia="Times New Roman" w:hAnsi="BRH Malayalam Extra" w:cs="BRH Malayalam Extra"/>
+                <w:color w:val="000000"/>
+                <w:sz w:val="40"/>
+                <w:szCs w:val="40"/>
+                <w:lang w:val="en-IN" w:eastAsia="en-IN" w:bidi="ml-IN"/>
+              </w:rPr>
+              <w:t>py</w:t>
+            </w:r>
+            <w:r>
+              <w:rPr>
+                <w:rFonts w:ascii="BRH Malayalam Extra" w:eastAsia="Times New Roman" w:hAnsi="BRH Malayalam Extra" w:cs="BRH Malayalam Extra"/>
+                <w:b/>
+                <w:color w:val="000000"/>
+                <w:sz w:val="32"/>
+                <w:szCs w:val="40"/>
+                <w:lang w:val="en-IN" w:eastAsia="en-IN" w:bidi="ml-IN"/>
+              </w:rPr>
+              <w:t>–</w:t>
+            </w:r>
+            <w:r>
+              <w:rPr>
+                <w:rFonts w:ascii="BRH Malayalam Extra" w:eastAsia="Times New Roman" w:hAnsi="BRH Malayalam Extra" w:cs="BRH Malayalam Extra"/>
+                <w:color w:val="000000"/>
+                <w:sz w:val="40"/>
+                <w:szCs w:val="40"/>
+                <w:highlight w:val="yellow"/>
+                <w:lang w:val="en-IN" w:eastAsia="en-IN" w:bidi="ml-IN"/>
+              </w:rPr>
+              <w:t>Z</w:t>
+            </w:r>
+            <w:r>
+              <w:rPr>
+                <w:rFonts w:ascii="BRH Malayalam Extra" w:eastAsia="Times New Roman" w:hAnsi="BRH Malayalam Extra" w:cs="BRH Malayalam Extra"/>
+                <w:color w:val="000000"/>
+                <w:sz w:val="40"/>
+                <w:szCs w:val="40"/>
+                <w:lang w:val="en-IN" w:eastAsia="en-IN" w:bidi="ml-IN"/>
+              </w:rPr>
+              <w:t xml:space="preserve">ûx | </w:t>
+            </w:r>
+          </w:p>
+          <w:p>
+            <w:pPr>
+              <w:widowControl w:val="0"/>
+              <w:autoSpaceDE w:val="0"/>
+              <w:autoSpaceDN w:val="0"/>
+              <w:adjustRightInd w:val="0"/>
+              <w:spacing w:line="252" w:lineRule="auto"/>
+              <w:rPr>
+                <w:rFonts w:ascii="BRH Devanagari Extra" w:hAnsi="BRH Devanagari Extra" w:cs="BRH Devanagari Extra"/>
+                <w:color w:val="000000"/>
+                <w:sz w:val="40"/>
+                <w:szCs w:val="40"/>
+                <w:lang w:bidi="ml-IN"/>
+              </w:rPr>
+            </w:pPr>
+            <w:r>
+              <w:rPr>
+                <w:rFonts w:ascii="BRH Malayalam Extra" w:eastAsia="Times New Roman" w:hAnsi="BRH Malayalam Extra" w:cs="BRH Malayalam Extra"/>
+                <w:color w:val="000000"/>
+                <w:sz w:val="40"/>
+                <w:szCs w:val="40"/>
+                <w:lang w:val="en-IN" w:eastAsia="en-IN" w:bidi="ml-IN"/>
+              </w:rPr>
+              <w:t>py</w:t>
+            </w:r>
+            <w:r>
+              <w:rPr>
+                <w:rFonts w:ascii="BRH Malayalam Extra" w:eastAsia="Times New Roman" w:hAnsi="BRH Malayalam Extra" w:cs="BRH Malayalam Extra"/>
+                <w:b/>
+                <w:color w:val="000000"/>
+                <w:sz w:val="32"/>
+                <w:szCs w:val="40"/>
+                <w:lang w:val="en-IN" w:eastAsia="en-IN" w:bidi="ml-IN"/>
+              </w:rPr>
+              <w:t>–</w:t>
+            </w:r>
+            <w:r>
+              <w:rPr>
+                <w:rFonts w:ascii="BRH Malayalam Extra" w:eastAsia="Times New Roman" w:hAnsi="BRH Malayalam Extra" w:cs="BRH Malayalam Extra"/>
+                <w:color w:val="000000"/>
+                <w:sz w:val="40"/>
+                <w:szCs w:val="40"/>
+                <w:highlight w:val="yellow"/>
+                <w:lang w:val="en-IN" w:eastAsia="en-IN" w:bidi="ml-IN"/>
+              </w:rPr>
+              <w:t>Z</w:t>
+            </w:r>
+            <w:r>
+              <w:rPr>
+                <w:rFonts w:ascii="BRH Malayalam Extra" w:eastAsia="Times New Roman" w:hAnsi="BRH Malayalam Extra" w:cs="BRH Malayalam Extra"/>
+                <w:color w:val="000000"/>
+                <w:sz w:val="40"/>
+                <w:szCs w:val="40"/>
+                <w:lang w:val="en-IN" w:eastAsia="en-IN" w:bidi="ml-IN"/>
+              </w:rPr>
+              <w:t>ûx Mx</w:t>
+            </w:r>
+            <w:r>
+              <w:rPr>
+                <w:rFonts w:ascii="BRH Malayalam Extra" w:eastAsia="Times New Roman" w:hAnsi="BRH Malayalam Extra" w:cs="BRH Malayalam Extra"/>
+                <w:b/>
+                <w:color w:val="000000"/>
+                <w:sz w:val="32"/>
+                <w:szCs w:val="40"/>
+                <w:lang w:val="en-IN" w:eastAsia="en-IN" w:bidi="ml-IN"/>
+              </w:rPr>
+              <w:t>–</w:t>
+            </w:r>
+            <w:r>
+              <w:rPr>
+                <w:rFonts w:ascii="BRH Malayalam Extra" w:eastAsia="Times New Roman" w:hAnsi="BRH Malayalam Extra" w:cs="BRH Malayalam Extra"/>
+                <w:color w:val="000000"/>
+                <w:sz w:val="40"/>
+                <w:szCs w:val="40"/>
+                <w:lang w:val="en-IN" w:eastAsia="en-IN" w:bidi="ml-IN"/>
+              </w:rPr>
+              <w:t>Z¡I |</w:t>
+            </w:r>
+          </w:p>
+        </w:tc>
+        <w:tc>
+          <w:tcPr>
+            <w:tcW w:w="6095" w:type="dxa"/>
+          </w:tcPr>
+          <w:p>
+            <w:pPr>
+              <w:widowControl w:val="0"/>
+              <w:autoSpaceDE w:val="0"/>
+              <w:autoSpaceDN w:val="0"/>
+              <w:adjustRightInd w:val="0"/>
+              <w:spacing w:line="252" w:lineRule="auto"/>
+              <w:rPr>
+                <w:rFonts w:ascii="BRH Malayalam Extra" w:eastAsia="Times New Roman" w:hAnsi="BRH Malayalam Extra" w:cs="BRH Malayalam Extra"/>
+                <w:color w:val="000000"/>
+                <w:sz w:val="40"/>
+                <w:szCs w:val="40"/>
+                <w:lang w:eastAsia="en-IN" w:bidi="ml-IN"/>
+              </w:rPr>
+            </w:pPr>
+            <w:r>
+              <w:rPr>
+                <w:rFonts w:ascii="BRH Malayalam Extra" w:eastAsia="Times New Roman" w:hAnsi="BRH Malayalam Extra" w:cs="BRH Malayalam Extra"/>
+                <w:color w:val="000000"/>
+                <w:sz w:val="40"/>
+                <w:szCs w:val="40"/>
+                <w:lang w:eastAsia="en-IN" w:bidi="ml-IN"/>
+              </w:rPr>
+              <w:t>Mx</w:t>
+            </w:r>
+            <w:r>
+              <w:rPr>
+                <w:rFonts w:ascii="BRH Malayalam Extra" w:eastAsia="Times New Roman" w:hAnsi="BRH Malayalam Extra" w:cs="BRH Malayalam Extra"/>
+                <w:b/>
+                <w:color w:val="000000"/>
+                <w:sz w:val="32"/>
+                <w:szCs w:val="40"/>
+                <w:lang w:eastAsia="en-IN" w:bidi="ml-IN"/>
+              </w:rPr>
+              <w:t>–</w:t>
+            </w:r>
+            <w:r>
+              <w:rPr>
+                <w:rFonts w:ascii="BRH Malayalam Extra" w:eastAsia="Times New Roman" w:hAnsi="BRH Malayalam Extra" w:cs="BRH Malayalam Extra"/>
+                <w:color w:val="000000"/>
+                <w:sz w:val="40"/>
+                <w:szCs w:val="40"/>
+                <w:lang w:eastAsia="en-IN" w:bidi="ml-IN"/>
+              </w:rPr>
+              <w:t xml:space="preserve">Z¡I </w:t>
+            </w:r>
+            <w:r>
+              <w:rPr>
+                <w:rFonts w:ascii="BRH Devanagari Extra" w:eastAsia="Times New Roman" w:hAnsi="BRH Devanagari Extra" w:cs="BRH Malayalam Extra"/>
+                <w:color w:val="000000"/>
+                <w:sz w:val="32"/>
+                <w:szCs w:val="40"/>
+                <w:lang w:eastAsia="en-IN" w:bidi="ml-IN"/>
+              </w:rPr>
+              <w:t>Æ</w:t>
+            </w:r>
+            <w:r>
+              <w:rPr>
+                <w:rFonts w:ascii="BRH Malayalam Extra" w:eastAsia="Times New Roman" w:hAnsi="BRH Malayalam Extra" w:cs="BRH Malayalam Extra"/>
+                <w:color w:val="000000"/>
+                <w:sz w:val="40"/>
+                <w:szCs w:val="40"/>
+                <w:lang w:eastAsia="en-IN" w:bidi="ml-IN"/>
+              </w:rPr>
+              <w:t>py</w:t>
+            </w:r>
+            <w:r>
+              <w:rPr>
+                <w:rFonts w:ascii="BRH Malayalam Extra" w:eastAsia="Times New Roman" w:hAnsi="BRH Malayalam Extra" w:cs="BRH Malayalam Extra"/>
+                <w:b/>
+                <w:color w:val="000000"/>
+                <w:sz w:val="32"/>
+                <w:szCs w:val="40"/>
+                <w:lang w:eastAsia="en-IN" w:bidi="ml-IN"/>
+              </w:rPr>
+              <w:t>–</w:t>
+            </w:r>
+            <w:r>
+              <w:rPr>
+                <w:rFonts w:ascii="BRH Malayalam Extra" w:eastAsia="Times New Roman" w:hAnsi="BRH Malayalam Extra" w:cs="BRH Malayalam Extra"/>
+                <w:color w:val="000000"/>
+                <w:sz w:val="40"/>
+                <w:szCs w:val="40"/>
+                <w:highlight w:val="green"/>
+                <w:lang w:eastAsia="en-IN" w:bidi="ml-IN"/>
+              </w:rPr>
+              <w:t>À</w:t>
+            </w:r>
+            <w:r>
+              <w:rPr>
+                <w:rFonts w:ascii="BRH Malayalam Extra" w:eastAsia="Times New Roman" w:hAnsi="BRH Malayalam Extra" w:cs="BRH Malayalam Extra"/>
+                <w:color w:val="000000"/>
+                <w:sz w:val="40"/>
+                <w:szCs w:val="40"/>
+                <w:lang w:eastAsia="en-IN" w:bidi="ml-IN"/>
+              </w:rPr>
+              <w:t xml:space="preserve">ûx | </w:t>
+            </w:r>
+          </w:p>
+          <w:p>
+            <w:pPr>
+              <w:widowControl w:val="0"/>
+              <w:autoSpaceDE w:val="0"/>
+              <w:autoSpaceDN w:val="0"/>
+              <w:adjustRightInd w:val="0"/>
+              <w:spacing w:line="252" w:lineRule="auto"/>
+              <w:rPr>
+                <w:rFonts w:ascii="BRH Devanagari Extra" w:hAnsi="BRH Devanagari Extra" w:cs="BRH Devanagari Extra"/>
+                <w:color w:val="000000"/>
+                <w:sz w:val="40"/>
+                <w:szCs w:val="40"/>
+                <w:lang w:bidi="ml-IN"/>
+              </w:rPr>
+            </w:pPr>
+            <w:r>
+              <w:rPr>
+                <w:rFonts w:ascii="BRH Malayalam Extra" w:eastAsia="Times New Roman" w:hAnsi="BRH Malayalam Extra" w:cs="BRH Malayalam Extra"/>
+                <w:color w:val="000000"/>
+                <w:sz w:val="40"/>
+                <w:szCs w:val="40"/>
+                <w:lang w:eastAsia="en-IN" w:bidi="ml-IN"/>
+              </w:rPr>
+              <w:t>py</w:t>
+            </w:r>
+            <w:r>
+              <w:rPr>
+                <w:rFonts w:ascii="BRH Malayalam Extra" w:eastAsia="Times New Roman" w:hAnsi="BRH Malayalam Extra" w:cs="BRH Malayalam Extra"/>
+                <w:b/>
+                <w:color w:val="000000"/>
+                <w:sz w:val="32"/>
+                <w:szCs w:val="40"/>
+                <w:lang w:eastAsia="en-IN" w:bidi="ml-IN"/>
+              </w:rPr>
+              <w:t>–</w:t>
+            </w:r>
+            <w:r>
+              <w:rPr>
+                <w:rFonts w:ascii="BRH Malayalam Extra" w:eastAsia="Times New Roman" w:hAnsi="BRH Malayalam Extra" w:cs="BRH Malayalam Extra"/>
+                <w:color w:val="000000"/>
+                <w:sz w:val="40"/>
+                <w:szCs w:val="40"/>
+                <w:highlight w:val="green"/>
+                <w:lang w:eastAsia="en-IN" w:bidi="ml-IN"/>
+              </w:rPr>
+              <w:t>À</w:t>
+            </w:r>
+            <w:r>
+              <w:rPr>
+                <w:rFonts w:ascii="BRH Malayalam Extra" w:eastAsia="Times New Roman" w:hAnsi="BRH Malayalam Extra" w:cs="BRH Malayalam Extra"/>
+                <w:color w:val="000000"/>
+                <w:sz w:val="40"/>
+                <w:szCs w:val="40"/>
+                <w:lang w:eastAsia="en-IN" w:bidi="ml-IN"/>
+              </w:rPr>
+              <w:t xml:space="preserve">ûx </w:t>
+            </w:r>
+            <w:r>
+              <w:rPr>
+                <w:rFonts w:ascii="BRH Malayalam Extra" w:eastAsia="Times New Roman" w:hAnsi="BRH Malayalam Extra" w:cs="BRH Malayalam Extra"/>
+                <w:color w:val="000000"/>
+                <w:sz w:val="40"/>
+                <w:szCs w:val="40"/>
+                <w:lang w:val="it-IT" w:eastAsia="en-IN" w:bidi="ml-IN"/>
+              </w:rPr>
+              <w:t>Mx</w:t>
+            </w:r>
+            <w:r>
+              <w:rPr>
+                <w:rFonts w:ascii="BRH Malayalam Extra" w:eastAsia="Times New Roman" w:hAnsi="BRH Malayalam Extra" w:cs="BRH Malayalam Extra"/>
+                <w:b/>
+                <w:color w:val="000000"/>
+                <w:sz w:val="32"/>
+                <w:szCs w:val="40"/>
+                <w:lang w:val="it-IT" w:eastAsia="en-IN" w:bidi="ml-IN"/>
+              </w:rPr>
+              <w:t>–</w:t>
+            </w:r>
+            <w:r>
+              <w:rPr>
+                <w:rFonts w:ascii="BRH Malayalam Extra" w:eastAsia="Times New Roman" w:hAnsi="BRH Malayalam Extra" w:cs="BRH Malayalam Extra"/>
+                <w:color w:val="000000"/>
+                <w:sz w:val="40"/>
+                <w:szCs w:val="40"/>
+                <w:lang w:val="it-IT" w:eastAsia="en-IN" w:bidi="ml-IN"/>
+              </w:rPr>
+              <w:t>Z¡I |</w:t>
+            </w:r>
+          </w:p>
+        </w:tc>
+      </w:tr>
+      <w:tr>
+        <w:trPr>
+          <w:trHeight w:val="2832"/>
+        </w:trPr>
+        <w:tc>
+          <w:tcPr>
+            <w:tcW w:w="3339" w:type="dxa"/>
+          </w:tcPr>
+          <w:p>
+            <w:pPr>
+              <w:widowControl w:val="0"/>
+              <w:tabs>
+                <w:tab w:val="left" w:pos="993"/>
+              </w:tabs>
+              <w:autoSpaceDE w:val="0"/>
+              <w:autoSpaceDN w:val="0"/>
+              <w:adjustRightInd w:val="0"/>
+              <w:spacing w:before="0" w:line="252" w:lineRule="auto"/>
+              <w:ind w:right="297"/>
+              <w:rPr>
+                <w:rFonts w:cs="Arial"/>
+                <w:b/>
+                <w:sz w:val="28"/>
+                <w:szCs w:val="28"/>
+              </w:rPr>
+            </w:pPr>
+            <w:r>
+              <w:rPr>
+                <w:rFonts w:cs="Arial"/>
+                <w:b/>
+                <w:sz w:val="28"/>
+                <w:szCs w:val="28"/>
+              </w:rPr>
+              <w:t>T.S.6.6.4.4 – Kramam</w:t>
+            </w:r>
+          </w:p>
+          <w:p>
+            <w:pPr>
+              <w:widowControl w:val="0"/>
+              <w:tabs>
+                <w:tab w:val="left" w:pos="993"/>
+              </w:tabs>
+              <w:autoSpaceDE w:val="0"/>
+              <w:autoSpaceDN w:val="0"/>
+              <w:adjustRightInd w:val="0"/>
+              <w:spacing w:before="0" w:line="252" w:lineRule="auto"/>
+              <w:ind w:right="297"/>
+              <w:rPr>
+                <w:rFonts w:cs="Arial"/>
+                <w:b/>
+                <w:szCs w:val="24"/>
+              </w:rPr>
+            </w:pPr>
+            <w:r>
+              <w:rPr>
+                <w:rFonts w:cs="Arial"/>
+                <w:b/>
+                <w:szCs w:val="24"/>
+              </w:rPr>
+              <w:t>Krama Vaakyam No.– 24,26,27</w:t>
+            </w:r>
+          </w:p>
+          <w:p>
+            <w:pPr>
+              <w:widowControl w:val="0"/>
+              <w:tabs>
+                <w:tab w:val="left" w:pos="993"/>
+              </w:tabs>
+              <w:autoSpaceDE w:val="0"/>
+              <w:autoSpaceDN w:val="0"/>
+              <w:adjustRightInd w:val="0"/>
+              <w:spacing w:before="0" w:line="252" w:lineRule="auto"/>
+              <w:ind w:right="297"/>
+              <w:rPr>
+                <w:rFonts w:cs="Arial"/>
+                <w:b/>
+                <w:sz w:val="28"/>
+                <w:szCs w:val="28"/>
+              </w:rPr>
+            </w:pPr>
+            <w:r>
+              <w:rPr>
+                <w:rFonts w:cs="Arial"/>
+                <w:b/>
+                <w:sz w:val="28"/>
+                <w:szCs w:val="28"/>
+              </w:rPr>
+              <w:t>Panchaati No. - 17</w:t>
+            </w:r>
+          </w:p>
+        </w:tc>
+        <w:tc>
+          <w:tcPr>
+            <w:tcW w:w="5245" w:type="dxa"/>
+          </w:tcPr>
+          <w:p>
+            <w:pPr>
+              <w:widowControl w:val="0"/>
+              <w:autoSpaceDE w:val="0"/>
+              <w:autoSpaceDN w:val="0"/>
+              <w:adjustRightInd w:val="0"/>
+              <w:spacing w:before="0" w:line="240" w:lineRule="auto"/>
+              <w:rPr>
+                <w:rFonts w:ascii="BRH Malayalam Extra" w:eastAsia="Times New Roman" w:hAnsi="BRH Malayalam Extra" w:cs="BRH Malayalam Extra"/>
+                <w:color w:val="000000"/>
+                <w:sz w:val="40"/>
+                <w:szCs w:val="40"/>
+                <w:lang w:eastAsia="en-IN" w:bidi="ml-IN"/>
+              </w:rPr>
+            </w:pPr>
+            <w:r>
+              <w:rPr>
+                <w:rFonts w:ascii="BRH Malayalam Extra" w:eastAsia="Times New Roman" w:hAnsi="BRH Malayalam Extra" w:cs="BRH Malayalam Extra"/>
+                <w:color w:val="000000"/>
+                <w:sz w:val="40"/>
+                <w:szCs w:val="40"/>
+                <w:lang w:eastAsia="en-IN" w:bidi="ml-IN"/>
+              </w:rPr>
+              <w:t>D</w:t>
+            </w:r>
+            <w:r>
+              <w:rPr>
+                <w:rFonts w:ascii="BRH Malayalam Extra" w:eastAsia="Times New Roman" w:hAnsi="BRH Malayalam Extra" w:cs="BRH Malayalam Extra"/>
+                <w:b/>
+                <w:color w:val="000000"/>
+                <w:sz w:val="32"/>
+                <w:szCs w:val="40"/>
+                <w:lang w:eastAsia="en-IN" w:bidi="ml-IN"/>
+              </w:rPr>
+              <w:t>–</w:t>
+            </w:r>
+            <w:r>
+              <w:rPr>
+                <w:rFonts w:ascii="BRH Malayalam Extra" w:eastAsia="Times New Roman" w:hAnsi="BRH Malayalam Extra" w:cs="BRH Malayalam Extra"/>
+                <w:color w:val="000000"/>
+                <w:sz w:val="40"/>
+                <w:szCs w:val="40"/>
+                <w:lang w:eastAsia="en-IN" w:bidi="ml-IN"/>
+              </w:rPr>
+              <w:t>e</w:t>
+            </w:r>
+            <w:r>
+              <w:rPr>
+                <w:rFonts w:ascii="BRH Malayalam Extra" w:eastAsia="Times New Roman" w:hAnsi="BRH Malayalam Extra" w:cs="BRH Malayalam Extra"/>
+                <w:b/>
+                <w:color w:val="000000"/>
+                <w:sz w:val="32"/>
+                <w:szCs w:val="40"/>
+                <w:lang w:eastAsia="en-IN" w:bidi="ml-IN"/>
+              </w:rPr>
+              <w:t>–</w:t>
+            </w:r>
+            <w:r>
+              <w:rPr>
+                <w:rFonts w:ascii="BRH Malayalam Extra" w:eastAsia="Times New Roman" w:hAnsi="BRH Malayalam Extra" w:cs="BRH Malayalam Extra"/>
+                <w:color w:val="000000"/>
+                <w:sz w:val="40"/>
+                <w:szCs w:val="40"/>
+                <w:lang w:eastAsia="en-IN" w:bidi="ml-IN"/>
+              </w:rPr>
+              <w:t>q¥j</w:t>
+            </w:r>
+            <w:r>
+              <w:rPr>
+                <w:rFonts w:ascii="BRH Malayalam Extra" w:eastAsia="Times New Roman" w:hAnsi="BRH Malayalam Extra" w:cs="BRH Malayalam Extra"/>
+                <w:b/>
+                <w:color w:val="000000"/>
+                <w:sz w:val="32"/>
+                <w:szCs w:val="40"/>
+                <w:lang w:eastAsia="en-IN" w:bidi="ml-IN"/>
+              </w:rPr>
+              <w:t>–</w:t>
+            </w:r>
+            <w:r>
+              <w:rPr>
+                <w:rFonts w:ascii="BRH Malayalam Extra" w:eastAsia="Times New Roman" w:hAnsi="BRH Malayalam Extra" w:cs="BRH Malayalam Extra"/>
+                <w:color w:val="000000"/>
+                <w:sz w:val="40"/>
+                <w:szCs w:val="40"/>
+                <w:lang w:eastAsia="en-IN" w:bidi="ml-IN"/>
+              </w:rPr>
+              <w:t xml:space="preserve"> öhxZ£—põxed¡¤¤</w:t>
+            </w:r>
+            <w:r>
+              <w:rPr>
+                <w:rFonts w:ascii="BRH Malayalam Extra" w:eastAsia="Times New Roman" w:hAnsi="BRH Malayalam Extra" w:cs="BRH Malayalam Extra"/>
+                <w:color w:val="000000"/>
+                <w:sz w:val="40"/>
+                <w:szCs w:val="40"/>
+                <w:highlight w:val="yellow"/>
+                <w:lang w:eastAsia="en-IN" w:bidi="ml-IN"/>
+              </w:rPr>
+              <w:t>Z</w:t>
+            </w:r>
+            <w:r>
+              <w:rPr>
+                <w:rFonts w:ascii="BRH Malayalam Extra" w:eastAsia="Times New Roman" w:hAnsi="BRH Malayalam Extra" w:cs="BRH Malayalam Extra"/>
+                <w:color w:val="000000"/>
+                <w:sz w:val="40"/>
+                <w:szCs w:val="40"/>
+                <w:lang w:eastAsia="en-IN" w:bidi="ml-IN"/>
+              </w:rPr>
+              <w:t xml:space="preserve">õ | </w:t>
+            </w:r>
+          </w:p>
+          <w:p>
+            <w:pPr>
+              <w:widowControl w:val="0"/>
+              <w:autoSpaceDE w:val="0"/>
+              <w:autoSpaceDN w:val="0"/>
+              <w:adjustRightInd w:val="0"/>
+              <w:spacing w:before="0" w:line="240" w:lineRule="auto"/>
+              <w:rPr>
+                <w:rFonts w:ascii="BRH Malayalam Extra" w:eastAsia="Times New Roman" w:hAnsi="BRH Malayalam Extra" w:cs="BRH Malayalam Extra"/>
+                <w:color w:val="000000"/>
+                <w:sz w:val="40"/>
+                <w:szCs w:val="40"/>
+                <w:lang w:eastAsia="en-IN" w:bidi="ml-IN"/>
+              </w:rPr>
+            </w:pPr>
+            <w:r>
+              <w:rPr>
+                <w:rFonts w:ascii="BRH Malayalam Extra" w:eastAsia="Times New Roman" w:hAnsi="BRH Malayalam Extra" w:cs="BRH Malayalam Extra"/>
+                <w:color w:val="000000"/>
+                <w:sz w:val="40"/>
+                <w:szCs w:val="40"/>
+                <w:lang w:eastAsia="en-IN" w:bidi="ml-IN"/>
+              </w:rPr>
+              <w:t>öhxZ£—põxed¡¤¤</w:t>
+            </w:r>
+            <w:r>
+              <w:rPr>
+                <w:rFonts w:ascii="BRH Malayalam Extra" w:eastAsia="Times New Roman" w:hAnsi="BRH Malayalam Extra" w:cs="BRH Malayalam Extra"/>
+                <w:color w:val="000000"/>
+                <w:sz w:val="40"/>
+                <w:szCs w:val="40"/>
+                <w:highlight w:val="yellow"/>
+                <w:lang w:eastAsia="en-IN" w:bidi="ml-IN"/>
+              </w:rPr>
+              <w:t>Zõ</w:t>
+            </w:r>
+            <w:r>
+              <w:rPr>
+                <w:rFonts w:ascii="BRH Malayalam Extra" w:eastAsia="Times New Roman" w:hAnsi="BRH Malayalam Extra" w:cs="BRH Malayalam Extra"/>
+                <w:b/>
+                <w:color w:val="000000"/>
+                <w:sz w:val="32"/>
+                <w:szCs w:val="40"/>
+                <w:highlight w:val="yellow"/>
+                <w:lang w:eastAsia="en-IN" w:bidi="ml-IN"/>
+              </w:rPr>
+              <w:t>–</w:t>
+            </w:r>
+            <w:r>
+              <w:rPr>
+                <w:rFonts w:ascii="BRH Malayalam Extra" w:eastAsia="Times New Roman" w:hAnsi="BRH Malayalam Extra" w:cs="BRH Malayalam Extra"/>
+                <w:color w:val="000000"/>
+                <w:sz w:val="40"/>
+                <w:szCs w:val="40"/>
+                <w:lang w:eastAsia="en-IN" w:bidi="ml-IN"/>
+              </w:rPr>
+              <w:t xml:space="preserve"> sª¥p˜ | </w:t>
+            </w:r>
+          </w:p>
+          <w:p>
+            <w:pPr>
+              <w:widowControl w:val="0"/>
+              <w:autoSpaceDE w:val="0"/>
+              <w:autoSpaceDN w:val="0"/>
+              <w:adjustRightInd w:val="0"/>
+              <w:spacing w:before="0" w:line="240" w:lineRule="auto"/>
+              <w:rPr>
+                <w:rFonts w:ascii="BRH Malayalam Extra" w:eastAsia="Times New Roman" w:hAnsi="BRH Malayalam Extra" w:cs="BRH Malayalam Extra"/>
+                <w:sz w:val="40"/>
+                <w:szCs w:val="40"/>
+                <w:lang w:eastAsia="en-IN" w:bidi="ml-IN"/>
+              </w:rPr>
+            </w:pPr>
+            <w:r>
+              <w:rPr>
+                <w:rFonts w:ascii="BRH Malayalam Extra" w:eastAsia="Times New Roman" w:hAnsi="BRH Malayalam Extra" w:cs="BRH Malayalam Extra"/>
+                <w:color w:val="000000"/>
+                <w:sz w:val="40"/>
+                <w:szCs w:val="40"/>
+                <w:lang w:eastAsia="en-IN" w:bidi="ml-IN"/>
+              </w:rPr>
+              <w:t>öhxZ£—põxed¡</w:t>
+            </w:r>
+            <w:r>
+              <w:rPr>
+                <w:rFonts w:ascii="BRH Malayalam Extra" w:eastAsia="Times New Roman" w:hAnsi="BRH Malayalam Extra" w:cs="BRH Malayalam Extra"/>
+                <w:color w:val="000000"/>
+                <w:sz w:val="40"/>
+                <w:szCs w:val="40"/>
+                <w:highlight w:val="yellow"/>
+                <w:lang w:eastAsia="en-IN" w:bidi="ml-IN"/>
+              </w:rPr>
+              <w:t>Zõ</w:t>
+            </w:r>
+            <w:r>
+              <w:rPr>
+                <w:rFonts w:ascii="BRH Malayalam Extra" w:eastAsia="Times New Roman" w:hAnsi="BRH Malayalam Extra" w:cs="BRH Malayalam Extra"/>
+                <w:color w:val="000000"/>
+                <w:sz w:val="40"/>
+                <w:szCs w:val="40"/>
+                <w:lang w:eastAsia="en-IN" w:bidi="ml-IN"/>
+              </w:rPr>
+              <w:t>x</w:t>
+            </w:r>
+            <w:r>
+              <w:rPr>
+                <w:rFonts w:ascii="BRH Malayalam Extra" w:eastAsia="Times New Roman" w:hAnsi="BRH Malayalam Extra" w:cs="BRH Malayalam Extra"/>
+                <w:b/>
+                <w:color w:val="000000"/>
+                <w:sz w:val="32"/>
+                <w:szCs w:val="40"/>
+                <w:lang w:eastAsia="en-IN" w:bidi="ml-IN"/>
+              </w:rPr>
+              <w:t>–</w:t>
+            </w:r>
+            <w:r>
+              <w:rPr>
+                <w:rFonts w:ascii="BRH Malayalam Extra" w:eastAsia="Times New Roman" w:hAnsi="BRH Malayalam Extra" w:cs="BRH Malayalam Extra"/>
+                <w:color w:val="000000"/>
+                <w:sz w:val="40"/>
+                <w:szCs w:val="40"/>
+                <w:lang w:eastAsia="en-IN" w:bidi="ml-IN"/>
+              </w:rPr>
+              <w:t xml:space="preserve"> CZy</w:t>
+            </w:r>
+            <w:r>
+              <w:rPr>
+                <w:rFonts w:ascii="BRH Malayalam Extra" w:eastAsia="Times New Roman" w:hAnsi="BRH Malayalam Extra" w:cs="BRH Malayalam Extra"/>
+                <w:b/>
+                <w:color w:val="000000"/>
+                <w:sz w:val="32"/>
+                <w:szCs w:val="40"/>
+                <w:lang w:eastAsia="en-IN" w:bidi="ml-IN"/>
+              </w:rPr>
+              <w:t>–</w:t>
+            </w:r>
+            <w:r>
+              <w:rPr>
+                <w:rFonts w:ascii="BRH Malayalam Extra" w:eastAsia="Times New Roman" w:hAnsi="BRH Malayalam Extra" w:cs="BRH Malayalam Extra"/>
+                <w:color w:val="000000"/>
+                <w:sz w:val="40"/>
+                <w:szCs w:val="40"/>
+                <w:lang w:eastAsia="en-IN" w:bidi="ml-IN"/>
+              </w:rPr>
+              <w:t xml:space="preserve"> öhxZ£—põ - A</w:t>
+            </w:r>
+            <w:r>
+              <w:rPr>
+                <w:rFonts w:ascii="BRH Malayalam Extra" w:eastAsia="Times New Roman" w:hAnsi="BRH Malayalam Extra" w:cs="BRH Malayalam Extra"/>
+                <w:b/>
+                <w:color w:val="000000"/>
+                <w:sz w:val="32"/>
+                <w:szCs w:val="40"/>
+                <w:lang w:eastAsia="en-IN" w:bidi="ml-IN"/>
+              </w:rPr>
+              <w:t>–</w:t>
+            </w:r>
+            <w:r>
+              <w:rPr>
+                <w:rFonts w:ascii="BRH Malayalam Extra" w:eastAsia="Times New Roman" w:hAnsi="BRH Malayalam Extra" w:cs="BRH Malayalam Extra"/>
+                <w:color w:val="000000"/>
+                <w:sz w:val="40"/>
+                <w:szCs w:val="40"/>
+                <w:lang w:eastAsia="en-IN" w:bidi="ml-IN"/>
+              </w:rPr>
+              <w:t>e</w:t>
+            </w:r>
+            <w:r>
+              <w:rPr>
+                <w:rFonts w:ascii="BRH Malayalam Extra" w:eastAsia="Times New Roman" w:hAnsi="BRH Malayalam Extra" w:cs="BRH Malayalam Extra"/>
+                <w:b/>
+                <w:color w:val="000000"/>
+                <w:sz w:val="32"/>
+                <w:szCs w:val="40"/>
+                <w:lang w:eastAsia="en-IN" w:bidi="ml-IN"/>
+              </w:rPr>
+              <w:t>–</w:t>
+            </w:r>
+            <w:r>
+              <w:rPr>
+                <w:rFonts w:ascii="BRH Malayalam Extra" w:eastAsia="Times New Roman" w:hAnsi="BRH Malayalam Extra" w:cs="BRH Malayalam Extra"/>
+                <w:color w:val="000000"/>
+                <w:sz w:val="40"/>
+                <w:szCs w:val="40"/>
+                <w:lang w:eastAsia="en-IN" w:bidi="ml-IN"/>
+              </w:rPr>
+              <w:t>d¡</w:t>
+            </w:r>
+            <w:r>
+              <w:rPr>
+                <w:rFonts w:ascii="BRH Malayalam Extra" w:eastAsia="Times New Roman" w:hAnsi="BRH Malayalam Extra" w:cs="BRH Malayalam Extra"/>
+                <w:b/>
+                <w:color w:val="000000"/>
+                <w:sz w:val="32"/>
+                <w:szCs w:val="40"/>
+                <w:lang w:eastAsia="en-IN" w:bidi="ml-IN"/>
+              </w:rPr>
+              <w:t>–</w:t>
+            </w:r>
+            <w:r>
+              <w:rPr>
+                <w:rFonts w:ascii="BRH Malayalam Extra" w:eastAsia="Times New Roman" w:hAnsi="BRH Malayalam Extra" w:cs="BRH Malayalam Extra"/>
+                <w:color w:val="000000"/>
+                <w:sz w:val="40"/>
+                <w:szCs w:val="40"/>
+                <w:lang w:eastAsia="en-IN" w:bidi="ml-IN"/>
+              </w:rPr>
+              <w:t>¤¤</w:t>
+            </w:r>
+            <w:r>
+              <w:rPr>
+                <w:rFonts w:ascii="BRH Malayalam Extra" w:eastAsia="Times New Roman" w:hAnsi="BRH Malayalam Extra" w:cs="BRH Malayalam Extra"/>
+                <w:color w:val="000000"/>
+                <w:sz w:val="40"/>
+                <w:szCs w:val="40"/>
+                <w:highlight w:val="yellow"/>
+                <w:lang w:eastAsia="en-IN" w:bidi="ml-IN"/>
+              </w:rPr>
+              <w:t>Zõ</w:t>
+            </w:r>
+            <w:r>
+              <w:rPr>
+                <w:rFonts w:ascii="BRH Malayalam Extra" w:eastAsia="Times New Roman" w:hAnsi="BRH Malayalam Extra" w:cs="BRH Malayalam Extra"/>
+                <w:b/>
+                <w:color w:val="000000"/>
+                <w:sz w:val="32"/>
+                <w:szCs w:val="40"/>
+                <w:lang w:eastAsia="en-IN" w:bidi="ml-IN"/>
+              </w:rPr>
+              <w:t>–</w:t>
+            </w:r>
+            <w:r>
+              <w:rPr>
+                <w:rFonts w:ascii="BRH Malayalam Extra" w:eastAsia="Times New Roman" w:hAnsi="BRH Malayalam Extra" w:cs="BRH Malayalam Extra"/>
+                <w:color w:val="000000"/>
+                <w:sz w:val="40"/>
+                <w:szCs w:val="40"/>
+                <w:lang w:eastAsia="en-IN" w:bidi="ml-IN"/>
+              </w:rPr>
+              <w:t xml:space="preserve"> |</w:t>
+            </w:r>
+          </w:p>
+        </w:tc>
+        <w:tc>
+          <w:tcPr>
+            <w:tcW w:w="6095" w:type="dxa"/>
+          </w:tcPr>
+          <w:p>
+            <w:pPr>
+              <w:widowControl w:val="0"/>
+              <w:autoSpaceDE w:val="0"/>
+              <w:autoSpaceDN w:val="0"/>
+              <w:adjustRightInd w:val="0"/>
+              <w:spacing w:before="0" w:line="240" w:lineRule="auto"/>
+              <w:rPr>
+                <w:rFonts w:ascii="BRH Malayalam Extra" w:eastAsia="Times New Roman" w:hAnsi="BRH Malayalam Extra" w:cs="BRH Malayalam Extra"/>
+                <w:color w:val="000000"/>
+                <w:sz w:val="40"/>
+                <w:szCs w:val="40"/>
+                <w:lang w:eastAsia="en-IN" w:bidi="ml-IN"/>
+              </w:rPr>
+            </w:pPr>
+            <w:r>
+              <w:rPr>
+                <w:rFonts w:ascii="BRH Malayalam Extra" w:eastAsia="Times New Roman" w:hAnsi="BRH Malayalam Extra" w:cs="BRH Malayalam Extra"/>
+                <w:color w:val="000000"/>
+                <w:sz w:val="40"/>
+                <w:szCs w:val="40"/>
+                <w:lang w:eastAsia="en-IN" w:bidi="ml-IN"/>
+              </w:rPr>
+              <w:t>D</w:t>
+            </w:r>
+            <w:r>
+              <w:rPr>
+                <w:rFonts w:ascii="BRH Malayalam Extra" w:eastAsia="Times New Roman" w:hAnsi="BRH Malayalam Extra" w:cs="BRH Malayalam Extra"/>
+                <w:b/>
+                <w:color w:val="000000"/>
+                <w:sz w:val="32"/>
+                <w:szCs w:val="40"/>
+                <w:lang w:eastAsia="en-IN" w:bidi="ml-IN"/>
+              </w:rPr>
+              <w:t>–</w:t>
+            </w:r>
+            <w:r>
+              <w:rPr>
+                <w:rFonts w:ascii="BRH Malayalam Extra" w:eastAsia="Times New Roman" w:hAnsi="BRH Malayalam Extra" w:cs="BRH Malayalam Extra"/>
+                <w:color w:val="000000"/>
+                <w:sz w:val="40"/>
+                <w:szCs w:val="40"/>
+                <w:lang w:eastAsia="en-IN" w:bidi="ml-IN"/>
+              </w:rPr>
+              <w:t>e</w:t>
+            </w:r>
+            <w:r>
+              <w:rPr>
+                <w:rFonts w:ascii="BRH Malayalam Extra" w:eastAsia="Times New Roman" w:hAnsi="BRH Malayalam Extra" w:cs="BRH Malayalam Extra"/>
+                <w:b/>
+                <w:color w:val="000000"/>
+                <w:sz w:val="32"/>
+                <w:szCs w:val="40"/>
+                <w:lang w:eastAsia="en-IN" w:bidi="ml-IN"/>
+              </w:rPr>
+              <w:t>–</w:t>
+            </w:r>
+            <w:r>
+              <w:rPr>
+                <w:rFonts w:ascii="BRH Malayalam Extra" w:eastAsia="Times New Roman" w:hAnsi="BRH Malayalam Extra" w:cs="BRH Malayalam Extra"/>
+                <w:color w:val="000000"/>
+                <w:sz w:val="40"/>
+                <w:szCs w:val="40"/>
+                <w:lang w:eastAsia="en-IN" w:bidi="ml-IN"/>
+              </w:rPr>
+              <w:t>q¥j</w:t>
+            </w:r>
+            <w:r>
+              <w:rPr>
+                <w:rFonts w:ascii="BRH Malayalam Extra" w:eastAsia="Times New Roman" w:hAnsi="BRH Malayalam Extra" w:cs="BRH Malayalam Extra"/>
+                <w:b/>
+                <w:color w:val="000000"/>
+                <w:sz w:val="32"/>
+                <w:szCs w:val="40"/>
+                <w:lang w:eastAsia="en-IN" w:bidi="ml-IN"/>
+              </w:rPr>
+              <w:t>–</w:t>
+            </w:r>
+            <w:r>
+              <w:rPr>
+                <w:rFonts w:ascii="BRH Malayalam Extra" w:eastAsia="Times New Roman" w:hAnsi="BRH Malayalam Extra" w:cs="BRH Malayalam Extra"/>
+                <w:color w:val="000000"/>
+                <w:sz w:val="40"/>
+                <w:szCs w:val="40"/>
+                <w:lang w:eastAsia="en-IN" w:bidi="ml-IN"/>
+              </w:rPr>
+              <w:t xml:space="preserve"> öhxZ£—põxed¡¤¤</w:t>
+            </w:r>
+            <w:r>
+              <w:rPr>
+                <w:rFonts w:ascii="BRH Malayalam Extra" w:eastAsia="Times New Roman" w:hAnsi="BRH Malayalam Extra" w:cs="BRH Malayalam Extra"/>
+                <w:color w:val="000000"/>
+                <w:sz w:val="40"/>
+                <w:szCs w:val="40"/>
+                <w:highlight w:val="green"/>
+                <w:lang w:eastAsia="en-IN" w:bidi="ml-IN"/>
+              </w:rPr>
+              <w:t>À</w:t>
+            </w:r>
+            <w:r>
+              <w:rPr>
+                <w:rFonts w:ascii="BRH Malayalam Extra" w:eastAsia="Times New Roman" w:hAnsi="BRH Malayalam Extra" w:cs="BRH Malayalam Extra"/>
+                <w:color w:val="000000"/>
+                <w:sz w:val="40"/>
+                <w:szCs w:val="40"/>
+                <w:lang w:eastAsia="en-IN" w:bidi="ml-IN"/>
+              </w:rPr>
+              <w:t>õ | öhxZ£—põxed¡¤¤</w:t>
+            </w:r>
+            <w:r>
+              <w:rPr>
+                <w:rFonts w:ascii="BRH Malayalam Extra" w:eastAsia="Times New Roman" w:hAnsi="BRH Malayalam Extra" w:cs="BRH Malayalam Extra"/>
+                <w:color w:val="000000"/>
+                <w:sz w:val="40"/>
+                <w:szCs w:val="40"/>
+                <w:highlight w:val="green"/>
+                <w:lang w:eastAsia="en-IN" w:bidi="ml-IN"/>
+              </w:rPr>
+              <w:t>À</w:t>
+            </w:r>
+            <w:r>
+              <w:rPr>
+                <w:rFonts w:ascii="BRH Malayalam Extra" w:eastAsia="Times New Roman" w:hAnsi="BRH Malayalam Extra" w:cs="BRH Malayalam Extra"/>
+                <w:color w:val="000000"/>
+                <w:sz w:val="40"/>
+                <w:szCs w:val="40"/>
+                <w:lang w:eastAsia="en-IN" w:bidi="ml-IN"/>
+              </w:rPr>
+              <w:t>õ</w:t>
+            </w:r>
+            <w:r>
+              <w:rPr>
+                <w:rFonts w:ascii="BRH Malayalam Extra" w:eastAsia="Times New Roman" w:hAnsi="BRH Malayalam Extra" w:cs="BRH Malayalam Extra"/>
+                <w:b/>
+                <w:color w:val="000000"/>
+                <w:sz w:val="32"/>
+                <w:szCs w:val="40"/>
+                <w:lang w:eastAsia="en-IN" w:bidi="ml-IN"/>
+              </w:rPr>
+              <w:t>–</w:t>
+            </w:r>
+            <w:r>
+              <w:rPr>
+                <w:rFonts w:ascii="BRH Malayalam Extra" w:eastAsia="Times New Roman" w:hAnsi="BRH Malayalam Extra" w:cs="BRH Malayalam Extra"/>
+                <w:color w:val="000000"/>
+                <w:sz w:val="40"/>
+                <w:szCs w:val="40"/>
+                <w:lang w:eastAsia="en-IN" w:bidi="ml-IN"/>
+              </w:rPr>
+              <w:t xml:space="preserve"> sª¥p˜ | öhxZ£—põxed¡</w:t>
+            </w:r>
+            <w:r>
+              <w:rPr>
+                <w:rFonts w:ascii="BRH Malayalam Extra" w:eastAsia="Times New Roman" w:hAnsi="BRH Malayalam Extra" w:cs="BRH Malayalam Extra"/>
+                <w:color w:val="000000"/>
+                <w:sz w:val="40"/>
+                <w:szCs w:val="40"/>
+                <w:highlight w:val="green"/>
+                <w:lang w:eastAsia="en-IN" w:bidi="ml-IN"/>
+              </w:rPr>
+              <w:t>À</w:t>
+            </w:r>
+            <w:r>
+              <w:rPr>
+                <w:rFonts w:ascii="BRH Malayalam Extra" w:eastAsia="Times New Roman" w:hAnsi="BRH Malayalam Extra" w:cs="BRH Malayalam Extra"/>
+                <w:color w:val="000000"/>
+                <w:sz w:val="40"/>
+                <w:szCs w:val="40"/>
+                <w:lang w:eastAsia="en-IN" w:bidi="ml-IN"/>
+              </w:rPr>
+              <w:t>õx</w:t>
+            </w:r>
+            <w:r>
+              <w:rPr>
+                <w:rFonts w:ascii="BRH Malayalam Extra" w:eastAsia="Times New Roman" w:hAnsi="BRH Malayalam Extra" w:cs="BRH Malayalam Extra"/>
+                <w:b/>
+                <w:color w:val="000000"/>
+                <w:sz w:val="32"/>
+                <w:szCs w:val="40"/>
+                <w:lang w:eastAsia="en-IN" w:bidi="ml-IN"/>
+              </w:rPr>
+              <w:t>–</w:t>
+            </w:r>
+            <w:r>
+              <w:rPr>
+                <w:rFonts w:ascii="BRH Malayalam Extra" w:eastAsia="Times New Roman" w:hAnsi="BRH Malayalam Extra" w:cs="BRH Malayalam Extra"/>
+                <w:color w:val="000000"/>
+                <w:sz w:val="40"/>
+                <w:szCs w:val="40"/>
+                <w:lang w:eastAsia="en-IN" w:bidi="ml-IN"/>
+              </w:rPr>
+              <w:t xml:space="preserve"> CZy</w:t>
+            </w:r>
+            <w:r>
+              <w:rPr>
+                <w:rFonts w:ascii="BRH Malayalam Extra" w:eastAsia="Times New Roman" w:hAnsi="BRH Malayalam Extra" w:cs="BRH Malayalam Extra"/>
+                <w:b/>
+                <w:color w:val="000000"/>
+                <w:sz w:val="32"/>
+                <w:szCs w:val="40"/>
+                <w:lang w:eastAsia="en-IN" w:bidi="ml-IN"/>
+              </w:rPr>
+              <w:t>–</w:t>
+            </w:r>
+            <w:r>
+              <w:rPr>
+                <w:rFonts w:ascii="BRH Malayalam Extra" w:eastAsia="Times New Roman" w:hAnsi="BRH Malayalam Extra" w:cs="BRH Malayalam Extra"/>
+                <w:color w:val="000000"/>
+                <w:sz w:val="40"/>
+                <w:szCs w:val="40"/>
+                <w:lang w:eastAsia="en-IN" w:bidi="ml-IN"/>
+              </w:rPr>
+              <w:t xml:space="preserve"> </w:t>
+            </w:r>
+          </w:p>
+          <w:p>
+            <w:pPr>
+              <w:widowControl w:val="0"/>
+              <w:autoSpaceDE w:val="0"/>
+              <w:autoSpaceDN w:val="0"/>
+              <w:adjustRightInd w:val="0"/>
+              <w:spacing w:before="0" w:line="240" w:lineRule="auto"/>
+              <w:rPr>
+                <w:rFonts w:ascii="BRH Malayalam Extra" w:eastAsia="Times New Roman" w:hAnsi="BRH Malayalam Extra" w:cs="BRH Malayalam Extra"/>
+                <w:sz w:val="40"/>
+                <w:szCs w:val="40"/>
+                <w:lang w:val="it-IT" w:eastAsia="en-IN" w:bidi="ml-IN"/>
+              </w:rPr>
+            </w:pPr>
+            <w:r>
+              <w:rPr>
+                <w:rFonts w:ascii="BRH Malayalam Extra" w:eastAsia="Times New Roman" w:hAnsi="BRH Malayalam Extra" w:cs="BRH Malayalam Extra"/>
+                <w:color w:val="000000"/>
+                <w:sz w:val="40"/>
+                <w:szCs w:val="40"/>
+                <w:lang w:val="it-IT" w:eastAsia="en-IN" w:bidi="ml-IN"/>
+              </w:rPr>
+              <w:t>öhxZ£—põ - A</w:t>
+            </w:r>
+            <w:r>
+              <w:rPr>
+                <w:rFonts w:ascii="BRH Malayalam Extra" w:eastAsia="Times New Roman" w:hAnsi="BRH Malayalam Extra" w:cs="BRH Malayalam Extra"/>
+                <w:b/>
+                <w:color w:val="000000"/>
+                <w:sz w:val="32"/>
+                <w:szCs w:val="40"/>
+                <w:lang w:val="it-IT" w:eastAsia="en-IN" w:bidi="ml-IN"/>
+              </w:rPr>
+              <w:t>–</w:t>
+            </w:r>
+            <w:r>
+              <w:rPr>
+                <w:rFonts w:ascii="BRH Malayalam Extra" w:eastAsia="Times New Roman" w:hAnsi="BRH Malayalam Extra" w:cs="BRH Malayalam Extra"/>
+                <w:color w:val="000000"/>
+                <w:sz w:val="40"/>
+                <w:szCs w:val="40"/>
+                <w:lang w:val="it-IT" w:eastAsia="en-IN" w:bidi="ml-IN"/>
+              </w:rPr>
+              <w:t>e</w:t>
+            </w:r>
+            <w:r>
+              <w:rPr>
+                <w:rFonts w:ascii="BRH Malayalam Extra" w:eastAsia="Times New Roman" w:hAnsi="BRH Malayalam Extra" w:cs="BRH Malayalam Extra"/>
+                <w:b/>
+                <w:color w:val="000000"/>
+                <w:sz w:val="32"/>
+                <w:szCs w:val="40"/>
+                <w:lang w:val="it-IT" w:eastAsia="en-IN" w:bidi="ml-IN"/>
+              </w:rPr>
+              <w:t>–</w:t>
+            </w:r>
+            <w:r>
+              <w:rPr>
+                <w:rFonts w:ascii="BRH Malayalam Extra" w:eastAsia="Times New Roman" w:hAnsi="BRH Malayalam Extra" w:cs="BRH Malayalam Extra"/>
+                <w:color w:val="000000"/>
+                <w:sz w:val="40"/>
+                <w:szCs w:val="40"/>
+                <w:lang w:val="it-IT" w:eastAsia="en-IN" w:bidi="ml-IN"/>
+              </w:rPr>
+              <w:t>d¡</w:t>
+            </w:r>
+            <w:r>
+              <w:rPr>
+                <w:rFonts w:ascii="BRH Malayalam Extra" w:eastAsia="Times New Roman" w:hAnsi="BRH Malayalam Extra" w:cs="BRH Malayalam Extra"/>
+                <w:b/>
+                <w:color w:val="000000"/>
+                <w:sz w:val="32"/>
+                <w:szCs w:val="40"/>
+                <w:lang w:val="it-IT" w:eastAsia="en-IN" w:bidi="ml-IN"/>
+              </w:rPr>
+              <w:t>–</w:t>
+            </w:r>
+            <w:r>
+              <w:rPr>
+                <w:rFonts w:ascii="BRH Malayalam Extra" w:eastAsia="Times New Roman" w:hAnsi="BRH Malayalam Extra" w:cs="BRH Malayalam Extra"/>
+                <w:color w:val="000000"/>
+                <w:sz w:val="40"/>
+                <w:szCs w:val="40"/>
+                <w:lang w:val="it-IT" w:eastAsia="en-IN" w:bidi="ml-IN"/>
+              </w:rPr>
+              <w:t>¤¤</w:t>
+            </w:r>
+            <w:r>
+              <w:rPr>
+                <w:rFonts w:ascii="BRH Malayalam Extra" w:eastAsia="Times New Roman" w:hAnsi="BRH Malayalam Extra" w:cs="BRH Malayalam Extra"/>
+                <w:color w:val="000000"/>
+                <w:sz w:val="40"/>
+                <w:szCs w:val="40"/>
+                <w:highlight w:val="green"/>
+                <w:lang w:val="it-IT" w:eastAsia="en-IN" w:bidi="ml-IN"/>
+              </w:rPr>
+              <w:t>À</w:t>
+            </w:r>
+            <w:r>
+              <w:rPr>
+                <w:rFonts w:ascii="BRH Malayalam Extra" w:eastAsia="Times New Roman" w:hAnsi="BRH Malayalam Extra" w:cs="BRH Malayalam Extra"/>
+                <w:color w:val="000000"/>
+                <w:sz w:val="40"/>
+                <w:szCs w:val="40"/>
+                <w:lang w:val="it-IT" w:eastAsia="en-IN" w:bidi="ml-IN"/>
+              </w:rPr>
+              <w:t>õ</w:t>
+            </w:r>
+            <w:r>
+              <w:rPr>
+                <w:rFonts w:ascii="BRH Malayalam Extra" w:eastAsia="Times New Roman" w:hAnsi="BRH Malayalam Extra" w:cs="BRH Malayalam Extra"/>
+                <w:b/>
+                <w:color w:val="000000"/>
+                <w:sz w:val="32"/>
+                <w:szCs w:val="40"/>
+                <w:lang w:val="it-IT" w:eastAsia="en-IN" w:bidi="ml-IN"/>
+              </w:rPr>
+              <w:t>–</w:t>
+            </w:r>
+            <w:r>
+              <w:rPr>
+                <w:rFonts w:ascii="BRH Malayalam Extra" w:eastAsia="Times New Roman" w:hAnsi="BRH Malayalam Extra" w:cs="BRH Malayalam Extra"/>
+                <w:color w:val="000000"/>
+                <w:sz w:val="40"/>
+                <w:szCs w:val="40"/>
+                <w:lang w:val="it-IT" w:eastAsia="en-IN" w:bidi="ml-IN"/>
+              </w:rPr>
+              <w:t xml:space="preserve"> |</w:t>
+            </w:r>
+          </w:p>
+        </w:tc>
+      </w:tr>
+    </w:tbl>
+    <w:p>
+      <w:pPr>
+        <w:jc w:val="center"/>
+        <w:rPr>
+          <w:b/>
+          <w:bCs/>
+          <w:sz w:val="32"/>
+          <w:szCs w:val="32"/>
+          <w:u w:val="single"/>
+        </w:rPr>
+      </w:pPr>
       <w:r>
         <w:rPr>
           <w:b/>
@@ -65,7 +1576,73 @@
           <w:szCs w:val="32"/>
           <w:u w:val="single"/>
         </w:rPr>
-        <w:t xml:space="preserve"> – TS </w:t>
+        <w:t>==========</w:t>
+      </w:r>
+    </w:p>
+    <w:p>
+      <w:pPr>
+        <w:jc w:val="center"/>
+        <w:rPr>
+          <w:b/>
+          <w:bCs/>
+          <w:sz w:val="32"/>
+          <w:szCs w:val="32"/>
+          <w:u w:val="single"/>
+        </w:rPr>
+      </w:pPr>
+    </w:p>
+    <w:p>
+      <w:pPr>
+        <w:jc w:val="center"/>
+        <w:rPr>
+          <w:b/>
+          <w:bCs/>
+          <w:sz w:val="32"/>
+          <w:szCs w:val="32"/>
+          <w:u w:val="single"/>
+        </w:rPr>
+      </w:pPr>
+    </w:p>
+    <w:p>
+      <w:pPr>
+        <w:jc w:val="center"/>
+        <w:rPr>
+          <w:b/>
+          <w:bCs/>
+          <w:sz w:val="32"/>
+          <w:szCs w:val="32"/>
+          <w:u w:val="single"/>
+        </w:rPr>
+      </w:pPr>
+      <w:r>
+        <w:rPr>
+          <w:b/>
+          <w:bCs/>
+          <w:sz w:val="32"/>
+          <w:szCs w:val="32"/>
+          <w:u w:val="single"/>
+        </w:rPr>
+        <w:t xml:space="preserve">TS </w:t>
+      </w:r>
+      <w:r>
+        <w:rPr>
+          <w:b/>
+          <w:bCs/>
+          <w:sz w:val="32"/>
+          <w:szCs w:val="32"/>
+          <w:u w:val="single"/>
+        </w:rPr>
+        <w:t>Krama</w:t>
+      </w:r>
+      <w:r>
+        <w:rPr>
+          <w:b/>
+          <w:bCs/>
+          <w:sz w:val="32"/>
+          <w:szCs w:val="32"/>
+          <w:u w:val="single"/>
+        </w:rPr>
+        <w:t xml:space="preserve"> Paatam – TS </w:t>
       </w:r>
       <w:r>
         <w:rPr>
@@ -174,6 +1751,7 @@
                 <w:sz w:val="32"/>
                 <w:szCs w:val="32"/>
               </w:rPr>
+              <w:lastRenderedPageBreak/>
               <w:t>Section, Paragraph</w:t>
             </w:r>
           </w:p>
@@ -298,19 +1876,8 @@
                 <w:sz w:val="28"/>
                 <w:szCs w:val="32"/>
               </w:rPr>
-              <w:t xml:space="preserve"> – </w:t>
-            </w:r>
-            <w:proofErr w:type="spellStart"/>
-            <w:r>
-              <w:rPr>
-                <w:rFonts w:cs="Arial"/>
-                <w:b/>
-                <w:sz w:val="28"/>
-                <w:szCs w:val="32"/>
-              </w:rPr>
-              <w:t>Kramam</w:t>
-            </w:r>
-            <w:proofErr w:type="spellEnd"/>
+              <w:t xml:space="preserve"> – Kramam</w:t>
+            </w:r>
           </w:p>
           <w:p>
             <w:pPr>
@@ -330,45 +1897,14 @@
                 <w:szCs w:val="32"/>
               </w:rPr>
             </w:pPr>
-            <w:proofErr w:type="spellStart"/>
-            <w:r>
-              <w:rPr>
-                <w:rFonts w:cs="Arial"/>
-                <w:b/>
-                <w:sz w:val="28"/>
-                <w:szCs w:val="32"/>
-              </w:rPr>
-              <w:t>Krama</w:t>
-            </w:r>
-            <w:proofErr w:type="spellEnd"/>
-            <w:r>
-              <w:rPr>
-                <w:rFonts w:cs="Arial"/>
-                <w:b/>
-                <w:sz w:val="28"/>
-                <w:szCs w:val="32"/>
-              </w:rPr>
-              <w:t xml:space="preserve"> </w:t>
-            </w:r>
-            <w:proofErr w:type="spellStart"/>
-            <w:r>
-              <w:rPr>
-                <w:rFonts w:cs="Arial"/>
-                <w:b/>
-                <w:sz w:val="28"/>
-                <w:szCs w:val="32"/>
-              </w:rPr>
-              <w:t>Vaakyam</w:t>
-            </w:r>
-            <w:proofErr w:type="spellEnd"/>
-            <w:r>
-              <w:rPr>
-                <w:rFonts w:cs="Arial"/>
-                <w:b/>
-                <w:sz w:val="28"/>
-                <w:szCs w:val="32"/>
-              </w:rPr>
-              <w:t xml:space="preserve"> No.– </w:t>
+            <w:r>
+              <w:rPr>
+                <w:rFonts w:cs="Arial"/>
+                <w:b/>
+                <w:sz w:val="28"/>
+                <w:szCs w:val="32"/>
+              </w:rPr>
+              <w:t xml:space="preserve">Krama Vaakyam No.– </w:t>
             </w:r>
             <w:r>
               <w:rPr>
@@ -398,25 +1934,14 @@
                 <w:szCs w:val="32"/>
               </w:rPr>
             </w:pPr>
-            <w:proofErr w:type="spellStart"/>
-            <w:r>
-              <w:rPr>
-                <w:rFonts w:cs="Arial"/>
-                <w:b/>
-                <w:sz w:val="28"/>
-                <w:szCs w:val="32"/>
-              </w:rPr>
-              <w:t>Panchaati</w:t>
-            </w:r>
-            <w:proofErr w:type="spellEnd"/>
-            <w:r>
-              <w:rPr>
-                <w:rFonts w:cs="Arial"/>
-                <w:b/>
-                <w:sz w:val="28"/>
-                <w:szCs w:val="32"/>
-              </w:rPr>
-              <w:t xml:space="preserve"> No</w:t>
+            <w:r>
+              <w:rPr>
+                <w:rFonts w:cs="Arial"/>
+                <w:b/>
+                <w:sz w:val="28"/>
+                <w:szCs w:val="32"/>
+              </w:rPr>
+              <w:t>Panchaati No</w:t>
             </w:r>
             <w:r>
               <w:rPr>
@@ -531,7 +2056,6 @@
               </w:rPr>
               <w:t>–</w:t>
             </w:r>
-            <w:proofErr w:type="spellStart"/>
             <w:r>
               <w:rPr>
                 <w:rFonts w:ascii="BRH Malayalam Extra" w:eastAsia="Times New Roman" w:hAnsi="BRH Malayalam Extra" w:cs="BRH Malayalam Extra"/>
@@ -551,18 +2075,7 @@
                 <w:szCs w:val="40"/>
                 <w:lang w:val="en-IN" w:eastAsia="en-IN" w:bidi="ml-IN"/>
               </w:rPr>
-              <w:t>ÇzZy</w:t>
-            </w:r>
-            <w:proofErr w:type="spellEnd"/>
-            <w:r>
-              <w:rPr>
-                <w:rFonts w:ascii="BRH Malayalam Extra" w:eastAsia="Times New Roman" w:hAnsi="BRH Malayalam Extra" w:cs="BRH Malayalam Extra"/>
-                <w:color w:val="000000"/>
-                <w:sz w:val="40"/>
-                <w:szCs w:val="40"/>
-                <w:lang w:val="en-IN" w:eastAsia="en-IN" w:bidi="ml-IN"/>
-              </w:rPr>
-              <w:t xml:space="preserve">— </w:t>
+              <w:t xml:space="preserve">ÇzZy— </w:t>
             </w:r>
           </w:p>
           <w:p>
@@ -580,70 +2093,36 @@
                 <w:lang w:val="en-IN" w:eastAsia="en-IN" w:bidi="ml-IN"/>
               </w:rPr>
             </w:pPr>
-            <w:proofErr w:type="spellStart"/>
-            <w:r>
-              <w:rPr>
-                <w:rFonts w:ascii="BRH Malayalam Extra" w:eastAsia="Times New Roman" w:hAnsi="BRH Malayalam Extra" w:cs="BRH Malayalam Extra"/>
-                <w:color w:val="000000"/>
-                <w:sz w:val="40"/>
-                <w:szCs w:val="40"/>
-                <w:lang w:val="en-IN" w:eastAsia="en-IN" w:bidi="ml-IN"/>
-              </w:rPr>
-              <w:t>QIgU</w:t>
-            </w:r>
-            <w:proofErr w:type="spellEnd"/>
-            <w:r>
-              <w:rPr>
-                <w:rFonts w:ascii="BRH Malayalam Extra" w:eastAsia="Times New Roman" w:hAnsi="BRH Malayalam Extra" w:cs="BRH Malayalam Extra"/>
-                <w:color w:val="000000"/>
-                <w:sz w:val="40"/>
-                <w:szCs w:val="40"/>
-                <w:lang w:val="en-IN" w:eastAsia="en-IN" w:bidi="ml-IN"/>
-              </w:rPr>
-              <w:t>§ - K¡</w:t>
-            </w:r>
-            <w:r>
-              <w:rPr>
-                <w:rFonts w:ascii="BRH Malayalam Extra" w:eastAsia="Times New Roman" w:hAnsi="BRH Malayalam Extra" w:cs="BRH Malayalam Extra"/>
-                <w:b/>
-                <w:color w:val="000000"/>
-                <w:sz w:val="32"/>
-                <w:szCs w:val="40"/>
-                <w:lang w:val="en-IN" w:eastAsia="en-IN" w:bidi="ml-IN"/>
-              </w:rPr>
-              <w:t>–</w:t>
-            </w:r>
-            <w:r>
-              <w:rPr>
-                <w:rFonts w:ascii="BRH Malayalam Extra" w:eastAsia="Times New Roman" w:hAnsi="BRH Malayalam Extra" w:cs="BRH Malayalam Extra"/>
-                <w:color w:val="000000"/>
-                <w:sz w:val="40"/>
-                <w:szCs w:val="40"/>
-                <w:lang w:val="en-IN" w:eastAsia="en-IN" w:bidi="ml-IN"/>
-              </w:rPr>
-              <w:t>ª</w:t>
-            </w:r>
-            <w:proofErr w:type="spellStart"/>
-            <w:r>
-              <w:rPr>
-                <w:rFonts w:ascii="BRH Malayalam Extra" w:eastAsia="Times New Roman" w:hAnsi="BRH Malayalam Extra" w:cs="BRH Malayalam Extra"/>
-                <w:color w:val="000000"/>
-                <w:sz w:val="40"/>
-                <w:szCs w:val="40"/>
-                <w:lang w:val="en-IN" w:eastAsia="en-IN" w:bidi="ml-IN"/>
-              </w:rPr>
-              <w:t>pÇy</w:t>
-            </w:r>
-            <w:proofErr w:type="spellEnd"/>
-            <w:r>
-              <w:rPr>
-                <w:rFonts w:ascii="BRH Malayalam Extra" w:eastAsia="Times New Roman" w:hAnsi="BRH Malayalam Extra" w:cs="BRH Malayalam Extra"/>
-                <w:color w:val="000000"/>
-                <w:sz w:val="40"/>
-                <w:szCs w:val="40"/>
-                <w:lang w:val="en-IN" w:eastAsia="en-IN" w:bidi="ml-IN"/>
-              </w:rPr>
-              <w:t>— |</w:t>
+            <w:r>
+              <w:rPr>
+                <w:rFonts w:ascii="BRH Malayalam Extra" w:eastAsia="Times New Roman" w:hAnsi="BRH Malayalam Extra" w:cs="BRH Malayalam Extra"/>
+                <w:color w:val="000000"/>
+                <w:sz w:val="40"/>
+                <w:szCs w:val="40"/>
+                <w:lang w:val="en-IN" w:eastAsia="en-IN" w:bidi="ml-IN"/>
+              </w:rPr>
+              <w:t>QIgU§ - K¡</w:t>
+            </w:r>
+            <w:r>
+              <w:rPr>
+                <w:rFonts w:ascii="BRH Malayalam Extra" w:eastAsia="Times New Roman" w:hAnsi="BRH Malayalam Extra" w:cs="BRH Malayalam Extra"/>
+                <w:b/>
+                <w:color w:val="000000"/>
+                <w:sz w:val="32"/>
+                <w:szCs w:val="40"/>
+                <w:lang w:val="en-IN" w:eastAsia="en-IN" w:bidi="ml-IN"/>
+              </w:rPr>
+              <w:t>–</w:t>
+            </w:r>
+            <w:r>
+              <w:rPr>
+                <w:rFonts w:ascii="BRH Malayalam Extra" w:eastAsia="Times New Roman" w:hAnsi="BRH Malayalam Extra" w:cs="BRH Malayalam Extra"/>
+                <w:color w:val="000000"/>
+                <w:sz w:val="40"/>
+                <w:szCs w:val="40"/>
+                <w:lang w:val="en-IN" w:eastAsia="en-IN" w:bidi="ml-IN"/>
+              </w:rPr>
+              <w:t>ªpÇy— |</w:t>
             </w:r>
           </w:p>
         </w:tc>
@@ -750,40 +2229,17 @@
                 <w:highlight w:val="green"/>
                 <w:lang w:val="en-IN" w:eastAsia="en-IN" w:bidi="ml-IN"/>
               </w:rPr>
-              <w:t>ª</w:t>
-            </w:r>
-            <w:proofErr w:type="spellStart"/>
-            <w:r>
-              <w:rPr>
-                <w:rFonts w:ascii="BRH Malayalam Extra" w:eastAsia="Times New Roman" w:hAnsi="BRH Malayalam Extra" w:cs="BRH Malayalam Extra"/>
-                <w:color w:val="000000"/>
-                <w:sz w:val="40"/>
-                <w:szCs w:val="40"/>
-                <w:highlight w:val="green"/>
-                <w:lang w:val="en-IN" w:eastAsia="en-IN" w:bidi="ml-IN"/>
-              </w:rPr>
-              <w:t>p</w:t>
-            </w:r>
-            <w:r>
-              <w:rPr>
-                <w:rFonts w:ascii="BRH Malayalam Extra" w:eastAsia="Times New Roman" w:hAnsi="BRH Malayalam Extra" w:cs="BRH Malayalam Extra"/>
-                <w:color w:val="000000"/>
-                <w:sz w:val="40"/>
-                <w:szCs w:val="40"/>
-                <w:lang w:val="en-IN" w:eastAsia="en-IN" w:bidi="ml-IN"/>
-              </w:rPr>
-              <w:t>ÇzZy</w:t>
-            </w:r>
-            <w:proofErr w:type="spellEnd"/>
-            <w:r>
-              <w:rPr>
-                <w:rFonts w:ascii="BRH Malayalam Extra" w:eastAsia="Times New Roman" w:hAnsi="BRH Malayalam Extra" w:cs="BRH Malayalam Extra"/>
-                <w:color w:val="000000"/>
-                <w:sz w:val="40"/>
-                <w:szCs w:val="40"/>
-                <w:lang w:val="en-IN" w:eastAsia="en-IN" w:bidi="ml-IN"/>
-              </w:rPr>
-              <w:t xml:space="preserve">— </w:t>
+              <w:t>ªp</w:t>
+            </w:r>
+            <w:r>
+              <w:rPr>
+                <w:rFonts w:ascii="BRH Malayalam Extra" w:eastAsia="Times New Roman" w:hAnsi="BRH Malayalam Extra" w:cs="BRH Malayalam Extra"/>
+                <w:color w:val="000000"/>
+                <w:sz w:val="40"/>
+                <w:szCs w:val="40"/>
+                <w:lang w:val="en-IN" w:eastAsia="en-IN" w:bidi="ml-IN"/>
+              </w:rPr>
+              <w:t xml:space="preserve">ÇzZy— </w:t>
             </w:r>
           </w:p>
           <w:p>
@@ -801,70 +2257,36 @@
                 <w:lang w:val="en-IN" w:eastAsia="en-IN" w:bidi="ml-IN"/>
               </w:rPr>
             </w:pPr>
-            <w:proofErr w:type="spellStart"/>
-            <w:r>
-              <w:rPr>
-                <w:rFonts w:ascii="BRH Malayalam Extra" w:eastAsia="Times New Roman" w:hAnsi="BRH Malayalam Extra" w:cs="BRH Malayalam Extra"/>
-                <w:color w:val="000000"/>
-                <w:sz w:val="40"/>
-                <w:szCs w:val="40"/>
-                <w:lang w:val="en-IN" w:eastAsia="en-IN" w:bidi="ml-IN"/>
-              </w:rPr>
-              <w:t>QIgU</w:t>
-            </w:r>
-            <w:proofErr w:type="spellEnd"/>
-            <w:r>
-              <w:rPr>
-                <w:rFonts w:ascii="BRH Malayalam Extra" w:eastAsia="Times New Roman" w:hAnsi="BRH Malayalam Extra" w:cs="BRH Malayalam Extra"/>
-                <w:color w:val="000000"/>
-                <w:sz w:val="40"/>
-                <w:szCs w:val="40"/>
-                <w:lang w:val="en-IN" w:eastAsia="en-IN" w:bidi="ml-IN"/>
-              </w:rPr>
-              <w:t>§ - K¡</w:t>
-            </w:r>
-            <w:r>
-              <w:rPr>
-                <w:rFonts w:ascii="BRH Malayalam Extra" w:eastAsia="Times New Roman" w:hAnsi="BRH Malayalam Extra" w:cs="BRH Malayalam Extra"/>
-                <w:b/>
-                <w:color w:val="000000"/>
-                <w:sz w:val="32"/>
-                <w:szCs w:val="40"/>
-                <w:lang w:val="en-IN" w:eastAsia="en-IN" w:bidi="ml-IN"/>
-              </w:rPr>
-              <w:t>–</w:t>
-            </w:r>
-            <w:r>
-              <w:rPr>
-                <w:rFonts w:ascii="BRH Malayalam Extra" w:eastAsia="Times New Roman" w:hAnsi="BRH Malayalam Extra" w:cs="BRH Malayalam Extra"/>
-                <w:color w:val="000000"/>
-                <w:sz w:val="40"/>
-                <w:szCs w:val="40"/>
-                <w:lang w:val="en-IN" w:eastAsia="en-IN" w:bidi="ml-IN"/>
-              </w:rPr>
-              <w:t>ª</w:t>
-            </w:r>
-            <w:proofErr w:type="spellStart"/>
-            <w:r>
-              <w:rPr>
-                <w:rFonts w:ascii="BRH Malayalam Extra" w:eastAsia="Times New Roman" w:hAnsi="BRH Malayalam Extra" w:cs="BRH Malayalam Extra"/>
-                <w:color w:val="000000"/>
-                <w:sz w:val="40"/>
-                <w:szCs w:val="40"/>
-                <w:lang w:val="en-IN" w:eastAsia="en-IN" w:bidi="ml-IN"/>
-              </w:rPr>
-              <w:t>pÇy</w:t>
-            </w:r>
-            <w:proofErr w:type="spellEnd"/>
-            <w:r>
-              <w:rPr>
-                <w:rFonts w:ascii="BRH Malayalam Extra" w:eastAsia="Times New Roman" w:hAnsi="BRH Malayalam Extra" w:cs="BRH Malayalam Extra"/>
-                <w:color w:val="000000"/>
-                <w:sz w:val="40"/>
-                <w:szCs w:val="40"/>
-                <w:lang w:val="en-IN" w:eastAsia="en-IN" w:bidi="ml-IN"/>
-              </w:rPr>
-              <w:t>—</w:t>
+            <w:r>
+              <w:rPr>
+                <w:rFonts w:ascii="BRH Malayalam Extra" w:eastAsia="Times New Roman" w:hAnsi="BRH Malayalam Extra" w:cs="BRH Malayalam Extra"/>
+                <w:color w:val="000000"/>
+                <w:sz w:val="40"/>
+                <w:szCs w:val="40"/>
+                <w:lang w:val="en-IN" w:eastAsia="en-IN" w:bidi="ml-IN"/>
+              </w:rPr>
+              <w:t>QIgU§ - K¡</w:t>
+            </w:r>
+            <w:r>
+              <w:rPr>
+                <w:rFonts w:ascii="BRH Malayalam Extra" w:eastAsia="Times New Roman" w:hAnsi="BRH Malayalam Extra" w:cs="BRH Malayalam Extra"/>
+                <w:b/>
+                <w:color w:val="000000"/>
+                <w:sz w:val="32"/>
+                <w:szCs w:val="40"/>
+                <w:lang w:val="en-IN" w:eastAsia="en-IN" w:bidi="ml-IN"/>
+              </w:rPr>
+              <w:t>–</w:t>
+            </w:r>
+            <w:r>
+              <w:rPr>
+                <w:rFonts w:ascii="BRH Malayalam Extra" w:eastAsia="Times New Roman" w:hAnsi="BRH Malayalam Extra" w:cs="BRH Malayalam Extra"/>
+                <w:color w:val="000000"/>
+                <w:sz w:val="40"/>
+                <w:szCs w:val="40"/>
+                <w:lang w:val="en-IN" w:eastAsia="en-IN" w:bidi="ml-IN"/>
+              </w:rPr>
+              <w:t>ªpÇy—</w:t>
             </w:r>
           </w:p>
         </w:tc>
@@ -925,7 +2347,6 @@
         </w:rPr>
         <w:t xml:space="preserve">TS </w:t>
       </w:r>
-      <w:proofErr w:type="spellStart"/>
       <w:r>
         <w:rPr>
           <w:b/>
@@ -936,7 +2357,6 @@
         </w:rPr>
         <w:t>Krama</w:t>
       </w:r>
-      <w:proofErr w:type="spellEnd"/>
       <w:r>
         <w:rPr>
           <w:b/>
@@ -945,29 +2365,7 @@
           <w:szCs w:val="32"/>
           <w:u w:val="single"/>
         </w:rPr>
-        <w:t xml:space="preserve"> </w:t>
-      </w:r>
-      <w:proofErr w:type="spellStart"/>
-      <w:r>
-        <w:rPr>
-          <w:b/>
-          <w:bCs/>
-          <w:sz w:val="32"/>
-          <w:szCs w:val="32"/>
-          <w:u w:val="single"/>
-        </w:rPr>
-        <w:t>Paatam</w:t>
-      </w:r>
-      <w:proofErr w:type="spellEnd"/>
-      <w:r>
-        <w:rPr>
-          <w:b/>
-          <w:bCs/>
-          <w:sz w:val="32"/>
-          <w:szCs w:val="32"/>
-          <w:u w:val="single"/>
-        </w:rPr>
-        <w:t xml:space="preserve"> – TS </w:t>
+        <w:t xml:space="preserve"> Paatam – TS </w:t>
       </w:r>
       <w:r>
         <w:rPr>
@@ -1194,19 +2592,8 @@
                 <w:sz w:val="28"/>
                 <w:szCs w:val="32"/>
               </w:rPr>
-              <w:t xml:space="preserve">T.S.6.6.1.4 – </w:t>
-            </w:r>
-            <w:proofErr w:type="spellStart"/>
-            <w:r>
-              <w:rPr>
-                <w:rFonts w:cs="Arial"/>
-                <w:b/>
-                <w:sz w:val="28"/>
-                <w:szCs w:val="32"/>
-              </w:rPr>
-              <w:t>Kramam</w:t>
-            </w:r>
-            <w:proofErr w:type="spellEnd"/>
+              <w:t>T.S.6.6.1.4 – Kramam</w:t>
+            </w:r>
           </w:p>
           <w:p>
             <w:pPr>
@@ -1226,45 +2613,14 @@
                 <w:szCs w:val="32"/>
               </w:rPr>
             </w:pPr>
-            <w:proofErr w:type="spellStart"/>
-            <w:r>
-              <w:rPr>
-                <w:rFonts w:cs="Arial"/>
-                <w:b/>
-                <w:sz w:val="28"/>
-                <w:szCs w:val="32"/>
-              </w:rPr>
-              <w:t>Krama</w:t>
-            </w:r>
-            <w:proofErr w:type="spellEnd"/>
-            <w:r>
-              <w:rPr>
-                <w:rFonts w:cs="Arial"/>
-                <w:b/>
-                <w:sz w:val="28"/>
-                <w:szCs w:val="32"/>
-              </w:rPr>
-              <w:t xml:space="preserve"> </w:t>
-            </w:r>
-            <w:proofErr w:type="spellStart"/>
-            <w:r>
-              <w:rPr>
-                <w:rFonts w:cs="Arial"/>
-                <w:b/>
-                <w:sz w:val="28"/>
-                <w:szCs w:val="32"/>
-              </w:rPr>
-              <w:t>Vaakyam</w:t>
-            </w:r>
-            <w:proofErr w:type="spellEnd"/>
-            <w:r>
-              <w:rPr>
-                <w:rFonts w:cs="Arial"/>
-                <w:b/>
-                <w:sz w:val="28"/>
-                <w:szCs w:val="32"/>
-              </w:rPr>
-              <w:t xml:space="preserve"> No.– 37</w:t>
+            <w:r>
+              <w:rPr>
+                <w:rFonts w:cs="Arial"/>
+                <w:b/>
+                <w:sz w:val="28"/>
+                <w:szCs w:val="32"/>
+              </w:rPr>
+              <w:t>Krama Vaakyam No.– 37</w:t>
             </w:r>
           </w:p>
           <w:p>
@@ -1285,25 +2641,14 @@
                 <w:szCs w:val="32"/>
               </w:rPr>
             </w:pPr>
-            <w:proofErr w:type="spellStart"/>
-            <w:r>
-              <w:rPr>
-                <w:rFonts w:cs="Arial"/>
-                <w:b/>
-                <w:sz w:val="28"/>
-                <w:szCs w:val="32"/>
-              </w:rPr>
-              <w:t>Panchaati</w:t>
-            </w:r>
-            <w:proofErr w:type="spellEnd"/>
-            <w:r>
-              <w:rPr>
-                <w:rFonts w:cs="Arial"/>
-                <w:b/>
-                <w:sz w:val="28"/>
-                <w:szCs w:val="32"/>
-              </w:rPr>
-              <w:t xml:space="preserve"> No</w:t>
+            <w:r>
+              <w:rPr>
+                <w:rFonts w:cs="Arial"/>
+                <w:b/>
+                <w:sz w:val="28"/>
+                <w:szCs w:val="32"/>
+              </w:rPr>
+              <w:t>Panchaati No</w:t>
             </w:r>
             <w:r>
               <w:rPr>
@@ -1385,49 +2730,15 @@
               </w:rPr>
               <w:t>–</w:t>
             </w:r>
-            <w:proofErr w:type="spellStart"/>
-            <w:r>
-              <w:rPr>
-                <w:rFonts w:ascii="BRH Malayalam Extra" w:eastAsia="Times New Roman" w:hAnsi="BRH Malayalam Extra" w:cs="BRH Malayalam Extra"/>
-                <w:color w:val="000000"/>
-                <w:sz w:val="40"/>
-                <w:szCs w:val="40"/>
-                <w:lang w:val="en-IN" w:eastAsia="en-IN" w:bidi="ml-IN"/>
-              </w:rPr>
-              <w:t>öZx</w:t>
-            </w:r>
-            <w:proofErr w:type="spellEnd"/>
-            <w:r>
-              <w:rPr>
-                <w:rFonts w:ascii="BRH Malayalam Extra" w:eastAsia="Times New Roman" w:hAnsi="BRH Malayalam Extra" w:cs="BRH Malayalam Extra"/>
-                <w:color w:val="000000"/>
-                <w:sz w:val="40"/>
-                <w:szCs w:val="40"/>
-                <w:lang w:val="en-IN" w:eastAsia="en-IN" w:bidi="ml-IN"/>
-              </w:rPr>
-              <w:t xml:space="preserve"> M—</w:t>
-            </w:r>
-            <w:proofErr w:type="spellStart"/>
-            <w:r>
-              <w:rPr>
-                <w:rFonts w:ascii="BRH Malayalam Extra" w:eastAsia="Times New Roman" w:hAnsi="BRH Malayalam Extra" w:cs="BRH Malayalam Extra"/>
-                <w:color w:val="000000"/>
-                <w:sz w:val="40"/>
-                <w:szCs w:val="40"/>
-                <w:lang w:val="en-IN" w:eastAsia="en-IN" w:bidi="ml-IN"/>
-              </w:rPr>
-              <w:t>PâZ</w:t>
-            </w:r>
-            <w:proofErr w:type="spellEnd"/>
-            <w:r>
-              <w:rPr>
-                <w:rFonts w:ascii="BRH Malayalam Extra" w:eastAsia="Times New Roman" w:hAnsi="BRH Malayalam Extra" w:cs="BRH Malayalam Extra"/>
-                <w:color w:val="000000"/>
-                <w:sz w:val="40"/>
-                <w:szCs w:val="40"/>
-                <w:lang w:val="en-IN" w:eastAsia="en-IN" w:bidi="ml-IN"/>
-              </w:rPr>
-              <w:t xml:space="preserve"> | </w:t>
+            <w:r>
+              <w:rPr>
+                <w:rFonts w:ascii="BRH Malayalam Extra" w:eastAsia="Times New Roman" w:hAnsi="BRH Malayalam Extra" w:cs="BRH Malayalam Extra"/>
+                <w:color w:val="000000"/>
+                <w:sz w:val="40"/>
+                <w:szCs w:val="40"/>
+                <w:lang w:val="en-IN" w:eastAsia="en-IN" w:bidi="ml-IN"/>
+              </w:rPr>
+              <w:t xml:space="preserve">öZx M—PâZ | </w:t>
             </w:r>
           </w:p>
           <w:p>
@@ -1495,53 +2806,8 @@
                 <w:szCs w:val="40"/>
                 <w:lang w:val="en-IN" w:eastAsia="en-IN" w:bidi="ml-IN"/>
               </w:rPr>
-              <w:t>¥</w:t>
-            </w:r>
-            <w:proofErr w:type="spellStart"/>
-            <w:r>
-              <w:rPr>
-                <w:rFonts w:ascii="BRH Malayalam Extra" w:eastAsia="Times New Roman" w:hAnsi="BRH Malayalam Extra" w:cs="BRH Malayalam Extra"/>
-                <w:color w:val="000000"/>
-                <w:sz w:val="40"/>
-                <w:szCs w:val="40"/>
-                <w:lang w:val="en-IN" w:eastAsia="en-IN" w:bidi="ml-IN"/>
-              </w:rPr>
-              <w:t>öZZy</w:t>
-            </w:r>
-            <w:proofErr w:type="spellEnd"/>
-            <w:r>
-              <w:rPr>
-                <w:rFonts w:ascii="BRH Malayalam Extra" w:eastAsia="Times New Roman" w:hAnsi="BRH Malayalam Extra" w:cs="BRH Malayalam Extra"/>
-                <w:color w:val="000000"/>
-                <w:sz w:val="40"/>
-                <w:szCs w:val="40"/>
-                <w:lang w:val="en-IN" w:eastAsia="en-IN" w:bidi="ml-IN"/>
-              </w:rPr>
-              <w:t>— ¥</w:t>
-            </w:r>
-            <w:proofErr w:type="spellStart"/>
-            <w:r>
-              <w:rPr>
-                <w:rFonts w:ascii="BRH Malayalam Extra" w:eastAsia="Times New Roman" w:hAnsi="BRH Malayalam Extra" w:cs="BRH Malayalam Extra"/>
-                <w:color w:val="000000"/>
-                <w:sz w:val="40"/>
-                <w:szCs w:val="40"/>
-                <w:lang w:val="en-IN" w:eastAsia="en-IN" w:bidi="ml-IN"/>
-              </w:rPr>
-              <w:t>bp</w:t>
-            </w:r>
-            <w:proofErr w:type="spellEnd"/>
-            <w:r>
-              <w:rPr>
-                <w:rFonts w:ascii="BRH Malayalam Extra" w:eastAsia="Times New Roman" w:hAnsi="BRH Malayalam Extra" w:cs="BRH Malayalam Extra"/>
-                <w:color w:val="000000"/>
-                <w:sz w:val="40"/>
-                <w:szCs w:val="40"/>
-                <w:lang w:val="en-IN" w:eastAsia="en-IN" w:bidi="ml-IN"/>
-              </w:rPr>
-              <w:t xml:space="preserve"> - </w:t>
-            </w:r>
-            <w:proofErr w:type="spellStart"/>
+              <w:t xml:space="preserve">¥öZZy— ¥bp - </w:t>
+            </w:r>
             <w:r>
               <w:rPr>
                 <w:rFonts w:ascii="BRH Malayalam Extra" w:eastAsia="Times New Roman" w:hAnsi="BRH Malayalam Extra" w:cs="BRH Malayalam Extra"/>
@@ -1553,7 +2819,6 @@
               </w:rPr>
               <w:t>öZ</w:t>
             </w:r>
-            <w:proofErr w:type="spellEnd"/>
             <w:r>
               <w:rPr>
                 <w:rFonts w:ascii="BRH Malayalam Extra" w:eastAsia="Times New Roman" w:hAnsi="BRH Malayalam Extra" w:cs="BRH Malayalam Extra"/>
@@ -1627,49 +2892,15 @@
               </w:rPr>
               <w:t>–</w:t>
             </w:r>
-            <w:proofErr w:type="spellStart"/>
-            <w:r>
-              <w:rPr>
-                <w:rFonts w:ascii="BRH Malayalam Extra" w:eastAsia="Times New Roman" w:hAnsi="BRH Malayalam Extra" w:cs="BRH Malayalam Extra"/>
-                <w:color w:val="000000"/>
-                <w:sz w:val="40"/>
-                <w:szCs w:val="40"/>
-                <w:lang w:val="en-IN" w:eastAsia="en-IN" w:bidi="ml-IN"/>
-              </w:rPr>
-              <w:t>öZx</w:t>
-            </w:r>
-            <w:proofErr w:type="spellEnd"/>
-            <w:r>
-              <w:rPr>
-                <w:rFonts w:ascii="BRH Malayalam Extra" w:eastAsia="Times New Roman" w:hAnsi="BRH Malayalam Extra" w:cs="BRH Malayalam Extra"/>
-                <w:color w:val="000000"/>
-                <w:sz w:val="40"/>
-                <w:szCs w:val="40"/>
-                <w:lang w:val="en-IN" w:eastAsia="en-IN" w:bidi="ml-IN"/>
-              </w:rPr>
-              <w:t xml:space="preserve"> M—</w:t>
-            </w:r>
-            <w:proofErr w:type="spellStart"/>
-            <w:r>
-              <w:rPr>
-                <w:rFonts w:ascii="BRH Malayalam Extra" w:eastAsia="Times New Roman" w:hAnsi="BRH Malayalam Extra" w:cs="BRH Malayalam Extra"/>
-                <w:color w:val="000000"/>
-                <w:sz w:val="40"/>
-                <w:szCs w:val="40"/>
-                <w:lang w:val="en-IN" w:eastAsia="en-IN" w:bidi="ml-IN"/>
-              </w:rPr>
-              <w:t>PâZ</w:t>
-            </w:r>
-            <w:proofErr w:type="spellEnd"/>
-            <w:r>
-              <w:rPr>
-                <w:rFonts w:ascii="BRH Malayalam Extra" w:eastAsia="Times New Roman" w:hAnsi="BRH Malayalam Extra" w:cs="BRH Malayalam Extra"/>
-                <w:color w:val="000000"/>
-                <w:sz w:val="40"/>
-                <w:szCs w:val="40"/>
-                <w:lang w:val="en-IN" w:eastAsia="en-IN" w:bidi="ml-IN"/>
-              </w:rPr>
-              <w:t xml:space="preserve"> | </w:t>
+            <w:r>
+              <w:rPr>
+                <w:rFonts w:ascii="BRH Malayalam Extra" w:eastAsia="Times New Roman" w:hAnsi="BRH Malayalam Extra" w:cs="BRH Malayalam Extra"/>
+                <w:color w:val="000000"/>
+                <w:sz w:val="40"/>
+                <w:szCs w:val="40"/>
+                <w:lang w:val="en-IN" w:eastAsia="en-IN" w:bidi="ml-IN"/>
+              </w:rPr>
+              <w:t xml:space="preserve">öZx M—PâZ | </w:t>
             </w:r>
           </w:p>
           <w:p>
@@ -1737,53 +2968,8 @@
                 <w:szCs w:val="40"/>
                 <w:lang w:val="en-IN" w:eastAsia="en-IN" w:bidi="ml-IN"/>
               </w:rPr>
-              <w:t>¥</w:t>
-            </w:r>
-            <w:proofErr w:type="spellStart"/>
-            <w:r>
-              <w:rPr>
-                <w:rFonts w:ascii="BRH Malayalam Extra" w:eastAsia="Times New Roman" w:hAnsi="BRH Malayalam Extra" w:cs="BRH Malayalam Extra"/>
-                <w:color w:val="000000"/>
-                <w:sz w:val="40"/>
-                <w:szCs w:val="40"/>
-                <w:lang w:val="en-IN" w:eastAsia="en-IN" w:bidi="ml-IN"/>
-              </w:rPr>
-              <w:t>öZZy</w:t>
-            </w:r>
-            <w:proofErr w:type="spellEnd"/>
-            <w:r>
-              <w:rPr>
-                <w:rFonts w:ascii="BRH Malayalam Extra" w:eastAsia="Times New Roman" w:hAnsi="BRH Malayalam Extra" w:cs="BRH Malayalam Extra"/>
-                <w:color w:val="000000"/>
-                <w:sz w:val="40"/>
-                <w:szCs w:val="40"/>
-                <w:lang w:val="en-IN" w:eastAsia="en-IN" w:bidi="ml-IN"/>
-              </w:rPr>
-              <w:t>— ¥</w:t>
-            </w:r>
-            <w:proofErr w:type="spellStart"/>
-            <w:r>
-              <w:rPr>
-                <w:rFonts w:ascii="BRH Malayalam Extra" w:eastAsia="Times New Roman" w:hAnsi="BRH Malayalam Extra" w:cs="BRH Malayalam Extra"/>
-                <w:color w:val="000000"/>
-                <w:sz w:val="40"/>
-                <w:szCs w:val="40"/>
-                <w:lang w:val="en-IN" w:eastAsia="en-IN" w:bidi="ml-IN"/>
-              </w:rPr>
-              <w:t>bp</w:t>
-            </w:r>
-            <w:proofErr w:type="spellEnd"/>
-            <w:r>
-              <w:rPr>
-                <w:rFonts w:ascii="BRH Malayalam Extra" w:eastAsia="Times New Roman" w:hAnsi="BRH Malayalam Extra" w:cs="BRH Malayalam Extra"/>
-                <w:color w:val="000000"/>
-                <w:sz w:val="40"/>
-                <w:szCs w:val="40"/>
-                <w:lang w:val="en-IN" w:eastAsia="en-IN" w:bidi="ml-IN"/>
-              </w:rPr>
-              <w:t xml:space="preserve"> - </w:t>
-            </w:r>
-            <w:proofErr w:type="spellStart"/>
+              <w:t xml:space="preserve">¥öZZy— ¥bp - </w:t>
+            </w:r>
             <w:r>
               <w:rPr>
                 <w:rFonts w:ascii="BRH Malayalam Extra" w:eastAsia="Times New Roman" w:hAnsi="BRH Malayalam Extra" w:cs="BRH Malayalam Extra"/>
@@ -1795,7 +2981,6 @@
               </w:rPr>
               <w:t>öZx</w:t>
             </w:r>
-            <w:proofErr w:type="spellEnd"/>
             <w:r>
               <w:rPr>
                 <w:rFonts w:ascii="BRH Malayalam Extra" w:eastAsia="Times New Roman" w:hAnsi="BRH Malayalam Extra" w:cs="BRH Malayalam Extra"/>
@@ -1842,19 +3027,8 @@
                 <w:sz w:val="28"/>
                 <w:szCs w:val="32"/>
               </w:rPr>
-              <w:t xml:space="preserve">T.S.6.6.1.5 – </w:t>
-            </w:r>
-            <w:proofErr w:type="spellStart"/>
-            <w:r>
-              <w:rPr>
-                <w:rFonts w:cs="Arial"/>
-                <w:b/>
-                <w:sz w:val="28"/>
-                <w:szCs w:val="32"/>
-              </w:rPr>
-              <w:t>Kramam</w:t>
-            </w:r>
-            <w:proofErr w:type="spellEnd"/>
+              <w:t>T.S.6.6.1.5 – Kramam</w:t>
+            </w:r>
           </w:p>
           <w:p>
             <w:pPr>
@@ -1874,45 +3048,14 @@
                 <w:szCs w:val="32"/>
               </w:rPr>
             </w:pPr>
-            <w:proofErr w:type="spellStart"/>
-            <w:r>
-              <w:rPr>
-                <w:rFonts w:cs="Arial"/>
-                <w:b/>
-                <w:sz w:val="28"/>
-                <w:szCs w:val="32"/>
-              </w:rPr>
-              <w:t>Krama</w:t>
-            </w:r>
-            <w:proofErr w:type="spellEnd"/>
-            <w:r>
-              <w:rPr>
-                <w:rFonts w:cs="Arial"/>
-                <w:b/>
-                <w:sz w:val="28"/>
-                <w:szCs w:val="32"/>
-              </w:rPr>
-              <w:t xml:space="preserve"> </w:t>
-            </w:r>
-            <w:proofErr w:type="spellStart"/>
-            <w:r>
-              <w:rPr>
-                <w:rFonts w:cs="Arial"/>
-                <w:b/>
-                <w:sz w:val="28"/>
-                <w:szCs w:val="32"/>
-              </w:rPr>
-              <w:t>Vaakyam</w:t>
-            </w:r>
-            <w:proofErr w:type="spellEnd"/>
-            <w:r>
-              <w:rPr>
-                <w:rFonts w:cs="Arial"/>
-                <w:b/>
-                <w:sz w:val="28"/>
-                <w:szCs w:val="32"/>
-              </w:rPr>
-              <w:t xml:space="preserve"> No.– 5</w:t>
+            <w:r>
+              <w:rPr>
+                <w:rFonts w:cs="Arial"/>
+                <w:b/>
+                <w:sz w:val="28"/>
+                <w:szCs w:val="32"/>
+              </w:rPr>
+              <w:t>Krama Vaakyam No.– 5</w:t>
             </w:r>
           </w:p>
           <w:p>
@@ -1933,25 +3076,14 @@
                 <w:szCs w:val="32"/>
               </w:rPr>
             </w:pPr>
-            <w:proofErr w:type="spellStart"/>
-            <w:r>
-              <w:rPr>
-                <w:rFonts w:cs="Arial"/>
-                <w:b/>
-                <w:sz w:val="28"/>
-                <w:szCs w:val="32"/>
-              </w:rPr>
-              <w:t>Panchaati</w:t>
-            </w:r>
-            <w:proofErr w:type="spellEnd"/>
-            <w:r>
-              <w:rPr>
-                <w:rFonts w:cs="Arial"/>
-                <w:b/>
-                <w:sz w:val="28"/>
-                <w:szCs w:val="32"/>
-              </w:rPr>
-              <w:t xml:space="preserve"> No</w:t>
+            <w:r>
+              <w:rPr>
+                <w:rFonts w:cs="Arial"/>
+                <w:b/>
+                <w:sz w:val="28"/>
+                <w:szCs w:val="32"/>
+              </w:rPr>
+              <w:t>Panchaati No</w:t>
             </w:r>
             <w:r>
               <w:rPr>
@@ -2012,7 +3144,6 @@
               </w:rPr>
               <w:t>–</w:t>
             </w:r>
-            <w:proofErr w:type="spellStart"/>
             <w:r>
               <w:rPr>
                 <w:rFonts w:ascii="BRH Malayalam Extra" w:eastAsia="Times New Roman" w:hAnsi="BRH Malayalam Extra" w:cs="BRH Malayalam Extra"/>
@@ -2023,19 +3154,17 @@
               </w:rPr>
               <w:t>bx</w:t>
             </w:r>
-            <w:proofErr w:type="spellEnd"/>
-            <w:r>
-              <w:rPr>
-                <w:rFonts w:ascii="BRH Malayalam Extra" w:eastAsia="Times New Roman" w:hAnsi="BRH Malayalam Extra" w:cs="BRH Malayalam Extra"/>
-                <w:b/>
-                <w:color w:val="000000"/>
-                <w:sz w:val="32"/>
-                <w:szCs w:val="40"/>
-                <w:lang w:val="en-IN" w:eastAsia="en-IN" w:bidi="ml-IN"/>
-              </w:rPr>
-              <w:t>–</w:t>
-            </w:r>
-            <w:proofErr w:type="spellStart"/>
+            <w:r>
+              <w:rPr>
+                <w:rFonts w:ascii="BRH Malayalam Extra" w:eastAsia="Times New Roman" w:hAnsi="BRH Malayalam Extra" w:cs="BRH Malayalam Extra"/>
+                <w:b/>
+                <w:color w:val="000000"/>
+                <w:sz w:val="32"/>
+                <w:szCs w:val="40"/>
+                <w:lang w:val="en-IN" w:eastAsia="en-IN" w:bidi="ml-IN"/>
+              </w:rPr>
+              <w:t>–</w:t>
+            </w:r>
             <w:r>
               <w:rPr>
                 <w:rFonts w:ascii="BRH Malayalam Extra" w:eastAsia="Times New Roman" w:hAnsi="BRH Malayalam Extra" w:cs="BRH Malayalam Extra"/>
@@ -2046,38 +3175,26 @@
               </w:rPr>
               <w:t>Zy</w:t>
             </w:r>
-            <w:proofErr w:type="spellEnd"/>
-            <w:r>
-              <w:rPr>
-                <w:rFonts w:ascii="BRH Malayalam Extra" w:eastAsia="Times New Roman" w:hAnsi="BRH Malayalam Extra" w:cs="BRH Malayalam Extra"/>
-                <w:b/>
-                <w:color w:val="000000"/>
-                <w:sz w:val="32"/>
-                <w:szCs w:val="40"/>
-                <w:lang w:val="en-IN" w:eastAsia="en-IN" w:bidi="ml-IN"/>
-              </w:rPr>
-              <w:t>–</w:t>
-            </w:r>
-            <w:r>
-              <w:rPr>
-                <w:rFonts w:ascii="BRH Malayalam Extra" w:eastAsia="Times New Roman" w:hAnsi="BRH Malayalam Extra" w:cs="BRH Malayalam Extra"/>
-                <w:color w:val="000000"/>
-                <w:sz w:val="40"/>
-                <w:szCs w:val="40"/>
-                <w:lang w:val="en-IN" w:eastAsia="en-IN" w:bidi="ml-IN"/>
-              </w:rPr>
-              <w:t xml:space="preserve"> ¥</w:t>
-            </w:r>
-            <w:proofErr w:type="spellStart"/>
-            <w:r>
-              <w:rPr>
-                <w:rFonts w:ascii="BRH Malayalam Extra" w:eastAsia="Times New Roman" w:hAnsi="BRH Malayalam Extra" w:cs="BRH Malayalam Extra"/>
-                <w:color w:val="000000"/>
-                <w:sz w:val="40"/>
-                <w:szCs w:val="40"/>
-                <w:lang w:val="en-IN" w:eastAsia="en-IN" w:bidi="ml-IN"/>
-              </w:rPr>
-              <w:t>Rõx</w:t>
+            <w:r>
+              <w:rPr>
+                <w:rFonts w:ascii="BRH Malayalam Extra" w:eastAsia="Times New Roman" w:hAnsi="BRH Malayalam Extra" w:cs="BRH Malayalam Extra"/>
+                <w:b/>
+                <w:color w:val="000000"/>
+                <w:sz w:val="32"/>
+                <w:szCs w:val="40"/>
+                <w:lang w:val="en-IN" w:eastAsia="en-IN" w:bidi="ml-IN"/>
+              </w:rPr>
+              <w:t>–</w:t>
+            </w:r>
+            <w:r>
+              <w:rPr>
+                <w:rFonts w:ascii="BRH Malayalam Extra" w:eastAsia="Times New Roman" w:hAnsi="BRH Malayalam Extra" w:cs="BRH Malayalam Extra"/>
+                <w:color w:val="000000"/>
+                <w:sz w:val="40"/>
+                <w:szCs w:val="40"/>
+                <w:lang w:val="en-IN" w:eastAsia="en-IN" w:bidi="ml-IN"/>
+              </w:rPr>
+              <w:t xml:space="preserve"> ¥Rõx</w:t>
             </w:r>
             <w:r>
               <w:rPr>
@@ -2090,7 +3207,6 @@
               </w:rPr>
               <w:t>Zy</w:t>
             </w:r>
-            <w:proofErr w:type="spellEnd"/>
             <w:r>
               <w:rPr>
                 <w:rFonts w:ascii="BRH Malayalam Extra" w:eastAsia="Times New Roman" w:hAnsi="BRH Malayalam Extra" w:cs="BRH Malayalam Extra"/>
@@ -2125,20 +3241,8 @@
                 <w:szCs w:val="40"/>
                 <w:lang w:val="en-IN" w:eastAsia="en-IN" w:bidi="ml-IN"/>
               </w:rPr>
-              <w:t>¥</w:t>
-            </w:r>
-            <w:proofErr w:type="spellStart"/>
-            <w:r>
-              <w:rPr>
-                <w:rFonts w:ascii="BRH Malayalam Extra" w:eastAsia="Times New Roman" w:hAnsi="BRH Malayalam Extra" w:cs="BRH Malayalam Extra"/>
-                <w:color w:val="000000"/>
-                <w:sz w:val="40"/>
-                <w:szCs w:val="40"/>
-                <w:lang w:val="en-IN" w:eastAsia="en-IN" w:bidi="ml-IN"/>
-              </w:rPr>
-              <w:t>RõxZy</w:t>
-            </w:r>
-            <w:proofErr w:type="spellEnd"/>
+              <w:t>¥RõxZy</w:t>
+            </w:r>
             <w:r>
               <w:rPr>
                 <w:rFonts w:ascii="BRH Malayalam Extra" w:eastAsia="Times New Roman" w:hAnsi="BRH Malayalam Extra" w:cs="BRH Malayalam Extra"/>
@@ -2202,7 +3306,6 @@
               </w:rPr>
               <w:t>–</w:t>
             </w:r>
-            <w:proofErr w:type="spellStart"/>
             <w:r>
               <w:rPr>
                 <w:rFonts w:ascii="BRH Malayalam Extra" w:eastAsia="Times New Roman" w:hAnsi="BRH Malayalam Extra" w:cs="BRH Malayalam Extra"/>
@@ -2213,19 +3316,17 @@
               </w:rPr>
               <w:t>bx</w:t>
             </w:r>
-            <w:proofErr w:type="spellEnd"/>
-            <w:r>
-              <w:rPr>
-                <w:rFonts w:ascii="BRH Malayalam Extra" w:eastAsia="Times New Roman" w:hAnsi="BRH Malayalam Extra" w:cs="BRH Malayalam Extra"/>
-                <w:b/>
-                <w:color w:val="000000"/>
-                <w:sz w:val="32"/>
-                <w:szCs w:val="40"/>
-                <w:lang w:val="en-IN" w:eastAsia="en-IN" w:bidi="ml-IN"/>
-              </w:rPr>
-              <w:t>–</w:t>
-            </w:r>
-            <w:proofErr w:type="spellStart"/>
+            <w:r>
+              <w:rPr>
+                <w:rFonts w:ascii="BRH Malayalam Extra" w:eastAsia="Times New Roman" w:hAnsi="BRH Malayalam Extra" w:cs="BRH Malayalam Extra"/>
+                <w:b/>
+                <w:color w:val="000000"/>
+                <w:sz w:val="32"/>
+                <w:szCs w:val="40"/>
+                <w:lang w:val="en-IN" w:eastAsia="en-IN" w:bidi="ml-IN"/>
+              </w:rPr>
+              <w:t>–</w:t>
+            </w:r>
             <w:r>
               <w:rPr>
                 <w:rFonts w:ascii="BRH Malayalam Extra" w:eastAsia="Times New Roman" w:hAnsi="BRH Malayalam Extra" w:cs="BRH Malayalam Extra"/>
@@ -2236,38 +3337,26 @@
               </w:rPr>
               <w:t>Zy</w:t>
             </w:r>
-            <w:proofErr w:type="spellEnd"/>
-            <w:r>
-              <w:rPr>
-                <w:rFonts w:ascii="BRH Malayalam Extra" w:eastAsia="Times New Roman" w:hAnsi="BRH Malayalam Extra" w:cs="BRH Malayalam Extra"/>
-                <w:b/>
-                <w:color w:val="000000"/>
-                <w:sz w:val="32"/>
-                <w:szCs w:val="40"/>
-                <w:lang w:val="en-IN" w:eastAsia="en-IN" w:bidi="ml-IN"/>
-              </w:rPr>
-              <w:t>–</w:t>
-            </w:r>
-            <w:r>
-              <w:rPr>
-                <w:rFonts w:ascii="BRH Malayalam Extra" w:eastAsia="Times New Roman" w:hAnsi="BRH Malayalam Extra" w:cs="BRH Malayalam Extra"/>
-                <w:color w:val="000000"/>
-                <w:sz w:val="40"/>
-                <w:szCs w:val="40"/>
-                <w:lang w:val="en-IN" w:eastAsia="en-IN" w:bidi="ml-IN"/>
-              </w:rPr>
-              <w:t xml:space="preserve"> ¥</w:t>
-            </w:r>
-            <w:proofErr w:type="spellStart"/>
-            <w:r>
-              <w:rPr>
-                <w:rFonts w:ascii="BRH Malayalam Extra" w:eastAsia="Times New Roman" w:hAnsi="BRH Malayalam Extra" w:cs="BRH Malayalam Extra"/>
-                <w:color w:val="000000"/>
-                <w:sz w:val="40"/>
-                <w:szCs w:val="40"/>
-                <w:lang w:val="en-IN" w:eastAsia="en-IN" w:bidi="ml-IN"/>
-              </w:rPr>
-              <w:t>Rõx</w:t>
+            <w:r>
+              <w:rPr>
+                <w:rFonts w:ascii="BRH Malayalam Extra" w:eastAsia="Times New Roman" w:hAnsi="BRH Malayalam Extra" w:cs="BRH Malayalam Extra"/>
+                <w:b/>
+                <w:color w:val="000000"/>
+                <w:sz w:val="32"/>
+                <w:szCs w:val="40"/>
+                <w:lang w:val="en-IN" w:eastAsia="en-IN" w:bidi="ml-IN"/>
+              </w:rPr>
+              <w:t>–</w:t>
+            </w:r>
+            <w:r>
+              <w:rPr>
+                <w:rFonts w:ascii="BRH Malayalam Extra" w:eastAsia="Times New Roman" w:hAnsi="BRH Malayalam Extra" w:cs="BRH Malayalam Extra"/>
+                <w:color w:val="000000"/>
+                <w:sz w:val="40"/>
+                <w:szCs w:val="40"/>
+                <w:lang w:val="en-IN" w:eastAsia="en-IN" w:bidi="ml-IN"/>
+              </w:rPr>
+              <w:t xml:space="preserve"> ¥Rõx</w:t>
             </w:r>
             <w:r>
               <w:rPr>
@@ -2278,19 +3367,7 @@
                 <w:highlight w:val="green"/>
                 <w:lang w:val="en-IN" w:eastAsia="en-IN" w:bidi="ml-IN"/>
               </w:rPr>
-              <w:t>Zy</w:t>
-            </w:r>
-            <w:proofErr w:type="spellEnd"/>
-            <w:r>
-              <w:rPr>
-                <w:rFonts w:ascii="BRH Malayalam Extra" w:eastAsia="Times New Roman" w:hAnsi="BRH Malayalam Extra" w:cs="BRH Malayalam Extra"/>
-                <w:color w:val="000000"/>
-                <w:sz w:val="40"/>
-                <w:szCs w:val="40"/>
-                <w:highlight w:val="green"/>
-                <w:lang w:val="en-IN" w:eastAsia="en-IN" w:bidi="ml-IN"/>
-              </w:rPr>
-              <w:t>—J</w:t>
+              <w:t>Zy—J</w:t>
             </w:r>
             <w:r>
               <w:rPr>
@@ -2326,20 +3403,8 @@
                 <w:szCs w:val="40"/>
                 <w:lang w:val="en-IN" w:eastAsia="en-IN" w:bidi="ml-IN"/>
               </w:rPr>
-              <w:t>¥</w:t>
-            </w:r>
-            <w:proofErr w:type="spellStart"/>
-            <w:r>
-              <w:rPr>
-                <w:rFonts w:ascii="BRH Malayalam Extra" w:eastAsia="Times New Roman" w:hAnsi="BRH Malayalam Extra" w:cs="BRH Malayalam Extra"/>
-                <w:color w:val="000000"/>
-                <w:sz w:val="40"/>
-                <w:szCs w:val="40"/>
-                <w:lang w:val="en-IN" w:eastAsia="en-IN" w:bidi="ml-IN"/>
-              </w:rPr>
-              <w:t>RõxZy</w:t>
-            </w:r>
-            <w:proofErr w:type="spellEnd"/>
+              <w:t>¥RõxZy</w:t>
+            </w:r>
             <w:r>
               <w:rPr>
                 <w:rFonts w:ascii="BRH Malayalam Extra" w:eastAsia="Times New Roman" w:hAnsi="BRH Malayalam Extra" w:cs="BRH Malayalam Extra"/>
@@ -2397,20 +3462,8 @@
                 <w:sz w:val="28"/>
                 <w:szCs w:val="32"/>
               </w:rPr>
-              <w:lastRenderedPageBreak/>
-              <w:t xml:space="preserve">T.S.6.6.1.5 – </w:t>
-            </w:r>
-            <w:proofErr w:type="spellStart"/>
-            <w:r>
-              <w:rPr>
-                <w:rFonts w:cs="Arial"/>
-                <w:b/>
-                <w:sz w:val="28"/>
-                <w:szCs w:val="32"/>
-              </w:rPr>
-              <w:t>Kramam</w:t>
-            </w:r>
-            <w:proofErr w:type="spellEnd"/>
+              <w:t>T.S.6.6.1.5 – Kramam</w:t>
+            </w:r>
           </w:p>
           <w:p>
             <w:pPr>
@@ -2430,45 +3483,14 @@
                 <w:szCs w:val="32"/>
               </w:rPr>
             </w:pPr>
-            <w:proofErr w:type="spellStart"/>
-            <w:r>
-              <w:rPr>
-                <w:rFonts w:cs="Arial"/>
-                <w:b/>
-                <w:sz w:val="28"/>
-                <w:szCs w:val="32"/>
-              </w:rPr>
-              <w:t>Krama</w:t>
-            </w:r>
-            <w:proofErr w:type="spellEnd"/>
-            <w:r>
-              <w:rPr>
-                <w:rFonts w:cs="Arial"/>
-                <w:b/>
-                <w:sz w:val="28"/>
-                <w:szCs w:val="32"/>
-              </w:rPr>
-              <w:t xml:space="preserve"> </w:t>
-            </w:r>
-            <w:proofErr w:type="spellStart"/>
-            <w:r>
-              <w:rPr>
-                <w:rFonts w:cs="Arial"/>
-                <w:b/>
-                <w:sz w:val="28"/>
-                <w:szCs w:val="32"/>
-              </w:rPr>
-              <w:t>Vaakyam</w:t>
-            </w:r>
-            <w:proofErr w:type="spellEnd"/>
-            <w:r>
-              <w:rPr>
-                <w:rFonts w:cs="Arial"/>
-                <w:b/>
-                <w:sz w:val="28"/>
-                <w:szCs w:val="32"/>
-              </w:rPr>
-              <w:t xml:space="preserve"> No.– 37</w:t>
+            <w:r>
+              <w:rPr>
+                <w:rFonts w:cs="Arial"/>
+                <w:b/>
+                <w:sz w:val="28"/>
+                <w:szCs w:val="32"/>
+              </w:rPr>
+              <w:t>Krama Vaakyam No.– 37</w:t>
             </w:r>
           </w:p>
           <w:p>
@@ -2486,25 +3508,14 @@
                 <w:szCs w:val="36"/>
               </w:rPr>
             </w:pPr>
-            <w:proofErr w:type="spellStart"/>
-            <w:r>
-              <w:rPr>
-                <w:rFonts w:cs="Arial"/>
-                <w:b/>
-                <w:sz w:val="28"/>
-                <w:szCs w:val="32"/>
-              </w:rPr>
-              <w:t>Panchaati</w:t>
-            </w:r>
-            <w:proofErr w:type="spellEnd"/>
-            <w:r>
-              <w:rPr>
-                <w:rFonts w:cs="Arial"/>
-                <w:b/>
-                <w:sz w:val="28"/>
-                <w:szCs w:val="32"/>
-              </w:rPr>
-              <w:t xml:space="preserve"> No</w:t>
+            <w:r>
+              <w:rPr>
+                <w:rFonts w:cs="Arial"/>
+                <w:b/>
+                <w:sz w:val="28"/>
+                <w:szCs w:val="32"/>
+              </w:rPr>
+              <w:t>Panchaati No</w:t>
             </w:r>
             <w:r>
               <w:rPr>
@@ -2552,20 +3563,8 @@
                 <w:szCs w:val="40"/>
                 <w:lang w:val="en-IN" w:eastAsia="en-IN" w:bidi="ml-IN"/>
               </w:rPr>
-              <w:t>¥</w:t>
-            </w:r>
-            <w:proofErr w:type="spellStart"/>
-            <w:r>
-              <w:rPr>
-                <w:rFonts w:ascii="BRH Malayalam Extra" w:eastAsia="Times New Roman" w:hAnsi="BRH Malayalam Extra" w:cs="BRH Malayalam Extra"/>
-                <w:color w:val="000000"/>
-                <w:sz w:val="40"/>
-                <w:szCs w:val="40"/>
-                <w:lang w:val="en-IN" w:eastAsia="en-IN" w:bidi="ml-IN"/>
-              </w:rPr>
-              <w:t>txZx</w:t>
-            </w:r>
-            <w:proofErr w:type="spellEnd"/>
+              <w:t>¥txZx</w:t>
+            </w:r>
             <w:r>
               <w:rPr>
                 <w:rFonts w:ascii="BRH Malayalam Extra" w:eastAsia="Times New Roman" w:hAnsi="BRH Malayalam Extra" w:cs="BRH Malayalam Extra"/>
@@ -2587,7 +3586,6 @@
               </w:rPr>
               <w:t>„„</w:t>
             </w:r>
-            <w:proofErr w:type="spellStart"/>
             <w:r>
               <w:rPr>
                 <w:rFonts w:ascii="BRH Malayalam Extra" w:eastAsia="Times New Roman" w:hAnsi="BRH Malayalam Extra" w:cs="BRH Malayalam Extra"/>
@@ -2607,18 +3605,7 @@
                 <w:szCs w:val="40"/>
                 <w:lang w:val="en-IN" w:eastAsia="en-IN" w:bidi="ml-IN"/>
               </w:rPr>
-              <w:t>I</w:t>
-            </w:r>
-            <w:proofErr w:type="spellEnd"/>
-            <w:r>
-              <w:rPr>
-                <w:rFonts w:ascii="BRH Malayalam Extra" w:eastAsia="Times New Roman" w:hAnsi="BRH Malayalam Extra" w:cs="BRH Malayalam Extra"/>
-                <w:color w:val="000000"/>
-                <w:sz w:val="40"/>
-                <w:szCs w:val="40"/>
-                <w:lang w:val="en-IN" w:eastAsia="en-IN" w:bidi="ml-IN"/>
-              </w:rPr>
-              <w:t xml:space="preserve">˜ | </w:t>
+              <w:t xml:space="preserve">I˜ | </w:t>
             </w:r>
           </w:p>
           <w:p>
@@ -2653,40 +3640,16 @@
               </w:rPr>
               <w:t>–</w:t>
             </w:r>
-            <w:proofErr w:type="spellStart"/>
-            <w:r>
-              <w:rPr>
-                <w:rFonts w:ascii="BRH Malayalam Extra" w:eastAsia="Times New Roman" w:hAnsi="BRH Malayalam Extra" w:cs="BRH Malayalam Extra"/>
-                <w:color w:val="000000"/>
-                <w:sz w:val="40"/>
-                <w:szCs w:val="40"/>
-                <w:lang w:val="en-IN" w:eastAsia="en-IN" w:bidi="ml-IN"/>
-              </w:rPr>
-              <w:t>Ãxd</w:t>
-            </w:r>
-            <w:proofErr w:type="spellEnd"/>
-            <w:r>
-              <w:rPr>
-                <w:rFonts w:ascii="BRH Malayalam Extra" w:eastAsia="Times New Roman" w:hAnsi="BRH Malayalam Extra" w:cs="BRH Malayalam Extra"/>
-                <w:color w:val="000000"/>
-                <w:sz w:val="40"/>
-                <w:szCs w:val="40"/>
-                <w:lang w:val="en-IN" w:eastAsia="en-IN" w:bidi="ml-IN"/>
-              </w:rPr>
-              <w:t>—¥</w:t>
-            </w:r>
-            <w:proofErr w:type="spellStart"/>
-            <w:r>
-              <w:rPr>
-                <w:rFonts w:ascii="BRH Malayalam Extra" w:eastAsia="Times New Roman" w:hAnsi="BRH Malayalam Extra" w:cs="BRH Malayalam Extra"/>
-                <w:color w:val="000000"/>
-                <w:sz w:val="40"/>
-                <w:szCs w:val="40"/>
-                <w:lang w:val="en-IN" w:eastAsia="en-IN" w:bidi="ml-IN"/>
-              </w:rPr>
-              <w:t>i</w:t>
-            </w:r>
-            <w:proofErr w:type="spellEnd"/>
+            <w:r>
+              <w:rPr>
+                <w:rFonts w:ascii="BRH Malayalam Extra" w:eastAsia="Times New Roman" w:hAnsi="BRH Malayalam Extra" w:cs="BRH Malayalam Extra"/>
+                <w:color w:val="000000"/>
+                <w:sz w:val="40"/>
+                <w:szCs w:val="40"/>
+                <w:lang w:val="en-IN" w:eastAsia="en-IN" w:bidi="ml-IN"/>
+              </w:rPr>
+              <w:t>Ãxd—¥i</w:t>
+            </w:r>
             <w:r>
               <w:rPr>
                 <w:rFonts w:ascii="BRH Malayalam Extra" w:eastAsia="Times New Roman" w:hAnsi="BRH Malayalam Extra" w:cs="BRH Malayalam Extra"/>
@@ -2739,7 +3702,6 @@
               </w:rPr>
               <w:t>¥</w:t>
             </w:r>
-            <w:proofErr w:type="spellStart"/>
             <w:r>
               <w:rPr>
                 <w:rFonts w:ascii="BRH Malayalam Extra" w:eastAsia="Times New Roman" w:hAnsi="BRH Malayalam Extra" w:cs="BRH Malayalam Extra"/>
@@ -2750,7 +3712,6 @@
               </w:rPr>
               <w:t>txZx</w:t>
             </w:r>
-            <w:proofErr w:type="spellEnd"/>
             <w:r>
               <w:rPr>
                 <w:rFonts w:ascii="BRH Malayalam Extra" w:eastAsia="Times New Roman" w:hAnsi="BRH Malayalam Extra" w:cs="BRH Malayalam Extra"/>
@@ -2772,7 +3733,6 @@
               </w:rPr>
               <w:t>„„</w:t>
             </w:r>
-            <w:proofErr w:type="spellStart"/>
             <w:r>
               <w:rPr>
                 <w:rFonts w:ascii="BRH Malayalam Extra" w:eastAsia="Times New Roman" w:hAnsi="BRH Malayalam Extra" w:cs="BRH Malayalam Extra"/>
@@ -2792,18 +3752,7 @@
                 <w:szCs w:val="40"/>
                 <w:lang w:val="en-IN" w:eastAsia="en-IN" w:bidi="ml-IN"/>
               </w:rPr>
-              <w:t>dI</w:t>
-            </w:r>
-            <w:proofErr w:type="spellEnd"/>
-            <w:r>
-              <w:rPr>
-                <w:rFonts w:ascii="BRH Malayalam Extra" w:eastAsia="Times New Roman" w:hAnsi="BRH Malayalam Extra" w:cs="BRH Malayalam Extra"/>
-                <w:color w:val="000000"/>
-                <w:sz w:val="40"/>
-                <w:szCs w:val="40"/>
-                <w:lang w:val="en-IN" w:eastAsia="en-IN" w:bidi="ml-IN"/>
-              </w:rPr>
-              <w:t>˜ |</w:t>
+              <w:t>dI˜ |</w:t>
             </w:r>
             <w:r>
               <w:rPr>
@@ -2848,40 +3797,16 @@
               </w:rPr>
               <w:t>–</w:t>
             </w:r>
-            <w:proofErr w:type="spellStart"/>
-            <w:r>
-              <w:rPr>
-                <w:rFonts w:ascii="BRH Malayalam Extra" w:eastAsia="Times New Roman" w:hAnsi="BRH Malayalam Extra" w:cs="BRH Malayalam Extra"/>
-                <w:color w:val="000000"/>
-                <w:sz w:val="40"/>
-                <w:szCs w:val="40"/>
-                <w:lang w:val="en-IN" w:eastAsia="en-IN" w:bidi="ml-IN"/>
-              </w:rPr>
-              <w:t>Ãxd</w:t>
-            </w:r>
-            <w:proofErr w:type="spellEnd"/>
-            <w:r>
-              <w:rPr>
-                <w:rFonts w:ascii="BRH Malayalam Extra" w:eastAsia="Times New Roman" w:hAnsi="BRH Malayalam Extra" w:cs="BRH Malayalam Extra"/>
-                <w:color w:val="000000"/>
-                <w:sz w:val="40"/>
-                <w:szCs w:val="40"/>
-                <w:lang w:val="en-IN" w:eastAsia="en-IN" w:bidi="ml-IN"/>
-              </w:rPr>
-              <w:t>—¥</w:t>
-            </w:r>
-            <w:proofErr w:type="spellStart"/>
-            <w:r>
-              <w:rPr>
-                <w:rFonts w:ascii="BRH Malayalam Extra" w:eastAsia="Times New Roman" w:hAnsi="BRH Malayalam Extra" w:cs="BRH Malayalam Extra"/>
-                <w:color w:val="000000"/>
-                <w:sz w:val="40"/>
-                <w:szCs w:val="40"/>
-                <w:lang w:val="en-IN" w:eastAsia="en-IN" w:bidi="ml-IN"/>
-              </w:rPr>
-              <w:t>i</w:t>
-            </w:r>
-            <w:proofErr w:type="spellEnd"/>
+            <w:r>
+              <w:rPr>
+                <w:rFonts w:ascii="BRH Malayalam Extra" w:eastAsia="Times New Roman" w:hAnsi="BRH Malayalam Extra" w:cs="BRH Malayalam Extra"/>
+                <w:color w:val="000000"/>
+                <w:sz w:val="40"/>
+                <w:szCs w:val="40"/>
+                <w:lang w:val="en-IN" w:eastAsia="en-IN" w:bidi="ml-IN"/>
+              </w:rPr>
+              <w:t>Ãxd—¥i</w:t>
+            </w:r>
             <w:r>
               <w:rPr>
                 <w:rFonts w:ascii="BRH Malayalam Extra" w:eastAsia="Times New Roman" w:hAnsi="BRH Malayalam Extra" w:cs="BRH Malayalam Extra"/>
@@ -2939,19 +3864,9 @@
                 <w:sz w:val="28"/>
                 <w:szCs w:val="32"/>
               </w:rPr>
-              <w:t xml:space="preserve">T.S.6.6.2.1 – </w:t>
-            </w:r>
-            <w:proofErr w:type="spellStart"/>
-            <w:r>
-              <w:rPr>
-                <w:rFonts w:cs="Arial"/>
-                <w:b/>
-                <w:sz w:val="28"/>
-                <w:szCs w:val="32"/>
-              </w:rPr>
-              <w:t>Kramam</w:t>
-            </w:r>
-            <w:proofErr w:type="spellEnd"/>
+              <w:lastRenderedPageBreak/>
+              <w:t>T.S.6.6.2.1 – Kramam</w:t>
+            </w:r>
           </w:p>
           <w:p>
             <w:pPr>
@@ -2971,45 +3886,14 @@
                 <w:szCs w:val="32"/>
               </w:rPr>
             </w:pPr>
-            <w:proofErr w:type="spellStart"/>
-            <w:r>
-              <w:rPr>
-                <w:rFonts w:cs="Arial"/>
-                <w:b/>
-                <w:sz w:val="28"/>
-                <w:szCs w:val="32"/>
-              </w:rPr>
-              <w:t>Krama</w:t>
-            </w:r>
-            <w:proofErr w:type="spellEnd"/>
-            <w:r>
-              <w:rPr>
-                <w:rFonts w:cs="Arial"/>
-                <w:b/>
-                <w:sz w:val="28"/>
-                <w:szCs w:val="32"/>
-              </w:rPr>
-              <w:t xml:space="preserve"> </w:t>
-            </w:r>
-            <w:proofErr w:type="spellStart"/>
-            <w:r>
-              <w:rPr>
-                <w:rFonts w:cs="Arial"/>
-                <w:b/>
-                <w:sz w:val="28"/>
-                <w:szCs w:val="32"/>
-              </w:rPr>
-              <w:t>Vaakyam</w:t>
-            </w:r>
-            <w:proofErr w:type="spellEnd"/>
-            <w:r>
-              <w:rPr>
-                <w:rFonts w:cs="Arial"/>
-                <w:b/>
-                <w:sz w:val="28"/>
-                <w:szCs w:val="32"/>
-              </w:rPr>
-              <w:t xml:space="preserve"> No.– 23</w:t>
+            <w:r>
+              <w:rPr>
+                <w:rFonts w:cs="Arial"/>
+                <w:b/>
+                <w:sz w:val="28"/>
+                <w:szCs w:val="32"/>
+              </w:rPr>
+              <w:t>Krama Vaakyam No.– 23</w:t>
             </w:r>
           </w:p>
           <w:p>
@@ -3027,25 +3911,14 @@
                 <w:szCs w:val="36"/>
               </w:rPr>
             </w:pPr>
-            <w:proofErr w:type="spellStart"/>
-            <w:r>
-              <w:rPr>
-                <w:rFonts w:cs="Arial"/>
-                <w:b/>
-                <w:sz w:val="28"/>
-                <w:szCs w:val="32"/>
-              </w:rPr>
-              <w:t>Panchaati</w:t>
-            </w:r>
-            <w:proofErr w:type="spellEnd"/>
-            <w:r>
-              <w:rPr>
-                <w:rFonts w:cs="Arial"/>
-                <w:b/>
-                <w:sz w:val="28"/>
-                <w:szCs w:val="32"/>
-              </w:rPr>
-              <w:t xml:space="preserve"> No</w:t>
+            <w:r>
+              <w:rPr>
+                <w:rFonts w:cs="Arial"/>
+                <w:b/>
+                <w:sz w:val="28"/>
+                <w:szCs w:val="32"/>
+              </w:rPr>
+              <w:t>Panchaati No</w:t>
             </w:r>
             <w:r>
               <w:rPr>
@@ -3101,7 +3974,6 @@
               </w:rPr>
               <w:t>–</w:t>
             </w:r>
-            <w:proofErr w:type="spellStart"/>
             <w:r>
               <w:rPr>
                 <w:rFonts w:ascii="BRH Malayalam Extra" w:eastAsia="Times New Roman" w:hAnsi="BRH Malayalam Extra" w:cs="BRH Malayalam Extra"/>
@@ -3112,7 +3984,6 @@
               </w:rPr>
               <w:t>Zy</w:t>
             </w:r>
-            <w:proofErr w:type="spellEnd"/>
             <w:r>
               <w:rPr>
                 <w:rFonts w:ascii="BRH Malayalam Extra" w:eastAsia="Times New Roman" w:hAnsi="BRH Malayalam Extra" w:cs="BRH Malayalam Extra"/>
@@ -3153,75 +4024,40 @@
                 <w:szCs w:val="40"/>
                 <w:lang w:val="en-IN" w:eastAsia="en-IN" w:bidi="ml-IN"/>
               </w:rPr>
-              <w:t>¥</w:t>
-            </w:r>
-            <w:proofErr w:type="spellStart"/>
-            <w:r>
-              <w:rPr>
-                <w:rFonts w:ascii="BRH Malayalam Extra" w:eastAsia="Times New Roman" w:hAnsi="BRH Malayalam Extra" w:cs="BRH Malayalam Extra"/>
-                <w:color w:val="000000"/>
-                <w:sz w:val="40"/>
-                <w:szCs w:val="40"/>
-                <w:lang w:val="en-IN" w:eastAsia="en-IN" w:bidi="ml-IN"/>
-              </w:rPr>
-              <w:t>kxZy</w:t>
-            </w:r>
-            <w:proofErr w:type="spellEnd"/>
-            <w:r>
-              <w:rPr>
-                <w:rFonts w:ascii="BRH Malayalam Extra" w:eastAsia="Times New Roman" w:hAnsi="BRH Malayalam Extra" w:cs="BRH Malayalam Extra"/>
-                <w:b/>
-                <w:color w:val="000000"/>
-                <w:sz w:val="32"/>
-                <w:szCs w:val="40"/>
-                <w:lang w:val="en-IN" w:eastAsia="en-IN" w:bidi="ml-IN"/>
-              </w:rPr>
-              <w:t>–</w:t>
-            </w:r>
-            <w:r>
-              <w:rPr>
-                <w:rFonts w:ascii="BRH Malayalam Extra" w:eastAsia="Times New Roman" w:hAnsi="BRH Malayalam Extra" w:cs="BRH Malayalam Extra"/>
-                <w:color w:val="000000"/>
-                <w:sz w:val="40"/>
-                <w:szCs w:val="40"/>
-                <w:lang w:val="en-IN" w:eastAsia="en-IN" w:bidi="ml-IN"/>
-              </w:rPr>
-              <w:t xml:space="preserve"> </w:t>
-            </w:r>
-            <w:proofErr w:type="spellStart"/>
-            <w:r>
-              <w:rPr>
-                <w:rFonts w:ascii="BRH Malayalam Extra" w:eastAsia="Times New Roman" w:hAnsi="BRH Malayalam Extra" w:cs="BRH Malayalam Extra"/>
-                <w:color w:val="000000"/>
-                <w:sz w:val="40"/>
-                <w:szCs w:val="40"/>
-                <w:lang w:val="en-IN" w:eastAsia="en-IN" w:bidi="ml-IN"/>
-              </w:rPr>
-              <w:t>jZ</w:t>
-            </w:r>
-            <w:proofErr w:type="spellEnd"/>
-            <w:r>
-              <w:rPr>
-                <w:rFonts w:ascii="BRH Malayalam Extra" w:eastAsia="Times New Roman" w:hAnsi="BRH Malayalam Extra" w:cs="BRH Malayalam Extra"/>
-                <w:color w:val="000000"/>
-                <w:sz w:val="40"/>
-                <w:szCs w:val="40"/>
-                <w:lang w:val="en-IN" w:eastAsia="en-IN" w:bidi="ml-IN"/>
-              </w:rPr>
-              <w:t>§ | A</w:t>
-            </w:r>
-            <w:r>
-              <w:rPr>
-                <w:rFonts w:ascii="BRH Malayalam Extra" w:eastAsia="Times New Roman" w:hAnsi="BRH Malayalam Extra" w:cs="BRH Malayalam Extra"/>
-                <w:b/>
-                <w:color w:val="000000"/>
-                <w:sz w:val="32"/>
-                <w:szCs w:val="40"/>
-                <w:lang w:val="en-IN" w:eastAsia="en-IN" w:bidi="ml-IN"/>
-              </w:rPr>
-              <w:t>–</w:t>
-            </w:r>
-            <w:proofErr w:type="spellStart"/>
+              <w:t>¥kxZy</w:t>
+            </w:r>
+            <w:r>
+              <w:rPr>
+                <w:rFonts w:ascii="BRH Malayalam Extra" w:eastAsia="Times New Roman" w:hAnsi="BRH Malayalam Extra" w:cs="BRH Malayalam Extra"/>
+                <w:b/>
+                <w:color w:val="000000"/>
+                <w:sz w:val="32"/>
+                <w:szCs w:val="40"/>
+                <w:lang w:val="en-IN" w:eastAsia="en-IN" w:bidi="ml-IN"/>
+              </w:rPr>
+              <w:t>–</w:t>
+            </w:r>
+            <w:r>
+              <w:rPr>
+                <w:rFonts w:ascii="BRH Malayalam Extra" w:eastAsia="Times New Roman" w:hAnsi="BRH Malayalam Extra" w:cs="BRH Malayalam Extra"/>
+                <w:color w:val="000000"/>
+                <w:sz w:val="40"/>
+                <w:szCs w:val="40"/>
+                <w:lang w:val="en-IN" w:eastAsia="en-IN" w:bidi="ml-IN"/>
+              </w:rPr>
+              <w:t xml:space="preserve"> jZ§ | A</w:t>
+            </w:r>
+            <w:r>
+              <w:rPr>
+                <w:rFonts w:ascii="BRH Malayalam Extra" w:eastAsia="Times New Roman" w:hAnsi="BRH Malayalam Extra" w:cs="BRH Malayalam Extra"/>
+                <w:b/>
+                <w:color w:val="000000"/>
+                <w:sz w:val="32"/>
+                <w:szCs w:val="40"/>
+                <w:lang w:val="en-IN" w:eastAsia="en-IN" w:bidi="ml-IN"/>
+              </w:rPr>
+              <w:t>–</w:t>
+            </w:r>
             <w:r>
               <w:rPr>
                 <w:rFonts w:ascii="BRH Malayalam Extra" w:eastAsia="Times New Roman" w:hAnsi="BRH Malayalam Extra" w:cs="BRH Malayalam Extra"/>
@@ -3232,7 +4068,6 @@
               </w:rPr>
               <w:t>Zy</w:t>
             </w:r>
-            <w:proofErr w:type="spellEnd"/>
             <w:r>
               <w:rPr>
                 <w:rFonts w:ascii="BRH Malayalam Extra" w:eastAsia="Times New Roman" w:hAnsi="BRH Malayalam Extra" w:cs="BRH Malayalam Extra"/>
@@ -3275,118 +4110,49 @@
                 <w:highlight w:val="yellow"/>
                 <w:lang w:val="en-IN" w:eastAsia="en-IN" w:bidi="ml-IN"/>
               </w:rPr>
-              <w:t>¥</w:t>
-            </w:r>
-            <w:proofErr w:type="spellStart"/>
-            <w:r>
-              <w:rPr>
-                <w:rFonts w:ascii="BRH Malayalam Extra" w:eastAsia="Times New Roman" w:hAnsi="BRH Malayalam Extra" w:cs="BRH Malayalam Extra"/>
-                <w:color w:val="000000"/>
-                <w:sz w:val="40"/>
-                <w:szCs w:val="40"/>
-                <w:highlight w:val="yellow"/>
-                <w:lang w:val="en-IN" w:eastAsia="en-IN" w:bidi="ml-IN"/>
-              </w:rPr>
-              <w:t>kx</w:t>
-            </w:r>
-            <w:proofErr w:type="spellEnd"/>
-            <w:r>
-              <w:rPr>
-                <w:rFonts w:ascii="BRH Malayalam Extra" w:eastAsia="Times New Roman" w:hAnsi="BRH Malayalam Extra" w:cs="BRH Malayalam Extra"/>
-                <w:b/>
-                <w:color w:val="000000"/>
-                <w:sz w:val="32"/>
-                <w:szCs w:val="40"/>
-                <w:lang w:val="en-IN" w:eastAsia="en-IN" w:bidi="ml-IN"/>
-              </w:rPr>
-              <w:t>–</w:t>
-            </w:r>
-            <w:proofErr w:type="spellStart"/>
-            <w:r>
-              <w:rPr>
-                <w:rFonts w:ascii="BRH Malayalam Extra" w:eastAsia="Times New Roman" w:hAnsi="BRH Malayalam Extra" w:cs="BRH Malayalam Extra"/>
-                <w:color w:val="000000"/>
-                <w:sz w:val="40"/>
-                <w:szCs w:val="40"/>
-                <w:lang w:val="en-IN" w:eastAsia="en-IN" w:bidi="ml-IN"/>
-              </w:rPr>
-              <w:t>ZzZõ</w:t>
-            </w:r>
-            <w:proofErr w:type="spellEnd"/>
-            <w:r>
-              <w:rPr>
-                <w:rFonts w:ascii="BRH Malayalam Extra" w:eastAsia="Times New Roman" w:hAnsi="BRH Malayalam Extra" w:cs="BRH Malayalam Extra"/>
-                <w:color w:val="000000"/>
-                <w:sz w:val="40"/>
-                <w:szCs w:val="40"/>
-                <w:lang w:val="en-IN" w:eastAsia="en-IN" w:bidi="ml-IN"/>
-              </w:rPr>
-              <w:t>—</w:t>
-            </w:r>
-            <w:proofErr w:type="spellStart"/>
-            <w:r>
-              <w:rPr>
-                <w:rFonts w:ascii="BRH Malayalam Extra" w:eastAsia="Times New Roman" w:hAnsi="BRH Malayalam Extra" w:cs="BRH Malayalam Extra"/>
-                <w:color w:val="000000"/>
-                <w:sz w:val="40"/>
-                <w:szCs w:val="40"/>
-                <w:lang w:val="en-IN" w:eastAsia="en-IN" w:bidi="ml-IN"/>
-              </w:rPr>
-              <w:t>Zy</w:t>
-            </w:r>
-            <w:proofErr w:type="spellEnd"/>
-            <w:r>
-              <w:rPr>
-                <w:rFonts w:ascii="BRH Malayalam Extra" w:eastAsia="Times New Roman" w:hAnsi="BRH Malayalam Extra" w:cs="BRH Malayalam Extra"/>
-                <w:color w:val="000000"/>
-                <w:sz w:val="40"/>
-                <w:szCs w:val="40"/>
-                <w:lang w:val="en-IN" w:eastAsia="en-IN" w:bidi="ml-IN"/>
-              </w:rPr>
-              <w:t xml:space="preserve"> - K</w:t>
-            </w:r>
-            <w:r>
-              <w:rPr>
-                <w:rFonts w:ascii="BRH Malayalam Extra" w:eastAsia="Times New Roman" w:hAnsi="BRH Malayalam Extra" w:cs="BRH Malayalam Extra"/>
-                <w:b/>
-                <w:color w:val="000000"/>
-                <w:sz w:val="32"/>
-                <w:szCs w:val="40"/>
-                <w:lang w:val="en-IN" w:eastAsia="en-IN" w:bidi="ml-IN"/>
-              </w:rPr>
-              <w:t>–</w:t>
-            </w:r>
-            <w:r>
-              <w:rPr>
-                <w:rFonts w:ascii="BRH Malayalam Extra" w:eastAsia="Times New Roman" w:hAnsi="BRH Malayalam Extra" w:cs="BRH Malayalam Extra"/>
-                <w:color w:val="000000"/>
-                <w:sz w:val="40"/>
-                <w:szCs w:val="40"/>
-                <w:lang w:val="en-IN" w:eastAsia="en-IN" w:bidi="ml-IN"/>
-              </w:rPr>
-              <w:t>¥</w:t>
-            </w:r>
-            <w:proofErr w:type="spellStart"/>
-            <w:r>
-              <w:rPr>
-                <w:rFonts w:ascii="BRH Malayalam Extra" w:eastAsia="Times New Roman" w:hAnsi="BRH Malayalam Extra" w:cs="BRH Malayalam Extra"/>
-                <w:color w:val="000000"/>
-                <w:sz w:val="40"/>
-                <w:szCs w:val="40"/>
-                <w:lang w:val="en-IN" w:eastAsia="en-IN" w:bidi="ml-IN"/>
-              </w:rPr>
-              <w:t>kxZy</w:t>
-            </w:r>
-            <w:proofErr w:type="spellEnd"/>
-            <w:r>
-              <w:rPr>
-                <w:rFonts w:ascii="BRH Malayalam Extra" w:eastAsia="Times New Roman" w:hAnsi="BRH Malayalam Extra" w:cs="BRH Malayalam Extra"/>
-                <w:color w:val="000000"/>
-                <w:sz w:val="40"/>
-                <w:szCs w:val="40"/>
-                <w:lang w:val="en-IN" w:eastAsia="en-IN" w:bidi="ml-IN"/>
-              </w:rPr>
-              <w:t>— |</w:t>
+              <w:t>¥kx</w:t>
+            </w:r>
+            <w:r>
+              <w:rPr>
+                <w:rFonts w:ascii="BRH Malayalam Extra" w:eastAsia="Times New Roman" w:hAnsi="BRH Malayalam Extra" w:cs="BRH Malayalam Extra"/>
+                <w:b/>
+                <w:color w:val="000000"/>
+                <w:sz w:val="32"/>
+                <w:szCs w:val="40"/>
+                <w:lang w:val="en-IN" w:eastAsia="en-IN" w:bidi="ml-IN"/>
+              </w:rPr>
+              <w:t>–</w:t>
+            </w:r>
+            <w:r>
+              <w:rPr>
+                <w:rFonts w:ascii="BRH Malayalam Extra" w:eastAsia="Times New Roman" w:hAnsi="BRH Malayalam Extra" w:cs="BRH Malayalam Extra"/>
+                <w:color w:val="000000"/>
+                <w:sz w:val="40"/>
+                <w:szCs w:val="40"/>
+                <w:lang w:val="en-IN" w:eastAsia="en-IN" w:bidi="ml-IN"/>
+              </w:rPr>
+              <w:t>ZzZõ—Zy - K</w:t>
+            </w:r>
+            <w:r>
+              <w:rPr>
+                <w:rFonts w:ascii="BRH Malayalam Extra" w:eastAsia="Times New Roman" w:hAnsi="BRH Malayalam Extra" w:cs="BRH Malayalam Extra"/>
+                <w:b/>
+                <w:color w:val="000000"/>
+                <w:sz w:val="32"/>
+                <w:szCs w:val="40"/>
+                <w:lang w:val="en-IN" w:eastAsia="en-IN" w:bidi="ml-IN"/>
+              </w:rPr>
+              <w:t>–</w:t>
+            </w:r>
+            <w:r>
+              <w:rPr>
+                <w:rFonts w:ascii="BRH Malayalam Extra" w:eastAsia="Times New Roman" w:hAnsi="BRH Malayalam Extra" w:cs="BRH Malayalam Extra"/>
+                <w:color w:val="000000"/>
+                <w:sz w:val="40"/>
+                <w:szCs w:val="40"/>
+                <w:lang w:val="en-IN" w:eastAsia="en-IN" w:bidi="ml-IN"/>
+              </w:rPr>
+              <w:t>¥kxZy— |</w:t>
             </w:r>
           </w:p>
         </w:tc>
@@ -3427,7 +4193,6 @@
               </w:rPr>
               <w:t>–</w:t>
             </w:r>
-            <w:proofErr w:type="spellStart"/>
             <w:r>
               <w:rPr>
                 <w:rFonts w:ascii="BRH Malayalam Extra" w:eastAsia="Times New Roman" w:hAnsi="BRH Malayalam Extra" w:cs="BRH Malayalam Extra"/>
@@ -3438,7 +4203,6 @@
               </w:rPr>
               <w:t>Zy</w:t>
             </w:r>
-            <w:proofErr w:type="spellEnd"/>
             <w:r>
               <w:rPr>
                 <w:rFonts w:ascii="BRH Malayalam Extra" w:eastAsia="Times New Roman" w:hAnsi="BRH Malayalam Extra" w:cs="BRH Malayalam Extra"/>
@@ -3479,75 +4243,40 @@
                 <w:szCs w:val="40"/>
                 <w:lang w:val="en-IN" w:eastAsia="en-IN" w:bidi="ml-IN"/>
               </w:rPr>
-              <w:t>¥</w:t>
-            </w:r>
-            <w:proofErr w:type="spellStart"/>
-            <w:r>
-              <w:rPr>
-                <w:rFonts w:ascii="BRH Malayalam Extra" w:eastAsia="Times New Roman" w:hAnsi="BRH Malayalam Extra" w:cs="BRH Malayalam Extra"/>
-                <w:color w:val="000000"/>
-                <w:sz w:val="40"/>
-                <w:szCs w:val="40"/>
-                <w:lang w:val="en-IN" w:eastAsia="en-IN" w:bidi="ml-IN"/>
-              </w:rPr>
-              <w:t>kxZy</w:t>
-            </w:r>
-            <w:proofErr w:type="spellEnd"/>
-            <w:r>
-              <w:rPr>
-                <w:rFonts w:ascii="BRH Malayalam Extra" w:eastAsia="Times New Roman" w:hAnsi="BRH Malayalam Extra" w:cs="BRH Malayalam Extra"/>
-                <w:b/>
-                <w:color w:val="000000"/>
-                <w:sz w:val="32"/>
-                <w:szCs w:val="40"/>
-                <w:lang w:val="en-IN" w:eastAsia="en-IN" w:bidi="ml-IN"/>
-              </w:rPr>
-              <w:t>–</w:t>
-            </w:r>
-            <w:r>
-              <w:rPr>
-                <w:rFonts w:ascii="BRH Malayalam Extra" w:eastAsia="Times New Roman" w:hAnsi="BRH Malayalam Extra" w:cs="BRH Malayalam Extra"/>
-                <w:color w:val="000000"/>
-                <w:sz w:val="40"/>
-                <w:szCs w:val="40"/>
-                <w:lang w:val="en-IN" w:eastAsia="en-IN" w:bidi="ml-IN"/>
-              </w:rPr>
-              <w:t xml:space="preserve"> </w:t>
-            </w:r>
-            <w:proofErr w:type="spellStart"/>
-            <w:r>
-              <w:rPr>
-                <w:rFonts w:ascii="BRH Malayalam Extra" w:eastAsia="Times New Roman" w:hAnsi="BRH Malayalam Extra" w:cs="BRH Malayalam Extra"/>
-                <w:color w:val="000000"/>
-                <w:sz w:val="40"/>
-                <w:szCs w:val="40"/>
-                <w:lang w:val="en-IN" w:eastAsia="en-IN" w:bidi="ml-IN"/>
-              </w:rPr>
-              <w:t>jZ</w:t>
-            </w:r>
-            <w:proofErr w:type="spellEnd"/>
-            <w:r>
-              <w:rPr>
-                <w:rFonts w:ascii="BRH Malayalam Extra" w:eastAsia="Times New Roman" w:hAnsi="BRH Malayalam Extra" w:cs="BRH Malayalam Extra"/>
-                <w:color w:val="000000"/>
-                <w:sz w:val="40"/>
-                <w:szCs w:val="40"/>
-                <w:lang w:val="en-IN" w:eastAsia="en-IN" w:bidi="ml-IN"/>
-              </w:rPr>
-              <w:t>§ | A</w:t>
-            </w:r>
-            <w:r>
-              <w:rPr>
-                <w:rFonts w:ascii="BRH Malayalam Extra" w:eastAsia="Times New Roman" w:hAnsi="BRH Malayalam Extra" w:cs="BRH Malayalam Extra"/>
-                <w:b/>
-                <w:color w:val="000000"/>
-                <w:sz w:val="32"/>
-                <w:szCs w:val="40"/>
-                <w:lang w:val="en-IN" w:eastAsia="en-IN" w:bidi="ml-IN"/>
-              </w:rPr>
-              <w:t>–</w:t>
-            </w:r>
-            <w:proofErr w:type="spellStart"/>
+              <w:t>¥kxZy</w:t>
+            </w:r>
+            <w:r>
+              <w:rPr>
+                <w:rFonts w:ascii="BRH Malayalam Extra" w:eastAsia="Times New Roman" w:hAnsi="BRH Malayalam Extra" w:cs="BRH Malayalam Extra"/>
+                <w:b/>
+                <w:color w:val="000000"/>
+                <w:sz w:val="32"/>
+                <w:szCs w:val="40"/>
+                <w:lang w:val="en-IN" w:eastAsia="en-IN" w:bidi="ml-IN"/>
+              </w:rPr>
+              <w:t>–</w:t>
+            </w:r>
+            <w:r>
+              <w:rPr>
+                <w:rFonts w:ascii="BRH Malayalam Extra" w:eastAsia="Times New Roman" w:hAnsi="BRH Malayalam Extra" w:cs="BRH Malayalam Extra"/>
+                <w:color w:val="000000"/>
+                <w:sz w:val="40"/>
+                <w:szCs w:val="40"/>
+                <w:lang w:val="en-IN" w:eastAsia="en-IN" w:bidi="ml-IN"/>
+              </w:rPr>
+              <w:t xml:space="preserve"> jZ§ | A</w:t>
+            </w:r>
+            <w:r>
+              <w:rPr>
+                <w:rFonts w:ascii="BRH Malayalam Extra" w:eastAsia="Times New Roman" w:hAnsi="BRH Malayalam Extra" w:cs="BRH Malayalam Extra"/>
+                <w:b/>
+                <w:color w:val="000000"/>
+                <w:sz w:val="32"/>
+                <w:szCs w:val="40"/>
+                <w:lang w:val="en-IN" w:eastAsia="en-IN" w:bidi="ml-IN"/>
+              </w:rPr>
+              <w:t>–</w:t>
+            </w:r>
             <w:r>
               <w:rPr>
                 <w:rFonts w:ascii="BRH Malayalam Extra" w:eastAsia="Times New Roman" w:hAnsi="BRH Malayalam Extra" w:cs="BRH Malayalam Extra"/>
@@ -3558,7 +4287,6 @@
               </w:rPr>
               <w:t>Zy</w:t>
             </w:r>
-            <w:proofErr w:type="spellEnd"/>
             <w:r>
               <w:rPr>
                 <w:rFonts w:ascii="BRH Malayalam Extra" w:eastAsia="Times New Roman" w:hAnsi="BRH Malayalam Extra" w:cs="BRH Malayalam Extra"/>
@@ -3612,105 +4340,38 @@
                 <w:highlight w:val="green"/>
                 <w:lang w:val="en-IN" w:eastAsia="en-IN" w:bidi="ml-IN"/>
               </w:rPr>
-              <w:t>¥</w:t>
-            </w:r>
-            <w:proofErr w:type="spellStart"/>
-            <w:r>
-              <w:rPr>
-                <w:rFonts w:ascii="BRH Malayalam Extra" w:eastAsia="Times New Roman" w:hAnsi="BRH Malayalam Extra" w:cs="BRH Malayalam Extra"/>
-                <w:color w:val="000000"/>
-                <w:sz w:val="40"/>
-                <w:szCs w:val="40"/>
-                <w:highlight w:val="green"/>
-                <w:lang w:val="en-IN" w:eastAsia="en-IN" w:bidi="ml-IN"/>
-              </w:rPr>
-              <w:t>kx</w:t>
-            </w:r>
-            <w:r>
-              <w:rPr>
-                <w:rFonts w:ascii="BRH Malayalam Extra" w:eastAsia="Times New Roman" w:hAnsi="BRH Malayalam Extra" w:cs="BRH Malayalam Extra"/>
-                <w:color w:val="000000"/>
-                <w:sz w:val="40"/>
-                <w:szCs w:val="40"/>
-                <w:lang w:val="en-IN" w:eastAsia="en-IN" w:bidi="ml-IN"/>
-              </w:rPr>
-              <w:t>ZzZõ</w:t>
-            </w:r>
-            <w:proofErr w:type="spellEnd"/>
-            <w:r>
-              <w:rPr>
-                <w:rFonts w:ascii="BRH Malayalam Extra" w:eastAsia="Times New Roman" w:hAnsi="BRH Malayalam Extra" w:cs="BRH Malayalam Extra"/>
-                <w:color w:val="000000"/>
-                <w:sz w:val="40"/>
-                <w:szCs w:val="40"/>
-                <w:lang w:val="en-IN" w:eastAsia="en-IN" w:bidi="ml-IN"/>
-              </w:rPr>
-              <w:t>—</w:t>
-            </w:r>
-            <w:proofErr w:type="spellStart"/>
-            <w:r>
-              <w:rPr>
-                <w:rFonts w:ascii="BRH Malayalam Extra" w:eastAsia="Times New Roman" w:hAnsi="BRH Malayalam Extra" w:cs="BRH Malayalam Extra"/>
-                <w:color w:val="000000"/>
-                <w:sz w:val="40"/>
-                <w:szCs w:val="40"/>
-                <w:lang w:val="en-IN" w:eastAsia="en-IN" w:bidi="ml-IN"/>
-              </w:rPr>
-              <w:t>Zy</w:t>
-            </w:r>
-            <w:proofErr w:type="spellEnd"/>
-            <w:r>
-              <w:rPr>
-                <w:rFonts w:ascii="BRH Malayalam Extra" w:eastAsia="Times New Roman" w:hAnsi="BRH Malayalam Extra" w:cs="BRH Malayalam Extra"/>
-                <w:color w:val="000000"/>
-                <w:sz w:val="40"/>
-                <w:szCs w:val="40"/>
-                <w:lang w:val="en-IN" w:eastAsia="en-IN" w:bidi="ml-IN"/>
-              </w:rPr>
-              <w:t xml:space="preserve"> - K</w:t>
-            </w:r>
-            <w:r>
-              <w:rPr>
-                <w:rFonts w:ascii="BRH Malayalam Extra" w:eastAsia="Times New Roman" w:hAnsi="BRH Malayalam Extra" w:cs="BRH Malayalam Extra"/>
-                <w:b/>
-                <w:color w:val="000000"/>
-                <w:sz w:val="32"/>
-                <w:szCs w:val="40"/>
-                <w:lang w:val="en-IN" w:eastAsia="en-IN" w:bidi="ml-IN"/>
-              </w:rPr>
-              <w:t>–</w:t>
-            </w:r>
-            <w:r>
-              <w:rPr>
-                <w:rFonts w:ascii="BRH Malayalam Extra" w:eastAsia="Times New Roman" w:hAnsi="BRH Malayalam Extra" w:cs="BRH Malayalam Extra"/>
-                <w:color w:val="000000"/>
-                <w:sz w:val="40"/>
-                <w:szCs w:val="40"/>
-                <w:lang w:val="en-IN" w:eastAsia="en-IN" w:bidi="ml-IN"/>
-              </w:rPr>
-              <w:t>¥</w:t>
-            </w:r>
-            <w:proofErr w:type="spellStart"/>
-            <w:r>
-              <w:rPr>
-                <w:rFonts w:ascii="BRH Malayalam Extra" w:eastAsia="Times New Roman" w:hAnsi="BRH Malayalam Extra" w:cs="BRH Malayalam Extra"/>
-                <w:color w:val="000000"/>
-                <w:sz w:val="40"/>
-                <w:szCs w:val="40"/>
-                <w:lang w:val="en-IN" w:eastAsia="en-IN" w:bidi="ml-IN"/>
-              </w:rPr>
-              <w:t>kxZy</w:t>
-            </w:r>
-            <w:proofErr w:type="spellEnd"/>
-            <w:r>
-              <w:rPr>
-                <w:rFonts w:ascii="BRH Malayalam Extra" w:eastAsia="Times New Roman" w:hAnsi="BRH Malayalam Extra" w:cs="BRH Malayalam Extra"/>
-                <w:color w:val="000000"/>
-                <w:sz w:val="40"/>
-                <w:szCs w:val="40"/>
-                <w:lang w:val="en-IN" w:eastAsia="en-IN" w:bidi="ml-IN"/>
-              </w:rPr>
-              <w:t>— |</w:t>
+              <w:t>¥kx</w:t>
+            </w:r>
+            <w:r>
+              <w:rPr>
+                <w:rFonts w:ascii="BRH Malayalam Extra" w:eastAsia="Times New Roman" w:hAnsi="BRH Malayalam Extra" w:cs="BRH Malayalam Extra"/>
+                <w:color w:val="000000"/>
+                <w:sz w:val="40"/>
+                <w:szCs w:val="40"/>
+                <w:lang w:val="en-IN" w:eastAsia="en-IN" w:bidi="ml-IN"/>
+              </w:rPr>
+              <w:t>ZzZõ—Zy - K</w:t>
+            </w:r>
+            <w:r>
+              <w:rPr>
+                <w:rFonts w:ascii="BRH Malayalam Extra" w:eastAsia="Times New Roman" w:hAnsi="BRH Malayalam Extra" w:cs="BRH Malayalam Extra"/>
+                <w:b/>
+                <w:color w:val="000000"/>
+                <w:sz w:val="32"/>
+                <w:szCs w:val="40"/>
+                <w:lang w:val="en-IN" w:eastAsia="en-IN" w:bidi="ml-IN"/>
+              </w:rPr>
+              <w:t>–</w:t>
+            </w:r>
+            <w:r>
+              <w:rPr>
+                <w:rFonts w:ascii="BRH Malayalam Extra" w:eastAsia="Times New Roman" w:hAnsi="BRH Malayalam Extra" w:cs="BRH Malayalam Extra"/>
+                <w:color w:val="000000"/>
+                <w:sz w:val="40"/>
+                <w:szCs w:val="40"/>
+                <w:lang w:val="en-IN" w:eastAsia="en-IN" w:bidi="ml-IN"/>
+              </w:rPr>
+              <w:t>¥kxZy— |</w:t>
             </w:r>
           </w:p>
         </w:tc>
@@ -3748,19 +4409,8 @@
                 <w:sz w:val="28"/>
                 <w:szCs w:val="32"/>
               </w:rPr>
-              <w:t xml:space="preserve">T.S.6.6.3.4 – </w:t>
-            </w:r>
-            <w:proofErr w:type="spellStart"/>
-            <w:r>
-              <w:rPr>
-                <w:rFonts w:cs="Arial"/>
-                <w:b/>
-                <w:sz w:val="28"/>
-                <w:szCs w:val="32"/>
-              </w:rPr>
-              <w:t>Kramam</w:t>
-            </w:r>
-            <w:proofErr w:type="spellEnd"/>
+              <w:t>T.S.6.6.3.4 – Kramam</w:t>
+            </w:r>
           </w:p>
           <w:p>
             <w:pPr>
@@ -3779,41 +4429,13 @@
                 <w:szCs w:val="32"/>
               </w:rPr>
             </w:pPr>
-            <w:proofErr w:type="spellStart"/>
-            <w:r>
-              <w:rPr>
-                <w:rFonts w:cs="Arial"/>
-                <w:b/>
-                <w:szCs w:val="32"/>
-              </w:rPr>
-              <w:t>Krama</w:t>
-            </w:r>
-            <w:proofErr w:type="spellEnd"/>
-            <w:r>
-              <w:rPr>
-                <w:rFonts w:cs="Arial"/>
-                <w:b/>
-                <w:szCs w:val="32"/>
-              </w:rPr>
-              <w:t xml:space="preserve"> </w:t>
-            </w:r>
-            <w:proofErr w:type="spellStart"/>
-            <w:r>
-              <w:rPr>
-                <w:rFonts w:cs="Arial"/>
-                <w:b/>
-                <w:szCs w:val="32"/>
-              </w:rPr>
-              <w:t>Vaakyam</w:t>
-            </w:r>
-            <w:proofErr w:type="spellEnd"/>
-            <w:r>
-              <w:rPr>
-                <w:rFonts w:cs="Arial"/>
-                <w:b/>
-                <w:szCs w:val="32"/>
-              </w:rPr>
-              <w:t xml:space="preserve"> No.– 3 &amp; 4</w:t>
+            <w:r>
+              <w:rPr>
+                <w:rFonts w:cs="Arial"/>
+                <w:b/>
+                <w:szCs w:val="32"/>
+              </w:rPr>
+              <w:t>Krama Vaakyam No.– 3 &amp; 4</w:t>
             </w:r>
           </w:p>
           <w:p>
@@ -3834,25 +4456,14 @@
                 <w:szCs w:val="32"/>
               </w:rPr>
             </w:pPr>
-            <w:proofErr w:type="spellStart"/>
-            <w:r>
-              <w:rPr>
-                <w:rFonts w:cs="Arial"/>
-                <w:b/>
-                <w:sz w:val="28"/>
-                <w:szCs w:val="32"/>
-              </w:rPr>
-              <w:t>Panchaati</w:t>
-            </w:r>
-            <w:proofErr w:type="spellEnd"/>
-            <w:r>
-              <w:rPr>
-                <w:rFonts w:cs="Arial"/>
-                <w:b/>
-                <w:sz w:val="28"/>
-                <w:szCs w:val="32"/>
-              </w:rPr>
-              <w:t xml:space="preserve"> No</w:t>
+            <w:r>
+              <w:rPr>
+                <w:rFonts w:cs="Arial"/>
+                <w:b/>
+                <w:sz w:val="28"/>
+                <w:szCs w:val="32"/>
+              </w:rPr>
+              <w:t>Panchaati No</w:t>
             </w:r>
             <w:r>
               <w:rPr>
@@ -3888,38 +4499,15 @@
                 <w:lang w:val="en-IN" w:eastAsia="en-IN" w:bidi="ml-IN"/>
               </w:rPr>
             </w:pPr>
-            <w:proofErr w:type="spellStart"/>
-            <w:r>
-              <w:rPr>
-                <w:rFonts w:ascii="BRH Malayalam Extra" w:eastAsia="Times New Roman" w:hAnsi="BRH Malayalam Extra" w:cs="BRH Malayalam Extra"/>
-                <w:color w:val="000000"/>
-                <w:sz w:val="40"/>
-                <w:szCs w:val="40"/>
-                <w:lang w:val="en-IN" w:eastAsia="en-IN" w:bidi="ml-IN"/>
-              </w:rPr>
-              <w:t>öeZy</w:t>
-            </w:r>
-            <w:proofErr w:type="spellEnd"/>
-            <w:r>
-              <w:rPr>
-                <w:rFonts w:ascii="BRH Malayalam Extra" w:eastAsia="Times New Roman" w:hAnsi="BRH Malayalam Extra" w:cs="BRH Malayalam Extra"/>
-                <w:color w:val="000000"/>
-                <w:sz w:val="40"/>
-                <w:szCs w:val="40"/>
-                <w:lang w:val="en-IN" w:eastAsia="en-IN" w:bidi="ml-IN"/>
-              </w:rPr>
-              <w:t xml:space="preserve">— </w:t>
-            </w:r>
-            <w:proofErr w:type="spellStart"/>
-            <w:r>
-              <w:rPr>
-                <w:rFonts w:ascii="BRH Malayalam Extra" w:eastAsia="Times New Roman" w:hAnsi="BRH Malayalam Extra" w:cs="BRH Malayalam Extra"/>
-                <w:color w:val="000000"/>
-                <w:sz w:val="40"/>
-                <w:szCs w:val="40"/>
-                <w:lang w:val="en-IN" w:eastAsia="en-IN" w:bidi="ml-IN"/>
-              </w:rPr>
-              <w:t>Zyrç</w:t>
+            <w:r>
+              <w:rPr>
+                <w:rFonts w:ascii="BRH Malayalam Extra" w:eastAsia="Times New Roman" w:hAnsi="BRH Malayalam Extra" w:cs="BRH Malayalam Extra"/>
+                <w:color w:val="000000"/>
+                <w:sz w:val="40"/>
+                <w:szCs w:val="40"/>
+                <w:lang w:val="en-IN" w:eastAsia="en-IN" w:bidi="ml-IN"/>
+              </w:rPr>
+              <w:t>öeZy— Zyrç</w:t>
             </w:r>
             <w:r>
               <w:rPr>
@@ -3940,18 +4528,7 @@
                 <w:szCs w:val="40"/>
                 <w:lang w:val="en-IN" w:eastAsia="en-IN" w:bidi="ml-IN"/>
               </w:rPr>
-              <w:t>y</w:t>
-            </w:r>
-            <w:proofErr w:type="spellEnd"/>
-            <w:r>
-              <w:rPr>
-                <w:rFonts w:ascii="BRH Malayalam Extra" w:eastAsia="Times New Roman" w:hAnsi="BRH Malayalam Extra" w:cs="BRH Malayalam Extra"/>
-                <w:color w:val="000000"/>
-                <w:sz w:val="40"/>
-                <w:szCs w:val="40"/>
-                <w:lang w:val="en-IN" w:eastAsia="en-IN" w:bidi="ml-IN"/>
-              </w:rPr>
-              <w:t xml:space="preserve"> | </w:t>
+              <w:t xml:space="preserve">y | </w:t>
             </w:r>
           </w:p>
           <w:p>
@@ -3965,7 +4542,6 @@
                 <w:lang w:val="en-IN" w:eastAsia="en-IN" w:bidi="ml-IN"/>
               </w:rPr>
             </w:pPr>
-            <w:proofErr w:type="spellStart"/>
             <w:r>
               <w:rPr>
                 <w:rFonts w:ascii="BRH Malayalam Extra" w:eastAsia="Times New Roman" w:hAnsi="BRH Malayalam Extra" w:cs="BRH Malayalam Extra"/>
@@ -3976,19 +4552,17 @@
               </w:rPr>
               <w:t>Zy</w:t>
             </w:r>
-            <w:proofErr w:type="spellEnd"/>
-            <w:r>
-              <w:rPr>
-                <w:rFonts w:ascii="BRH Malayalam Extra" w:eastAsia="Times New Roman" w:hAnsi="BRH Malayalam Extra" w:cs="BRH Malayalam Extra"/>
-                <w:b/>
-                <w:color w:val="000000"/>
-                <w:sz w:val="32"/>
-                <w:szCs w:val="40"/>
-                <w:lang w:val="en-IN" w:eastAsia="en-IN" w:bidi="ml-IN"/>
-              </w:rPr>
-              <w:t>–</w:t>
-            </w:r>
-            <w:proofErr w:type="spellStart"/>
+            <w:r>
+              <w:rPr>
+                <w:rFonts w:ascii="BRH Malayalam Extra" w:eastAsia="Times New Roman" w:hAnsi="BRH Malayalam Extra" w:cs="BRH Malayalam Extra"/>
+                <w:b/>
+                <w:color w:val="000000"/>
+                <w:sz w:val="32"/>
+                <w:szCs w:val="40"/>
+                <w:lang w:val="en-IN" w:eastAsia="en-IN" w:bidi="ml-IN"/>
+              </w:rPr>
+              <w:t>–</w:t>
+            </w:r>
             <w:r>
               <w:rPr>
                 <w:rFonts w:ascii="BRH Malayalam Extra" w:eastAsia="Times New Roman" w:hAnsi="BRH Malayalam Extra" w:cs="BRH Malayalam Extra"/>
@@ -3999,19 +4573,17 @@
               </w:rPr>
               <w:t>rç</w:t>
             </w:r>
-            <w:proofErr w:type="spellEnd"/>
-            <w:r>
-              <w:rPr>
-                <w:rFonts w:ascii="BRH Malayalam Extra" w:eastAsia="Times New Roman" w:hAnsi="BRH Malayalam Extra" w:cs="BRH Malayalam Extra"/>
-                <w:b/>
-                <w:color w:val="000000"/>
-                <w:sz w:val="32"/>
-                <w:szCs w:val="40"/>
-                <w:lang w:val="en-IN" w:eastAsia="en-IN" w:bidi="ml-IN"/>
-              </w:rPr>
-              <w:t>–</w:t>
-            </w:r>
-            <w:proofErr w:type="spellStart"/>
+            <w:r>
+              <w:rPr>
+                <w:rFonts w:ascii="BRH Malayalam Extra" w:eastAsia="Times New Roman" w:hAnsi="BRH Malayalam Extra" w:cs="BRH Malayalam Extra"/>
+                <w:b/>
+                <w:color w:val="000000"/>
+                <w:sz w:val="32"/>
+                <w:szCs w:val="40"/>
+                <w:lang w:val="en-IN" w:eastAsia="en-IN" w:bidi="ml-IN"/>
+              </w:rPr>
+              <w:t>–</w:t>
+            </w:r>
             <w:r>
               <w:rPr>
                 <w:rFonts w:ascii="BRH Malayalam Extra" w:eastAsia="Times New Roman" w:hAnsi="BRH Malayalam Extra" w:cs="BRH Malayalam Extra"/>
@@ -4031,40 +4603,7 @@
                 <w:szCs w:val="40"/>
                 <w:lang w:val="en-IN" w:eastAsia="en-IN" w:bidi="ml-IN"/>
               </w:rPr>
-              <w:t>õp</w:t>
-            </w:r>
-            <w:proofErr w:type="spellEnd"/>
-            <w:r>
-              <w:rPr>
-                <w:rFonts w:ascii="BRH Malayalam Extra" w:eastAsia="Times New Roman" w:hAnsi="BRH Malayalam Extra" w:cs="BRH Malayalam Extra"/>
-                <w:color w:val="000000"/>
-                <w:sz w:val="40"/>
-                <w:szCs w:val="40"/>
-                <w:lang w:val="en-IN" w:eastAsia="en-IN" w:bidi="ml-IN"/>
-              </w:rPr>
-              <w:t>—</w:t>
-            </w:r>
-            <w:proofErr w:type="spellStart"/>
-            <w:r>
-              <w:rPr>
-                <w:rFonts w:ascii="BRH Malayalam Extra" w:eastAsia="Times New Roman" w:hAnsi="BRH Malayalam Extra" w:cs="BRH Malayalam Extra"/>
-                <w:color w:val="000000"/>
-                <w:sz w:val="40"/>
-                <w:szCs w:val="40"/>
-                <w:lang w:val="en-IN" w:eastAsia="en-IN" w:bidi="ml-IN"/>
-              </w:rPr>
-              <w:t>h£a</w:t>
-            </w:r>
-            <w:proofErr w:type="spellEnd"/>
-            <w:r>
-              <w:rPr>
-                <w:rFonts w:ascii="BRH Malayalam Extra" w:eastAsia="Times New Roman" w:hAnsi="BRH Malayalam Extra" w:cs="BRH Malayalam Extra"/>
-                <w:color w:val="000000"/>
-                <w:sz w:val="40"/>
-                <w:szCs w:val="40"/>
-                <w:lang w:val="en-IN" w:eastAsia="en-IN" w:bidi="ml-IN"/>
-              </w:rPr>
-              <w:t xml:space="preserve"> |</w:t>
+              <w:t>õp—h£a |</w:t>
             </w:r>
           </w:p>
         </w:tc>
@@ -4083,38 +4622,15 @@
                 <w:lang w:val="en-IN" w:eastAsia="en-IN" w:bidi="ml-IN"/>
               </w:rPr>
             </w:pPr>
-            <w:proofErr w:type="spellStart"/>
-            <w:r>
-              <w:rPr>
-                <w:rFonts w:ascii="BRH Malayalam Extra" w:eastAsia="Times New Roman" w:hAnsi="BRH Malayalam Extra" w:cs="BRH Malayalam Extra"/>
-                <w:color w:val="000000"/>
-                <w:sz w:val="40"/>
-                <w:szCs w:val="40"/>
-                <w:lang w:val="en-IN" w:eastAsia="en-IN" w:bidi="ml-IN"/>
-              </w:rPr>
-              <w:t>öeZy</w:t>
-            </w:r>
-            <w:proofErr w:type="spellEnd"/>
-            <w:r>
-              <w:rPr>
-                <w:rFonts w:ascii="BRH Malayalam Extra" w:eastAsia="Times New Roman" w:hAnsi="BRH Malayalam Extra" w:cs="BRH Malayalam Extra"/>
-                <w:color w:val="000000"/>
-                <w:sz w:val="40"/>
-                <w:szCs w:val="40"/>
-                <w:lang w:val="en-IN" w:eastAsia="en-IN" w:bidi="ml-IN"/>
-              </w:rPr>
-              <w:t xml:space="preserve">— </w:t>
-            </w:r>
-            <w:proofErr w:type="spellStart"/>
-            <w:r>
-              <w:rPr>
-                <w:rFonts w:ascii="BRH Malayalam Extra" w:eastAsia="Times New Roman" w:hAnsi="BRH Malayalam Extra" w:cs="BRH Malayalam Extra"/>
-                <w:color w:val="000000"/>
-                <w:sz w:val="40"/>
-                <w:szCs w:val="40"/>
-                <w:lang w:val="en-IN" w:eastAsia="en-IN" w:bidi="ml-IN"/>
-              </w:rPr>
-              <w:t>Zyrç</w:t>
+            <w:r>
+              <w:rPr>
+                <w:rFonts w:ascii="BRH Malayalam Extra" w:eastAsia="Times New Roman" w:hAnsi="BRH Malayalam Extra" w:cs="BRH Malayalam Extra"/>
+                <w:color w:val="000000"/>
+                <w:sz w:val="40"/>
+                <w:szCs w:val="40"/>
+                <w:lang w:val="en-IN" w:eastAsia="en-IN" w:bidi="ml-IN"/>
+              </w:rPr>
+              <w:t>öeZy— Zyrç</w:t>
             </w:r>
             <w:r>
               <w:rPr>
@@ -4127,7 +4643,6 @@
               </w:rPr>
               <w:t>Zy</w:t>
             </w:r>
-            <w:proofErr w:type="spellEnd"/>
             <w:r>
               <w:rPr>
                 <w:rFonts w:ascii="BRH Malayalam Extra" w:eastAsia="Times New Roman" w:hAnsi="BRH Malayalam Extra" w:cs="BRH Malayalam Extra"/>
@@ -4150,7 +4665,6 @@
                 <w:lang w:val="en-IN" w:eastAsia="en-IN" w:bidi="ml-IN"/>
               </w:rPr>
             </w:pPr>
-            <w:proofErr w:type="spellStart"/>
             <w:r>
               <w:rPr>
                 <w:rFonts w:ascii="BRH Malayalam Extra" w:eastAsia="Times New Roman" w:hAnsi="BRH Malayalam Extra" w:cs="BRH Malayalam Extra"/>
@@ -4161,19 +4675,17 @@
               </w:rPr>
               <w:t>Zy</w:t>
             </w:r>
-            <w:proofErr w:type="spellEnd"/>
-            <w:r>
-              <w:rPr>
-                <w:rFonts w:ascii="BRH Malayalam Extra" w:eastAsia="Times New Roman" w:hAnsi="BRH Malayalam Extra" w:cs="BRH Malayalam Extra"/>
-                <w:b/>
-                <w:color w:val="000000"/>
-                <w:sz w:val="32"/>
-                <w:szCs w:val="40"/>
-                <w:lang w:val="en-IN" w:eastAsia="en-IN" w:bidi="ml-IN"/>
-              </w:rPr>
-              <w:t>–</w:t>
-            </w:r>
-            <w:proofErr w:type="spellStart"/>
+            <w:r>
+              <w:rPr>
+                <w:rFonts w:ascii="BRH Malayalam Extra" w:eastAsia="Times New Roman" w:hAnsi="BRH Malayalam Extra" w:cs="BRH Malayalam Extra"/>
+                <w:b/>
+                <w:color w:val="000000"/>
+                <w:sz w:val="32"/>
+                <w:szCs w:val="40"/>
+                <w:lang w:val="en-IN" w:eastAsia="en-IN" w:bidi="ml-IN"/>
+              </w:rPr>
+              <w:t>–</w:t>
+            </w:r>
             <w:r>
               <w:rPr>
                 <w:rFonts w:ascii="BRH Malayalam Extra" w:eastAsia="Times New Roman" w:hAnsi="BRH Malayalam Extra" w:cs="BRH Malayalam Extra"/>
@@ -4184,19 +4696,17 @@
               </w:rPr>
               <w:t>rç</w:t>
             </w:r>
-            <w:proofErr w:type="spellEnd"/>
-            <w:r>
-              <w:rPr>
-                <w:rFonts w:ascii="BRH Malayalam Extra" w:eastAsia="Times New Roman" w:hAnsi="BRH Malayalam Extra" w:cs="BRH Malayalam Extra"/>
-                <w:b/>
-                <w:color w:val="000000"/>
-                <w:sz w:val="32"/>
-                <w:szCs w:val="40"/>
-                <w:lang w:val="en-IN" w:eastAsia="en-IN" w:bidi="ml-IN"/>
-              </w:rPr>
-              <w:t>–</w:t>
-            </w:r>
-            <w:proofErr w:type="spellStart"/>
+            <w:r>
+              <w:rPr>
+                <w:rFonts w:ascii="BRH Malayalam Extra" w:eastAsia="Times New Roman" w:hAnsi="BRH Malayalam Extra" w:cs="BRH Malayalam Extra"/>
+                <w:b/>
+                <w:color w:val="000000"/>
+                <w:sz w:val="32"/>
+                <w:szCs w:val="40"/>
+                <w:lang w:val="en-IN" w:eastAsia="en-IN" w:bidi="ml-IN"/>
+              </w:rPr>
+              <w:t>–</w:t>
+            </w:r>
             <w:r>
               <w:rPr>
                 <w:rFonts w:ascii="BRH Malayalam Extra" w:eastAsia="Times New Roman" w:hAnsi="BRH Malayalam Extra" w:cs="BRH Malayalam Extra"/>
@@ -4216,40 +4726,7 @@
                 <w:szCs w:val="40"/>
                 <w:lang w:val="en-IN" w:eastAsia="en-IN" w:bidi="ml-IN"/>
               </w:rPr>
-              <w:t>p</w:t>
-            </w:r>
-            <w:proofErr w:type="spellEnd"/>
-            <w:r>
-              <w:rPr>
-                <w:rFonts w:ascii="BRH Malayalam Extra" w:eastAsia="Times New Roman" w:hAnsi="BRH Malayalam Extra" w:cs="BRH Malayalam Extra"/>
-                <w:color w:val="000000"/>
-                <w:sz w:val="40"/>
-                <w:szCs w:val="40"/>
-                <w:lang w:val="en-IN" w:eastAsia="en-IN" w:bidi="ml-IN"/>
-              </w:rPr>
-              <w:t>—</w:t>
-            </w:r>
-            <w:proofErr w:type="spellStart"/>
-            <w:r>
-              <w:rPr>
-                <w:rFonts w:ascii="BRH Malayalam Extra" w:eastAsia="Times New Roman" w:hAnsi="BRH Malayalam Extra" w:cs="BRH Malayalam Extra"/>
-                <w:color w:val="000000"/>
-                <w:sz w:val="40"/>
-                <w:szCs w:val="40"/>
-                <w:lang w:val="en-IN" w:eastAsia="en-IN" w:bidi="ml-IN"/>
-              </w:rPr>
-              <w:t>h£a</w:t>
-            </w:r>
-            <w:proofErr w:type="spellEnd"/>
-            <w:r>
-              <w:rPr>
-                <w:rFonts w:ascii="BRH Malayalam Extra" w:eastAsia="Times New Roman" w:hAnsi="BRH Malayalam Extra" w:cs="BRH Malayalam Extra"/>
-                <w:color w:val="000000"/>
-                <w:sz w:val="40"/>
-                <w:szCs w:val="40"/>
-                <w:lang w:val="en-IN" w:eastAsia="en-IN" w:bidi="ml-IN"/>
-              </w:rPr>
-              <w:t xml:space="preserve"> |</w:t>
+              <w:t>p—h£a |</w:t>
             </w:r>
             <w:r>
               <w:rPr>
@@ -4266,23 +4743,7 @@
                 <w:b/>
                 <w:bCs/>
               </w:rPr>
-              <w:t>it is “</w:t>
-            </w:r>
-            <w:proofErr w:type="spellStart"/>
-            <w:r>
-              <w:rPr>
-                <w:b/>
-                <w:bCs/>
-              </w:rPr>
-              <w:t>ti</w:t>
-            </w:r>
-            <w:proofErr w:type="spellEnd"/>
-            <w:r>
-              <w:rPr>
-                <w:b/>
-                <w:bCs/>
-              </w:rPr>
-              <w:t>”)</w:t>
+              <w:t>it is “ti”)</w:t>
             </w:r>
           </w:p>
         </w:tc>
@@ -4338,19 +4799,8 @@
                 <w:sz w:val="28"/>
                 <w:szCs w:val="32"/>
               </w:rPr>
-              <w:t xml:space="preserve"> – </w:t>
-            </w:r>
-            <w:proofErr w:type="spellStart"/>
-            <w:r>
-              <w:rPr>
-                <w:rFonts w:cs="Arial"/>
-                <w:b/>
-                <w:sz w:val="28"/>
-                <w:szCs w:val="32"/>
-              </w:rPr>
-              <w:t>Kramam</w:t>
-            </w:r>
-            <w:proofErr w:type="spellEnd"/>
+              <w:t xml:space="preserve"> – Kramam</w:t>
+            </w:r>
           </w:p>
           <w:p>
             <w:pPr>
@@ -4370,45 +4820,14 @@
                 <w:szCs w:val="32"/>
               </w:rPr>
             </w:pPr>
-            <w:proofErr w:type="spellStart"/>
-            <w:r>
-              <w:rPr>
-                <w:rFonts w:cs="Arial"/>
-                <w:b/>
-                <w:sz w:val="28"/>
-                <w:szCs w:val="32"/>
-              </w:rPr>
-              <w:t>Krama</w:t>
-            </w:r>
-            <w:proofErr w:type="spellEnd"/>
-            <w:r>
-              <w:rPr>
-                <w:rFonts w:cs="Arial"/>
-                <w:b/>
-                <w:sz w:val="28"/>
-                <w:szCs w:val="32"/>
-              </w:rPr>
-              <w:t xml:space="preserve"> </w:t>
-            </w:r>
-            <w:proofErr w:type="spellStart"/>
-            <w:r>
-              <w:rPr>
-                <w:rFonts w:cs="Arial"/>
-                <w:b/>
-                <w:sz w:val="28"/>
-                <w:szCs w:val="32"/>
-              </w:rPr>
-              <w:t>Vaakyam</w:t>
-            </w:r>
-            <w:proofErr w:type="spellEnd"/>
-            <w:r>
-              <w:rPr>
-                <w:rFonts w:cs="Arial"/>
-                <w:b/>
-                <w:sz w:val="28"/>
-                <w:szCs w:val="32"/>
-              </w:rPr>
-              <w:t xml:space="preserve"> No.– </w:t>
+            <w:r>
+              <w:rPr>
+                <w:rFonts w:cs="Arial"/>
+                <w:b/>
+                <w:sz w:val="28"/>
+                <w:szCs w:val="32"/>
+              </w:rPr>
+              <w:t xml:space="preserve">Krama Vaakyam No.– </w:t>
             </w:r>
             <w:r>
               <w:rPr>
@@ -4438,25 +4857,14 @@
                 <w:szCs w:val="32"/>
               </w:rPr>
             </w:pPr>
-            <w:proofErr w:type="spellStart"/>
-            <w:r>
-              <w:rPr>
-                <w:rFonts w:cs="Arial"/>
-                <w:b/>
-                <w:sz w:val="28"/>
-                <w:szCs w:val="32"/>
-              </w:rPr>
-              <w:t>Panchaati</w:t>
-            </w:r>
-            <w:proofErr w:type="spellEnd"/>
-            <w:r>
-              <w:rPr>
-                <w:rFonts w:cs="Arial"/>
-                <w:b/>
-                <w:sz w:val="28"/>
-                <w:szCs w:val="32"/>
-              </w:rPr>
-              <w:t xml:space="preserve"> No</w:t>
+            <w:r>
+              <w:rPr>
+                <w:rFonts w:cs="Arial"/>
+                <w:b/>
+                <w:sz w:val="28"/>
+                <w:szCs w:val="32"/>
+              </w:rPr>
+              <w:t>Panchaati No</w:t>
             </w:r>
             <w:r>
               <w:rPr>
@@ -4555,7 +4963,6 @@
               </w:rPr>
               <w:t>–</w:t>
             </w:r>
-            <w:proofErr w:type="spellStart"/>
             <w:r>
               <w:rPr>
                 <w:rFonts w:ascii="BRH Malayalam Extra" w:eastAsia="Times New Roman" w:hAnsi="BRH Malayalam Extra" w:cs="BRH Malayalam Extra"/>
@@ -4575,18 +4982,7 @@
                 <w:szCs w:val="40"/>
                 <w:lang w:val="en-IN" w:eastAsia="en-IN" w:bidi="ml-IN"/>
               </w:rPr>
-              <w:t>Zy</w:t>
-            </w:r>
-            <w:proofErr w:type="spellEnd"/>
-            <w:r>
-              <w:rPr>
-                <w:rFonts w:ascii="BRH Malayalam Extra" w:eastAsia="Times New Roman" w:hAnsi="BRH Malayalam Extra" w:cs="BRH Malayalam Extra"/>
-                <w:color w:val="000000"/>
-                <w:sz w:val="40"/>
-                <w:szCs w:val="40"/>
-                <w:lang w:val="en-IN" w:eastAsia="en-IN" w:bidi="ml-IN"/>
-              </w:rPr>
-              <w:t xml:space="preserve">— </w:t>
+              <w:t xml:space="preserve">Zy— </w:t>
             </w:r>
           </w:p>
           <w:p>
@@ -4600,27 +4996,15 @@
                 <w:lang w:val="en-IN" w:eastAsia="en-IN" w:bidi="ml-IN"/>
               </w:rPr>
             </w:pPr>
-            <w:proofErr w:type="spellStart"/>
-            <w:r>
-              <w:rPr>
-                <w:rFonts w:ascii="BRH Malayalam Extra" w:eastAsia="Times New Roman" w:hAnsi="BRH Malayalam Extra" w:cs="BRH Malayalam Extra"/>
-                <w:color w:val="000000"/>
-                <w:sz w:val="40"/>
-                <w:szCs w:val="40"/>
-                <w:lang w:val="en-IN" w:eastAsia="en-IN" w:bidi="ml-IN"/>
-              </w:rPr>
-              <w:t>gtyJ</w:t>
-            </w:r>
-            <w:proofErr w:type="spellEnd"/>
-            <w:r>
-              <w:rPr>
-                <w:rFonts w:ascii="BRH Malayalam Extra" w:eastAsia="Times New Roman" w:hAnsi="BRH Malayalam Extra" w:cs="BRH Malayalam Extra"/>
-                <w:color w:val="000000"/>
-                <w:sz w:val="40"/>
-                <w:szCs w:val="40"/>
-                <w:lang w:val="en-IN" w:eastAsia="en-IN" w:bidi="ml-IN"/>
-              </w:rPr>
-              <w:t xml:space="preserve"> - ¥p</w:t>
+            <w:r>
+              <w:rPr>
+                <w:rFonts w:ascii="BRH Malayalam Extra" w:eastAsia="Times New Roman" w:hAnsi="BRH Malayalam Extra" w:cs="BRH Malayalam Extra"/>
+                <w:color w:val="000000"/>
+                <w:sz w:val="40"/>
+                <w:szCs w:val="40"/>
+                <w:lang w:val="en-IN" w:eastAsia="en-IN" w:bidi="ml-IN"/>
+              </w:rPr>
+              <w:t>gtyJ - ¥p</w:t>
             </w:r>
             <w:r>
               <w:rPr>
@@ -4723,7 +5107,6 @@
               </w:rPr>
               <w:t>–</w:t>
             </w:r>
-            <w:proofErr w:type="spellStart"/>
             <w:r>
               <w:rPr>
                 <w:rFonts w:ascii="BRH Malayalam Extra" w:eastAsia="Times New Roman" w:hAnsi="BRH Malayalam Extra" w:cs="BRH Malayalam Extra"/>
@@ -4743,18 +5126,7 @@
                 <w:szCs w:val="40"/>
                 <w:lang w:val="en-IN" w:eastAsia="en-IN" w:bidi="ml-IN"/>
               </w:rPr>
-              <w:t>Zy</w:t>
-            </w:r>
-            <w:proofErr w:type="spellEnd"/>
-            <w:r>
-              <w:rPr>
-                <w:rFonts w:ascii="BRH Malayalam Extra" w:eastAsia="Times New Roman" w:hAnsi="BRH Malayalam Extra" w:cs="BRH Malayalam Extra"/>
-                <w:color w:val="000000"/>
-                <w:sz w:val="40"/>
-                <w:szCs w:val="40"/>
-                <w:lang w:val="en-IN" w:eastAsia="en-IN" w:bidi="ml-IN"/>
-              </w:rPr>
-              <w:t xml:space="preserve">— </w:t>
+              <w:t xml:space="preserve">Zy— </w:t>
             </w:r>
           </w:p>
           <w:p>
@@ -4768,27 +5140,15 @@
                 <w:lang w:val="en-IN" w:eastAsia="en-IN" w:bidi="ml-IN"/>
               </w:rPr>
             </w:pPr>
-            <w:proofErr w:type="spellStart"/>
-            <w:r>
-              <w:rPr>
-                <w:rFonts w:ascii="BRH Malayalam Extra" w:eastAsia="Times New Roman" w:hAnsi="BRH Malayalam Extra" w:cs="BRH Malayalam Extra"/>
-                <w:color w:val="000000"/>
-                <w:sz w:val="40"/>
-                <w:szCs w:val="40"/>
-                <w:lang w:val="en-IN" w:eastAsia="en-IN" w:bidi="ml-IN"/>
-              </w:rPr>
-              <w:t>gtyJ</w:t>
-            </w:r>
-            <w:proofErr w:type="spellEnd"/>
-            <w:r>
-              <w:rPr>
-                <w:rFonts w:ascii="BRH Malayalam Extra" w:eastAsia="Times New Roman" w:hAnsi="BRH Malayalam Extra" w:cs="BRH Malayalam Extra"/>
-                <w:color w:val="000000"/>
-                <w:sz w:val="40"/>
-                <w:szCs w:val="40"/>
-                <w:lang w:val="en-IN" w:eastAsia="en-IN" w:bidi="ml-IN"/>
-              </w:rPr>
-              <w:t xml:space="preserve"> - ¥p</w:t>
+            <w:r>
+              <w:rPr>
+                <w:rFonts w:ascii="BRH Malayalam Extra" w:eastAsia="Times New Roman" w:hAnsi="BRH Malayalam Extra" w:cs="BRH Malayalam Extra"/>
+                <w:color w:val="000000"/>
+                <w:sz w:val="40"/>
+                <w:szCs w:val="40"/>
+                <w:lang w:val="en-IN" w:eastAsia="en-IN" w:bidi="ml-IN"/>
+              </w:rPr>
+              <w:t>gtyJ - ¥p</w:t>
             </w:r>
             <w:r>
               <w:rPr>
@@ -4847,19 +5207,8 @@
                 <w:sz w:val="28"/>
                 <w:szCs w:val="32"/>
               </w:rPr>
-              <w:t xml:space="preserve">T.S.6.6.6.2 – </w:t>
-            </w:r>
-            <w:proofErr w:type="spellStart"/>
-            <w:r>
-              <w:rPr>
-                <w:rFonts w:cs="Arial"/>
-                <w:b/>
-                <w:sz w:val="28"/>
-                <w:szCs w:val="32"/>
-              </w:rPr>
-              <w:t>Kramam</w:t>
-            </w:r>
-            <w:proofErr w:type="spellEnd"/>
+              <w:t>T.S.6.6.6.2 – Kramam</w:t>
+            </w:r>
           </w:p>
           <w:p>
             <w:pPr>
@@ -4879,45 +5228,14 @@
                 <w:szCs w:val="32"/>
               </w:rPr>
             </w:pPr>
-            <w:proofErr w:type="spellStart"/>
-            <w:r>
-              <w:rPr>
-                <w:rFonts w:cs="Arial"/>
-                <w:b/>
-                <w:sz w:val="28"/>
-                <w:szCs w:val="32"/>
-              </w:rPr>
-              <w:t>Krama</w:t>
-            </w:r>
-            <w:proofErr w:type="spellEnd"/>
-            <w:r>
-              <w:rPr>
-                <w:rFonts w:cs="Arial"/>
-                <w:b/>
-                <w:sz w:val="28"/>
-                <w:szCs w:val="32"/>
-              </w:rPr>
-              <w:t xml:space="preserve"> </w:t>
-            </w:r>
-            <w:proofErr w:type="spellStart"/>
-            <w:r>
-              <w:rPr>
-                <w:rFonts w:cs="Arial"/>
-                <w:b/>
-                <w:sz w:val="28"/>
-                <w:szCs w:val="32"/>
-              </w:rPr>
-              <w:t>Vaakyam</w:t>
-            </w:r>
-            <w:proofErr w:type="spellEnd"/>
-            <w:r>
-              <w:rPr>
-                <w:rFonts w:cs="Arial"/>
-                <w:b/>
-                <w:sz w:val="28"/>
-                <w:szCs w:val="32"/>
-              </w:rPr>
-              <w:t xml:space="preserve"> No.– 6</w:t>
+            <w:r>
+              <w:rPr>
+                <w:rFonts w:cs="Arial"/>
+                <w:b/>
+                <w:sz w:val="28"/>
+                <w:szCs w:val="32"/>
+              </w:rPr>
+              <w:t>Krama Vaakyam No.– 6</w:t>
             </w:r>
           </w:p>
           <w:p>
@@ -4938,25 +5256,14 @@
                 <w:szCs w:val="32"/>
               </w:rPr>
             </w:pPr>
-            <w:proofErr w:type="spellStart"/>
-            <w:r>
-              <w:rPr>
-                <w:rFonts w:cs="Arial"/>
-                <w:b/>
-                <w:sz w:val="28"/>
-                <w:szCs w:val="32"/>
-              </w:rPr>
-              <w:t>Panchaati</w:t>
-            </w:r>
-            <w:proofErr w:type="spellEnd"/>
-            <w:r>
-              <w:rPr>
-                <w:rFonts w:cs="Arial"/>
-                <w:b/>
-                <w:sz w:val="28"/>
-                <w:szCs w:val="32"/>
-              </w:rPr>
-              <w:t xml:space="preserve"> No</w:t>
+            <w:r>
+              <w:rPr>
+                <w:rFonts w:cs="Arial"/>
+                <w:b/>
+                <w:sz w:val="28"/>
+                <w:szCs w:val="32"/>
+              </w:rPr>
+              <w:t>Panchaati No</w:t>
             </w:r>
             <w:r>
               <w:rPr>
@@ -5017,7 +5324,6 @@
               </w:rPr>
               <w:t>–</w:t>
             </w:r>
-            <w:proofErr w:type="spellStart"/>
             <w:r>
               <w:rPr>
                 <w:rFonts w:ascii="BRH Malayalam Extra" w:eastAsia="Times New Roman" w:hAnsi="BRH Malayalam Extra" w:cs="BRH Malayalam Extra"/>
@@ -5028,7 +5334,6 @@
               </w:rPr>
               <w:t>Ùz</w:t>
             </w:r>
-            <w:proofErr w:type="spellEnd"/>
             <w:r>
               <w:rPr>
                 <w:rFonts w:ascii="BRH Malayalam Extra" w:eastAsia="Times New Roman" w:hAnsi="BRH Malayalam Extra" w:cs="BRH Malayalam Extra"/>
@@ -5069,62 +5374,28 @@
                 <w:szCs w:val="40"/>
                 <w:lang w:val="en-IN" w:eastAsia="en-IN" w:bidi="ml-IN"/>
               </w:rPr>
-              <w:t>¥</w:t>
-            </w:r>
-            <w:proofErr w:type="spellStart"/>
-            <w:r>
-              <w:rPr>
-                <w:rFonts w:ascii="BRH Malayalam Extra" w:eastAsia="Times New Roman" w:hAnsi="BRH Malayalam Extra" w:cs="BRH Malayalam Extra"/>
-                <w:color w:val="000000"/>
-                <w:sz w:val="40"/>
-                <w:szCs w:val="40"/>
-                <w:lang w:val="en-IN" w:eastAsia="en-IN" w:bidi="ml-IN"/>
-              </w:rPr>
-              <w:t>Zd</w:t>
-            </w:r>
-            <w:proofErr w:type="spellEnd"/>
-            <w:r>
-              <w:rPr>
-                <w:rFonts w:ascii="BRH Malayalam Extra" w:eastAsia="Times New Roman" w:hAnsi="BRH Malayalam Extra" w:cs="BRH Malayalam Extra"/>
-                <w:b/>
-                <w:color w:val="000000"/>
-                <w:sz w:val="32"/>
-                <w:szCs w:val="40"/>
-                <w:lang w:val="en-IN" w:eastAsia="en-IN" w:bidi="ml-IN"/>
-              </w:rPr>
-              <w:t>–</w:t>
-            </w:r>
-            <w:r>
-              <w:rPr>
-                <w:rFonts w:ascii="BRH Malayalam Extra" w:eastAsia="Times New Roman" w:hAnsi="BRH Malayalam Extra" w:cs="BRH Malayalam Extra"/>
-                <w:color w:val="000000"/>
-                <w:sz w:val="40"/>
-                <w:szCs w:val="40"/>
-                <w:lang w:val="en-IN" w:eastAsia="en-IN" w:bidi="ml-IN"/>
-              </w:rPr>
-              <w:t xml:space="preserve"> </w:t>
-            </w:r>
-            <w:proofErr w:type="spellStart"/>
-            <w:r>
-              <w:rPr>
-                <w:rFonts w:ascii="BRH Malayalam Extra" w:eastAsia="Times New Roman" w:hAnsi="BRH Malayalam Extra" w:cs="BRH Malayalam Extra"/>
-                <w:color w:val="000000"/>
-                <w:sz w:val="40"/>
-                <w:szCs w:val="40"/>
-                <w:lang w:val="en-IN" w:eastAsia="en-IN" w:bidi="ml-IN"/>
-              </w:rPr>
-              <w:t>öe</w:t>
-            </w:r>
-            <w:proofErr w:type="spellEnd"/>
-            <w:r>
-              <w:rPr>
-                <w:rFonts w:ascii="BRH Malayalam Extra" w:eastAsia="Times New Roman" w:hAnsi="BRH Malayalam Extra" w:cs="BRH Malayalam Extra"/>
-                <w:color w:val="000000"/>
-                <w:sz w:val="40"/>
-                <w:szCs w:val="40"/>
-                <w:lang w:val="en-IN" w:eastAsia="en-IN" w:bidi="ml-IN"/>
-              </w:rPr>
-              <w:t xml:space="preserve"> | </w:t>
+              <w:t>¥Zd</w:t>
+            </w:r>
+            <w:r>
+              <w:rPr>
+                <w:rFonts w:ascii="BRH Malayalam Extra" w:eastAsia="Times New Roman" w:hAnsi="BRH Malayalam Extra" w:cs="BRH Malayalam Extra"/>
+                <w:b/>
+                <w:color w:val="000000"/>
+                <w:sz w:val="32"/>
+                <w:szCs w:val="40"/>
+                <w:lang w:val="en-IN" w:eastAsia="en-IN" w:bidi="ml-IN"/>
+              </w:rPr>
+              <w:t>–</w:t>
+            </w:r>
+            <w:r>
+              <w:rPr>
+                <w:rFonts w:ascii="BRH Malayalam Extra" w:eastAsia="Times New Roman" w:hAnsi="BRH Malayalam Extra" w:cs="BRH Malayalam Extra"/>
+                <w:color w:val="000000"/>
+                <w:sz w:val="40"/>
+                <w:szCs w:val="40"/>
+                <w:lang w:val="en-IN" w:eastAsia="en-IN" w:bidi="ml-IN"/>
+              </w:rPr>
+              <w:t xml:space="preserve"> öe | </w:t>
             </w:r>
           </w:p>
           <w:p>
@@ -5163,7 +5434,6 @@
               </w:rPr>
               <w:t>–</w:t>
             </w:r>
-            <w:proofErr w:type="spellStart"/>
             <w:r>
               <w:rPr>
                 <w:rFonts w:ascii="BRH Malayalam Extra" w:eastAsia="Times New Roman" w:hAnsi="BRH Malayalam Extra" w:cs="BRH Malayalam Extra"/>
@@ -5175,7 +5445,6 @@
               </w:rPr>
               <w:t>Ùy</w:t>
             </w:r>
-            <w:proofErr w:type="spellEnd"/>
             <w:r>
               <w:rPr>
                 <w:rFonts w:ascii="BRH Malayalam Extra" w:eastAsia="Times New Roman" w:hAnsi="BRH Malayalam Extra" w:cs="BRH Malayalam Extra"/>
@@ -5217,29 +5486,7 @@
                 <w:szCs w:val="40"/>
                 <w:lang w:val="en-IN" w:eastAsia="en-IN" w:bidi="ml-IN"/>
               </w:rPr>
-              <w:t>¥</w:t>
-            </w:r>
-            <w:proofErr w:type="spellStart"/>
-            <w:r>
-              <w:rPr>
-                <w:rFonts w:ascii="BRH Malayalam Extra" w:eastAsia="Times New Roman" w:hAnsi="BRH Malayalam Extra" w:cs="BRH Malayalam Extra"/>
-                <w:color w:val="000000"/>
-                <w:sz w:val="40"/>
-                <w:szCs w:val="40"/>
-                <w:lang w:val="en-IN" w:eastAsia="en-IN" w:bidi="ml-IN"/>
-              </w:rPr>
-              <w:t>Z¥dZy</w:t>
-            </w:r>
-            <w:proofErr w:type="spellEnd"/>
-            <w:r>
-              <w:rPr>
-                <w:rFonts w:ascii="BRH Malayalam Extra" w:eastAsia="Times New Roman" w:hAnsi="BRH Malayalam Extra" w:cs="BRH Malayalam Extra"/>
-                <w:color w:val="000000"/>
-                <w:sz w:val="40"/>
-                <w:szCs w:val="40"/>
-                <w:lang w:val="en-IN" w:eastAsia="en-IN" w:bidi="ml-IN"/>
-              </w:rPr>
-              <w:t xml:space="preserve">— </w:t>
+              <w:t xml:space="preserve">¥Z¥dZy— </w:t>
             </w:r>
           </w:p>
           <w:p>
@@ -5257,70 +5504,36 @@
                 <w:lang w:val="en-IN" w:eastAsia="en-IN" w:bidi="ml-IN"/>
               </w:rPr>
             </w:pPr>
-            <w:proofErr w:type="spellStart"/>
-            <w:r>
-              <w:rPr>
-                <w:rFonts w:ascii="BRH Malayalam Extra" w:eastAsia="Times New Roman" w:hAnsi="BRH Malayalam Extra" w:cs="BRH Malayalam Extra"/>
-                <w:color w:val="000000"/>
-                <w:sz w:val="40"/>
-                <w:szCs w:val="40"/>
-                <w:lang w:val="en-IN" w:eastAsia="en-IN" w:bidi="ml-IN"/>
-              </w:rPr>
-              <w:t>exÙz</w:t>
-            </w:r>
-            <w:proofErr w:type="spellEnd"/>
-            <w:r>
-              <w:rPr>
-                <w:rFonts w:ascii="BRH Malayalam Extra" w:eastAsia="Times New Roman" w:hAnsi="BRH Malayalam Extra" w:cs="BRH Malayalam Extra"/>
-                <w:color w:val="000000"/>
-                <w:sz w:val="40"/>
-                <w:szCs w:val="40"/>
-                <w:lang w:val="en-IN" w:eastAsia="en-IN" w:bidi="ml-IN"/>
-              </w:rPr>
-              <w:t xml:space="preserve"> - p</w:t>
-            </w:r>
-            <w:r>
-              <w:rPr>
-                <w:rFonts w:ascii="BRH Malayalam Extra" w:eastAsia="Times New Roman" w:hAnsi="BRH Malayalam Extra" w:cs="BRH Malayalam Extra"/>
-                <w:b/>
-                <w:color w:val="000000"/>
-                <w:sz w:val="32"/>
-                <w:szCs w:val="40"/>
-                <w:lang w:val="en-IN" w:eastAsia="en-IN" w:bidi="ml-IN"/>
-              </w:rPr>
-              <w:t>–</w:t>
-            </w:r>
-            <w:r>
-              <w:rPr>
-                <w:rFonts w:ascii="BRH Malayalam Extra" w:eastAsia="Times New Roman" w:hAnsi="BRH Malayalam Extra" w:cs="BRH Malayalam Extra"/>
-                <w:color w:val="000000"/>
-                <w:sz w:val="40"/>
-                <w:szCs w:val="40"/>
-                <w:lang w:val="en-IN" w:eastAsia="en-IN" w:bidi="ml-IN"/>
-              </w:rPr>
-              <w:t>¥</w:t>
-            </w:r>
-            <w:proofErr w:type="spellStart"/>
-            <w:r>
-              <w:rPr>
-                <w:rFonts w:ascii="BRH Malayalam Extra" w:eastAsia="Times New Roman" w:hAnsi="BRH Malayalam Extra" w:cs="BRH Malayalam Extra"/>
-                <w:color w:val="000000"/>
-                <w:sz w:val="40"/>
-                <w:szCs w:val="40"/>
-                <w:lang w:val="en-IN" w:eastAsia="en-IN" w:bidi="ml-IN"/>
-              </w:rPr>
-              <w:t>Zd</w:t>
-            </w:r>
-            <w:proofErr w:type="spellEnd"/>
-            <w:r>
-              <w:rPr>
-                <w:rFonts w:ascii="BRH Malayalam Extra" w:eastAsia="Times New Roman" w:hAnsi="BRH Malayalam Extra" w:cs="BRH Malayalam Extra"/>
-                <w:color w:val="000000"/>
-                <w:sz w:val="40"/>
-                <w:szCs w:val="40"/>
-                <w:lang w:val="en-IN" w:eastAsia="en-IN" w:bidi="ml-IN"/>
-              </w:rPr>
-              <w:t>— |</w:t>
+            <w:r>
+              <w:rPr>
+                <w:rFonts w:ascii="BRH Malayalam Extra" w:eastAsia="Times New Roman" w:hAnsi="BRH Malayalam Extra" w:cs="BRH Malayalam Extra"/>
+                <w:color w:val="000000"/>
+                <w:sz w:val="40"/>
+                <w:szCs w:val="40"/>
+                <w:lang w:val="en-IN" w:eastAsia="en-IN" w:bidi="ml-IN"/>
+              </w:rPr>
+              <w:t>exÙz - p</w:t>
+            </w:r>
+            <w:r>
+              <w:rPr>
+                <w:rFonts w:ascii="BRH Malayalam Extra" w:eastAsia="Times New Roman" w:hAnsi="BRH Malayalam Extra" w:cs="BRH Malayalam Extra"/>
+                <w:b/>
+                <w:color w:val="000000"/>
+                <w:sz w:val="32"/>
+                <w:szCs w:val="40"/>
+                <w:lang w:val="en-IN" w:eastAsia="en-IN" w:bidi="ml-IN"/>
+              </w:rPr>
+              <w:t>–</w:t>
+            </w:r>
+            <w:r>
+              <w:rPr>
+                <w:rFonts w:ascii="BRH Malayalam Extra" w:eastAsia="Times New Roman" w:hAnsi="BRH Malayalam Extra" w:cs="BRH Malayalam Extra"/>
+                <w:color w:val="000000"/>
+                <w:sz w:val="40"/>
+                <w:szCs w:val="40"/>
+                <w:lang w:val="en-IN" w:eastAsia="en-IN" w:bidi="ml-IN"/>
+              </w:rPr>
+              <w:t>¥Zd— |</w:t>
             </w:r>
           </w:p>
         </w:tc>
@@ -5364,7 +5577,6 @@
               </w:rPr>
               <w:t>–</w:t>
             </w:r>
-            <w:proofErr w:type="spellStart"/>
             <w:r>
               <w:rPr>
                 <w:rFonts w:ascii="BRH Malayalam Extra" w:eastAsia="Times New Roman" w:hAnsi="BRH Malayalam Extra" w:cs="BRH Malayalam Extra"/>
@@ -5375,7 +5587,6 @@
               </w:rPr>
               <w:t>Ùz</w:t>
             </w:r>
-            <w:proofErr w:type="spellEnd"/>
             <w:r>
               <w:rPr>
                 <w:rFonts w:ascii="BRH Malayalam Extra" w:eastAsia="Times New Roman" w:hAnsi="BRH Malayalam Extra" w:cs="BRH Malayalam Extra"/>
@@ -5416,62 +5627,28 @@
                 <w:szCs w:val="40"/>
                 <w:lang w:val="en-IN" w:eastAsia="en-IN" w:bidi="ml-IN"/>
               </w:rPr>
-              <w:t>¥</w:t>
-            </w:r>
-            <w:proofErr w:type="spellStart"/>
-            <w:r>
-              <w:rPr>
-                <w:rFonts w:ascii="BRH Malayalam Extra" w:eastAsia="Times New Roman" w:hAnsi="BRH Malayalam Extra" w:cs="BRH Malayalam Extra"/>
-                <w:color w:val="000000"/>
-                <w:sz w:val="40"/>
-                <w:szCs w:val="40"/>
-                <w:lang w:val="en-IN" w:eastAsia="en-IN" w:bidi="ml-IN"/>
-              </w:rPr>
-              <w:t>Zd</w:t>
-            </w:r>
-            <w:proofErr w:type="spellEnd"/>
-            <w:r>
-              <w:rPr>
-                <w:rFonts w:ascii="BRH Malayalam Extra" w:eastAsia="Times New Roman" w:hAnsi="BRH Malayalam Extra" w:cs="BRH Malayalam Extra"/>
-                <w:b/>
-                <w:color w:val="000000"/>
-                <w:sz w:val="32"/>
-                <w:szCs w:val="40"/>
-                <w:lang w:val="en-IN" w:eastAsia="en-IN" w:bidi="ml-IN"/>
-              </w:rPr>
-              <w:t>–</w:t>
-            </w:r>
-            <w:r>
-              <w:rPr>
-                <w:rFonts w:ascii="BRH Malayalam Extra" w:eastAsia="Times New Roman" w:hAnsi="BRH Malayalam Extra" w:cs="BRH Malayalam Extra"/>
-                <w:color w:val="000000"/>
-                <w:sz w:val="40"/>
-                <w:szCs w:val="40"/>
-                <w:lang w:val="en-IN" w:eastAsia="en-IN" w:bidi="ml-IN"/>
-              </w:rPr>
-              <w:t xml:space="preserve"> </w:t>
-            </w:r>
-            <w:proofErr w:type="spellStart"/>
-            <w:r>
-              <w:rPr>
-                <w:rFonts w:ascii="BRH Malayalam Extra" w:eastAsia="Times New Roman" w:hAnsi="BRH Malayalam Extra" w:cs="BRH Malayalam Extra"/>
-                <w:color w:val="000000"/>
-                <w:sz w:val="40"/>
-                <w:szCs w:val="40"/>
-                <w:lang w:val="en-IN" w:eastAsia="en-IN" w:bidi="ml-IN"/>
-              </w:rPr>
-              <w:t>öe</w:t>
-            </w:r>
-            <w:proofErr w:type="spellEnd"/>
-            <w:r>
-              <w:rPr>
-                <w:rFonts w:ascii="BRH Malayalam Extra" w:eastAsia="Times New Roman" w:hAnsi="BRH Malayalam Extra" w:cs="BRH Malayalam Extra"/>
-                <w:color w:val="000000"/>
-                <w:sz w:val="40"/>
-                <w:szCs w:val="40"/>
-                <w:lang w:val="en-IN" w:eastAsia="en-IN" w:bidi="ml-IN"/>
-              </w:rPr>
-              <w:t xml:space="preserve"> | </w:t>
+              <w:t>¥Zd</w:t>
+            </w:r>
+            <w:r>
+              <w:rPr>
+                <w:rFonts w:ascii="BRH Malayalam Extra" w:eastAsia="Times New Roman" w:hAnsi="BRH Malayalam Extra" w:cs="BRH Malayalam Extra"/>
+                <w:b/>
+                <w:color w:val="000000"/>
+                <w:sz w:val="32"/>
+                <w:szCs w:val="40"/>
+                <w:lang w:val="en-IN" w:eastAsia="en-IN" w:bidi="ml-IN"/>
+              </w:rPr>
+              <w:t>–</w:t>
+            </w:r>
+            <w:r>
+              <w:rPr>
+                <w:rFonts w:ascii="BRH Malayalam Extra" w:eastAsia="Times New Roman" w:hAnsi="BRH Malayalam Extra" w:cs="BRH Malayalam Extra"/>
+                <w:color w:val="000000"/>
+                <w:sz w:val="40"/>
+                <w:szCs w:val="40"/>
+                <w:lang w:val="en-IN" w:eastAsia="en-IN" w:bidi="ml-IN"/>
+              </w:rPr>
+              <w:t xml:space="preserve"> öe | </w:t>
             </w:r>
           </w:p>
           <w:p>
@@ -5510,7 +5687,6 @@
               </w:rPr>
               <w:t>–</w:t>
             </w:r>
-            <w:proofErr w:type="spellStart"/>
             <w:r>
               <w:rPr>
                 <w:rFonts w:ascii="BRH Malayalam Extra" w:eastAsia="Times New Roman" w:hAnsi="BRH Malayalam Extra" w:cs="BRH Malayalam Extra"/>
@@ -5522,7 +5698,6 @@
               </w:rPr>
               <w:t>Ùz</w:t>
             </w:r>
-            <w:proofErr w:type="spellEnd"/>
             <w:r>
               <w:rPr>
                 <w:rFonts w:ascii="BRH Malayalam Extra" w:eastAsia="Times New Roman" w:hAnsi="BRH Malayalam Extra" w:cs="BRH Malayalam Extra"/>
@@ -5563,29 +5738,7 @@
                 <w:szCs w:val="40"/>
                 <w:lang w:val="en-IN" w:eastAsia="en-IN" w:bidi="ml-IN"/>
               </w:rPr>
-              <w:t>¥</w:t>
-            </w:r>
-            <w:proofErr w:type="spellStart"/>
-            <w:r>
-              <w:rPr>
-                <w:rFonts w:ascii="BRH Malayalam Extra" w:eastAsia="Times New Roman" w:hAnsi="BRH Malayalam Extra" w:cs="BRH Malayalam Extra"/>
-                <w:color w:val="000000"/>
-                <w:sz w:val="40"/>
-                <w:szCs w:val="40"/>
-                <w:lang w:val="en-IN" w:eastAsia="en-IN" w:bidi="ml-IN"/>
-              </w:rPr>
-              <w:t>Z¥dZy</w:t>
-            </w:r>
-            <w:proofErr w:type="spellEnd"/>
-            <w:r>
-              <w:rPr>
-                <w:rFonts w:ascii="BRH Malayalam Extra" w:eastAsia="Times New Roman" w:hAnsi="BRH Malayalam Extra" w:cs="BRH Malayalam Extra"/>
-                <w:color w:val="000000"/>
-                <w:sz w:val="40"/>
-                <w:szCs w:val="40"/>
-                <w:lang w:val="en-IN" w:eastAsia="en-IN" w:bidi="ml-IN"/>
-              </w:rPr>
-              <w:t xml:space="preserve">— </w:t>
+              <w:t xml:space="preserve">¥Z¥dZy— </w:t>
             </w:r>
           </w:p>
           <w:p>
@@ -5599,70 +5752,36 @@
                 <w:lang w:val="en-IN" w:eastAsia="en-IN" w:bidi="ml-IN"/>
               </w:rPr>
             </w:pPr>
-            <w:proofErr w:type="spellStart"/>
-            <w:r>
-              <w:rPr>
-                <w:rFonts w:ascii="BRH Malayalam Extra" w:eastAsia="Times New Roman" w:hAnsi="BRH Malayalam Extra" w:cs="BRH Malayalam Extra"/>
-                <w:color w:val="000000"/>
-                <w:sz w:val="40"/>
-                <w:szCs w:val="40"/>
-                <w:lang w:val="en-IN" w:eastAsia="en-IN" w:bidi="ml-IN"/>
-              </w:rPr>
-              <w:t>exÙz</w:t>
-            </w:r>
-            <w:proofErr w:type="spellEnd"/>
-            <w:r>
-              <w:rPr>
-                <w:rFonts w:ascii="BRH Malayalam Extra" w:eastAsia="Times New Roman" w:hAnsi="BRH Malayalam Extra" w:cs="BRH Malayalam Extra"/>
-                <w:color w:val="000000"/>
-                <w:sz w:val="40"/>
-                <w:szCs w:val="40"/>
-                <w:lang w:val="en-IN" w:eastAsia="en-IN" w:bidi="ml-IN"/>
-              </w:rPr>
-              <w:t xml:space="preserve"> - p</w:t>
-            </w:r>
-            <w:r>
-              <w:rPr>
-                <w:rFonts w:ascii="BRH Malayalam Extra" w:eastAsia="Times New Roman" w:hAnsi="BRH Malayalam Extra" w:cs="BRH Malayalam Extra"/>
-                <w:b/>
-                <w:color w:val="000000"/>
-                <w:sz w:val="32"/>
-                <w:szCs w:val="40"/>
-                <w:lang w:val="en-IN" w:eastAsia="en-IN" w:bidi="ml-IN"/>
-              </w:rPr>
-              <w:t>–</w:t>
-            </w:r>
-            <w:r>
-              <w:rPr>
-                <w:rFonts w:ascii="BRH Malayalam Extra" w:eastAsia="Times New Roman" w:hAnsi="BRH Malayalam Extra" w:cs="BRH Malayalam Extra"/>
-                <w:color w:val="000000"/>
-                <w:sz w:val="40"/>
-                <w:szCs w:val="40"/>
-                <w:lang w:val="en-IN" w:eastAsia="en-IN" w:bidi="ml-IN"/>
-              </w:rPr>
-              <w:t>¥</w:t>
-            </w:r>
-            <w:proofErr w:type="spellStart"/>
-            <w:r>
-              <w:rPr>
-                <w:rFonts w:ascii="BRH Malayalam Extra" w:eastAsia="Times New Roman" w:hAnsi="BRH Malayalam Extra" w:cs="BRH Malayalam Extra"/>
-                <w:color w:val="000000"/>
-                <w:sz w:val="40"/>
-                <w:szCs w:val="40"/>
-                <w:lang w:val="en-IN" w:eastAsia="en-IN" w:bidi="ml-IN"/>
-              </w:rPr>
-              <w:t>Zd</w:t>
-            </w:r>
-            <w:proofErr w:type="spellEnd"/>
-            <w:r>
-              <w:rPr>
-                <w:rFonts w:ascii="BRH Malayalam Extra" w:eastAsia="Times New Roman" w:hAnsi="BRH Malayalam Extra" w:cs="BRH Malayalam Extra"/>
-                <w:color w:val="000000"/>
-                <w:sz w:val="40"/>
-                <w:szCs w:val="40"/>
-                <w:lang w:val="en-IN" w:eastAsia="en-IN" w:bidi="ml-IN"/>
-              </w:rPr>
-              <w:t>— |</w:t>
+            <w:r>
+              <w:rPr>
+                <w:rFonts w:ascii="BRH Malayalam Extra" w:eastAsia="Times New Roman" w:hAnsi="BRH Malayalam Extra" w:cs="BRH Malayalam Extra"/>
+                <w:color w:val="000000"/>
+                <w:sz w:val="40"/>
+                <w:szCs w:val="40"/>
+                <w:lang w:val="en-IN" w:eastAsia="en-IN" w:bidi="ml-IN"/>
+              </w:rPr>
+              <w:t>exÙz - p</w:t>
+            </w:r>
+            <w:r>
+              <w:rPr>
+                <w:rFonts w:ascii="BRH Malayalam Extra" w:eastAsia="Times New Roman" w:hAnsi="BRH Malayalam Extra" w:cs="BRH Malayalam Extra"/>
+                <w:b/>
+                <w:color w:val="000000"/>
+                <w:sz w:val="32"/>
+                <w:szCs w:val="40"/>
+                <w:lang w:val="en-IN" w:eastAsia="en-IN" w:bidi="ml-IN"/>
+              </w:rPr>
+              <w:t>–</w:t>
+            </w:r>
+            <w:r>
+              <w:rPr>
+                <w:rFonts w:ascii="BRH Malayalam Extra" w:eastAsia="Times New Roman" w:hAnsi="BRH Malayalam Extra" w:cs="BRH Malayalam Extra"/>
+                <w:color w:val="000000"/>
+                <w:sz w:val="40"/>
+                <w:szCs w:val="40"/>
+                <w:lang w:val="en-IN" w:eastAsia="en-IN" w:bidi="ml-IN"/>
+              </w:rPr>
+              <w:t>¥Zd— |</w:t>
             </w:r>
           </w:p>
         </w:tc>
@@ -5700,20 +5819,8 @@
                 <w:sz w:val="28"/>
                 <w:szCs w:val="32"/>
               </w:rPr>
-              <w:lastRenderedPageBreak/>
-              <w:t xml:space="preserve">T.S.6.6.7.3 – </w:t>
-            </w:r>
-            <w:proofErr w:type="spellStart"/>
-            <w:r>
-              <w:rPr>
-                <w:rFonts w:cs="Arial"/>
-                <w:b/>
-                <w:sz w:val="28"/>
-                <w:szCs w:val="32"/>
-              </w:rPr>
-              <w:t>Kramam</w:t>
-            </w:r>
-            <w:proofErr w:type="spellEnd"/>
+              <w:t>T.S.6.6.7.3 – Kramam</w:t>
+            </w:r>
           </w:p>
           <w:p>
             <w:pPr>
@@ -5733,45 +5840,14 @@
                 <w:szCs w:val="32"/>
               </w:rPr>
             </w:pPr>
-            <w:proofErr w:type="spellStart"/>
-            <w:r>
-              <w:rPr>
-                <w:rFonts w:cs="Arial"/>
-                <w:b/>
-                <w:sz w:val="28"/>
-                <w:szCs w:val="32"/>
-              </w:rPr>
-              <w:t>Krama</w:t>
-            </w:r>
-            <w:proofErr w:type="spellEnd"/>
-            <w:r>
-              <w:rPr>
-                <w:rFonts w:cs="Arial"/>
-                <w:b/>
-                <w:sz w:val="28"/>
-                <w:szCs w:val="32"/>
-              </w:rPr>
-              <w:t xml:space="preserve"> </w:t>
-            </w:r>
-            <w:proofErr w:type="spellStart"/>
-            <w:r>
-              <w:rPr>
-                <w:rFonts w:cs="Arial"/>
-                <w:b/>
-                <w:sz w:val="28"/>
-                <w:szCs w:val="32"/>
-              </w:rPr>
-              <w:t>Vaakyam</w:t>
-            </w:r>
-            <w:proofErr w:type="spellEnd"/>
-            <w:r>
-              <w:rPr>
-                <w:rFonts w:cs="Arial"/>
-                <w:b/>
-                <w:sz w:val="28"/>
-                <w:szCs w:val="32"/>
-              </w:rPr>
-              <w:t xml:space="preserve"> No.– 31</w:t>
+            <w:r>
+              <w:rPr>
+                <w:rFonts w:cs="Arial"/>
+                <w:b/>
+                <w:sz w:val="28"/>
+                <w:szCs w:val="32"/>
+              </w:rPr>
+              <w:t>Krama Vaakyam No.– 31</w:t>
             </w:r>
           </w:p>
           <w:p>
@@ -5789,25 +5865,14 @@
                 <w:szCs w:val="36"/>
               </w:rPr>
             </w:pPr>
-            <w:proofErr w:type="spellStart"/>
-            <w:r>
-              <w:rPr>
-                <w:rFonts w:cs="Arial"/>
-                <w:b/>
-                <w:sz w:val="28"/>
-                <w:szCs w:val="32"/>
-              </w:rPr>
-              <w:t>Panchaati</w:t>
-            </w:r>
-            <w:proofErr w:type="spellEnd"/>
-            <w:r>
-              <w:rPr>
-                <w:rFonts w:cs="Arial"/>
-                <w:b/>
-                <w:sz w:val="28"/>
-                <w:szCs w:val="32"/>
-              </w:rPr>
-              <w:t xml:space="preserve"> No</w:t>
+            <w:r>
+              <w:rPr>
+                <w:rFonts w:cs="Arial"/>
+                <w:b/>
+                <w:sz w:val="28"/>
+                <w:szCs w:val="32"/>
+              </w:rPr>
+              <w:t>Panchaati No</w:t>
             </w:r>
             <w:r>
               <w:rPr>
@@ -5840,16 +5905,16 @@
                 <w:color w:val="000000"/>
                 <w:sz w:val="40"/>
                 <w:szCs w:val="40"/>
-                <w:lang w:val="en-IN" w:eastAsia="en-IN" w:bidi="ml-IN"/>
-              </w:rPr>
-            </w:pPr>
-            <w:r>
-              <w:rPr>
-                <w:rFonts w:ascii="BRH Malayalam Extra" w:eastAsia="Times New Roman" w:hAnsi="BRH Malayalam Extra" w:cs="BRH Malayalam Extra"/>
-                <w:color w:val="000000"/>
-                <w:sz w:val="40"/>
-                <w:szCs w:val="40"/>
-                <w:lang w:val="en-IN" w:eastAsia="en-IN" w:bidi="ml-IN"/>
+                <w:lang w:val="it-IT" w:eastAsia="en-IN" w:bidi="ml-IN"/>
+              </w:rPr>
+            </w:pPr>
+            <w:r>
+              <w:rPr>
+                <w:rFonts w:ascii="BRH Malayalam Extra" w:eastAsia="Times New Roman" w:hAnsi="BRH Malayalam Extra" w:cs="BRH Malayalam Extra"/>
+                <w:color w:val="000000"/>
+                <w:sz w:val="40"/>
+                <w:szCs w:val="40"/>
+                <w:lang w:val="it-IT" w:eastAsia="en-IN" w:bidi="ml-IN"/>
               </w:rPr>
               <w:t>D</w:t>
             </w:r>
@@ -5860,17 +5925,17 @@
                 <w:color w:val="000000"/>
                 <w:sz w:val="32"/>
                 <w:szCs w:val="40"/>
-                <w:lang w:val="en-IN" w:eastAsia="en-IN" w:bidi="ml-IN"/>
-              </w:rPr>
-              <w:t>–</w:t>
-            </w:r>
-            <w:r>
-              <w:rPr>
-                <w:rFonts w:ascii="BRH Malayalam Extra" w:eastAsia="Times New Roman" w:hAnsi="BRH Malayalam Extra" w:cs="BRH Malayalam Extra"/>
-                <w:color w:val="000000"/>
-                <w:sz w:val="40"/>
-                <w:szCs w:val="40"/>
-                <w:lang w:val="en-IN" w:eastAsia="en-IN" w:bidi="ml-IN"/>
+                <w:lang w:val="it-IT" w:eastAsia="en-IN" w:bidi="ml-IN"/>
+              </w:rPr>
+              <w:t>–</w:t>
+            </w:r>
+            <w:r>
+              <w:rPr>
+                <w:rFonts w:ascii="BRH Malayalam Extra" w:eastAsia="Times New Roman" w:hAnsi="BRH Malayalam Extra" w:cs="BRH Malayalam Extra"/>
+                <w:color w:val="000000"/>
+                <w:sz w:val="40"/>
+                <w:szCs w:val="40"/>
+                <w:lang w:val="it-IT" w:eastAsia="en-IN" w:bidi="ml-IN"/>
               </w:rPr>
               <w:t>ex</w:t>
             </w:r>
@@ -5881,64 +5946,40 @@
                 <w:color w:val="000000"/>
                 <w:sz w:val="32"/>
                 <w:szCs w:val="40"/>
-                <w:lang w:val="en-IN" w:eastAsia="en-IN" w:bidi="ml-IN"/>
-              </w:rPr>
-              <w:t>–</w:t>
-            </w:r>
-            <w:proofErr w:type="spellStart"/>
+                <w:lang w:val="it-IT" w:eastAsia="en-IN" w:bidi="ml-IN"/>
+              </w:rPr>
+              <w:t>–</w:t>
+            </w:r>
             <w:r>
               <w:rPr>
                 <w:rFonts w:ascii="BRH Devanagari Extra" w:eastAsia="Times New Roman" w:hAnsi="BRH Devanagari Extra" w:cs="BRH Malayalam Extra"/>
                 <w:color w:val="000000"/>
                 <w:sz w:val="36"/>
                 <w:szCs w:val="40"/>
-                <w:lang w:val="en-IN" w:eastAsia="en-IN" w:bidi="ml-IN"/>
+                <w:lang w:val="it-IT" w:eastAsia="en-IN" w:bidi="ml-IN"/>
               </w:rPr>
               <w:t>óè</w:t>
             </w:r>
-            <w:proofErr w:type="spellEnd"/>
-            <w:r>
-              <w:rPr>
-                <w:rFonts w:ascii="BRH Malayalam Extra" w:eastAsia="Times New Roman" w:hAnsi="BRH Malayalam Extra" w:cs="BRH Malayalam Extra"/>
-                <w:b/>
-                <w:color w:val="000000"/>
-                <w:sz w:val="32"/>
-                <w:szCs w:val="40"/>
-                <w:lang w:val="en-IN" w:eastAsia="en-IN" w:bidi="ml-IN"/>
-              </w:rPr>
-              <w:t>–</w:t>
-            </w:r>
-            <w:r>
-              <w:rPr>
-                <w:rFonts w:ascii="BRH Malayalam Extra" w:eastAsia="Times New Roman" w:hAnsi="BRH Malayalam Extra" w:cs="BRH Malayalam Extra"/>
-                <w:color w:val="000000"/>
-                <w:sz w:val="40"/>
-                <w:szCs w:val="40"/>
-                <w:lang w:val="en-IN" w:eastAsia="en-IN" w:bidi="ml-IN"/>
-              </w:rPr>
-              <w:t>q¡ j—</w:t>
-            </w:r>
-            <w:proofErr w:type="spellStart"/>
-            <w:r>
-              <w:rPr>
-                <w:rFonts w:ascii="BRH Malayalam Extra" w:eastAsia="Times New Roman" w:hAnsi="BRH Malayalam Extra" w:cs="BRH Malayalam Extra"/>
-                <w:color w:val="000000"/>
-                <w:sz w:val="40"/>
-                <w:szCs w:val="40"/>
-                <w:lang w:val="en-IN" w:eastAsia="en-IN" w:bidi="ml-IN"/>
-              </w:rPr>
-              <w:t>RZy</w:t>
-            </w:r>
-            <w:proofErr w:type="spellEnd"/>
-            <w:r>
-              <w:rPr>
-                <w:rFonts w:ascii="BRH Malayalam Extra" w:eastAsia="Times New Roman" w:hAnsi="BRH Malayalam Extra" w:cs="BRH Malayalam Extra"/>
-                <w:color w:val="000000"/>
-                <w:sz w:val="40"/>
-                <w:szCs w:val="40"/>
-                <w:lang w:val="en-IN" w:eastAsia="en-IN" w:bidi="ml-IN"/>
-              </w:rPr>
-              <w:t xml:space="preserve"> | </w:t>
+            <w:r>
+              <w:rPr>
+                <w:rFonts w:ascii="BRH Malayalam Extra" w:eastAsia="Times New Roman" w:hAnsi="BRH Malayalam Extra" w:cs="BRH Malayalam Extra"/>
+                <w:b/>
+                <w:color w:val="000000"/>
+                <w:sz w:val="32"/>
+                <w:szCs w:val="40"/>
+                <w:lang w:val="it-IT" w:eastAsia="en-IN" w:bidi="ml-IN"/>
+              </w:rPr>
+              <w:t>–</w:t>
+            </w:r>
+            <w:r>
+              <w:rPr>
+                <w:rFonts w:ascii="BRH Malayalam Extra" w:eastAsia="Times New Roman" w:hAnsi="BRH Malayalam Extra" w:cs="BRH Malayalam Extra"/>
+                <w:color w:val="000000"/>
+                <w:sz w:val="40"/>
+                <w:szCs w:val="40"/>
+                <w:lang w:val="it-IT" w:eastAsia="en-IN" w:bidi="ml-IN"/>
+              </w:rPr>
+              <w:t xml:space="preserve">q¡ j—RZy | </w:t>
             </w:r>
           </w:p>
           <w:p>
@@ -5949,15 +5990,16 @@
                 <w:color w:val="000000"/>
                 <w:sz w:val="40"/>
                 <w:szCs w:val="40"/>
-              </w:rPr>
-            </w:pPr>
-            <w:r>
-              <w:rPr>
-                <w:rFonts w:ascii="BRH Malayalam Extra" w:eastAsia="Times New Roman" w:hAnsi="BRH Malayalam Extra" w:cs="BRH Malayalam Extra"/>
-                <w:color w:val="000000"/>
-                <w:sz w:val="40"/>
-                <w:szCs w:val="40"/>
-                <w:lang w:val="en-IN" w:eastAsia="en-IN" w:bidi="ml-IN"/>
+                <w:lang w:val="it-IT"/>
+              </w:rPr>
+            </w:pPr>
+            <w:r>
+              <w:rPr>
+                <w:rFonts w:ascii="BRH Malayalam Extra" w:eastAsia="Times New Roman" w:hAnsi="BRH Malayalam Extra" w:cs="BRH Malayalam Extra"/>
+                <w:color w:val="000000"/>
+                <w:sz w:val="40"/>
+                <w:szCs w:val="40"/>
+                <w:lang w:val="it-IT" w:eastAsia="en-IN" w:bidi="ml-IN"/>
               </w:rPr>
               <w:t>D</w:t>
             </w:r>
@@ -5968,17 +6010,17 @@
                 <w:color w:val="000000"/>
                 <w:sz w:val="32"/>
                 <w:szCs w:val="40"/>
-                <w:lang w:val="en-IN" w:eastAsia="en-IN" w:bidi="ml-IN"/>
-              </w:rPr>
-              <w:t>–</w:t>
-            </w:r>
-            <w:r>
-              <w:rPr>
-                <w:rFonts w:ascii="BRH Malayalam Extra" w:eastAsia="Times New Roman" w:hAnsi="BRH Malayalam Extra" w:cs="BRH Malayalam Extra"/>
-                <w:color w:val="000000"/>
-                <w:sz w:val="40"/>
-                <w:szCs w:val="40"/>
-                <w:lang w:val="en-IN" w:eastAsia="en-IN" w:bidi="ml-IN"/>
+                <w:lang w:val="it-IT" w:eastAsia="en-IN" w:bidi="ml-IN"/>
+              </w:rPr>
+              <w:t>–</w:t>
+            </w:r>
+            <w:r>
+              <w:rPr>
+                <w:rFonts w:ascii="BRH Malayalam Extra" w:eastAsia="Times New Roman" w:hAnsi="BRH Malayalam Extra" w:cs="BRH Malayalam Extra"/>
+                <w:color w:val="000000"/>
+                <w:sz w:val="40"/>
+                <w:szCs w:val="40"/>
+                <w:lang w:val="it-IT" w:eastAsia="en-IN" w:bidi="ml-IN"/>
               </w:rPr>
               <w:t>ex</w:t>
             </w:r>
@@ -5990,11 +6032,10 @@
                 <w:sz w:val="32"/>
                 <w:szCs w:val="40"/>
                 <w:highlight w:val="yellow"/>
-                <w:lang w:val="en-IN" w:eastAsia="en-IN" w:bidi="ml-IN"/>
-              </w:rPr>
-              <w:t>–</w:t>
-            </w:r>
-            <w:proofErr w:type="spellStart"/>
+                <w:lang w:val="it-IT" w:eastAsia="en-IN" w:bidi="ml-IN"/>
+              </w:rPr>
+              <w:t>–</w:t>
+            </w:r>
             <w:r>
               <w:rPr>
                 <w:rFonts w:ascii="BRH Devanagari Extra" w:eastAsia="Times New Roman" w:hAnsi="BRH Devanagari Extra" w:cs="BRH Malayalam Extra"/>
@@ -6002,7 +6043,7 @@
                 <w:sz w:val="36"/>
                 <w:szCs w:val="40"/>
                 <w:highlight w:val="yellow"/>
-                <w:lang w:val="en-IN" w:eastAsia="en-IN" w:bidi="ml-IN"/>
+                <w:lang w:val="it-IT" w:eastAsia="en-IN" w:bidi="ml-IN"/>
               </w:rPr>
               <w:t>ó</w:t>
             </w:r>
@@ -6012,85 +6053,70 @@
                 <w:color w:val="000000"/>
                 <w:sz w:val="36"/>
                 <w:szCs w:val="40"/>
-                <w:lang w:val="en-IN" w:eastAsia="en-IN" w:bidi="ml-IN"/>
+                <w:lang w:val="it-IT" w:eastAsia="en-IN" w:bidi="ml-IN"/>
               </w:rPr>
               <w:t>è</w:t>
             </w:r>
-            <w:proofErr w:type="spellEnd"/>
-            <w:r>
-              <w:rPr>
-                <w:rFonts w:ascii="BRH Malayalam Extra" w:eastAsia="Times New Roman" w:hAnsi="BRH Malayalam Extra" w:cs="BRH Malayalam Extra"/>
-                <w:b/>
-                <w:color w:val="000000"/>
-                <w:sz w:val="32"/>
-                <w:szCs w:val="40"/>
-                <w:lang w:val="en-IN" w:eastAsia="en-IN" w:bidi="ml-IN"/>
-              </w:rPr>
-              <w:t>–</w:t>
-            </w:r>
-            <w:proofErr w:type="spellStart"/>
-            <w:r>
-              <w:rPr>
-                <w:rFonts w:ascii="BRH Malayalam Extra" w:eastAsia="Times New Roman" w:hAnsi="BRH Malayalam Extra" w:cs="BRH Malayalam Extra"/>
-                <w:color w:val="000000"/>
-                <w:sz w:val="40"/>
-                <w:szCs w:val="40"/>
-                <w:lang w:val="en-IN" w:eastAsia="en-IN" w:bidi="ml-IN"/>
-              </w:rPr>
-              <w:t>qûyZõ</w:t>
-            </w:r>
-            <w:proofErr w:type="spellEnd"/>
-            <w:r>
-              <w:rPr>
-                <w:rFonts w:ascii="BRH Malayalam Extra" w:eastAsia="Times New Roman" w:hAnsi="BRH Malayalam Extra" w:cs="BRH Malayalam Extra"/>
-                <w:color w:val="000000"/>
-                <w:sz w:val="40"/>
-                <w:szCs w:val="40"/>
-                <w:lang w:val="en-IN" w:eastAsia="en-IN" w:bidi="ml-IN"/>
-              </w:rPr>
-              <w:t>¡—e - A</w:t>
-            </w:r>
-            <w:r>
-              <w:rPr>
-                <w:rFonts w:ascii="BRH Malayalam Extra" w:eastAsia="Times New Roman" w:hAnsi="BRH Malayalam Extra" w:cs="BRH Malayalam Extra"/>
-                <w:b/>
-                <w:color w:val="000000"/>
-                <w:sz w:val="32"/>
-                <w:szCs w:val="40"/>
-                <w:lang w:val="en-IN" w:eastAsia="en-IN" w:bidi="ml-IN"/>
-              </w:rPr>
-              <w:t>–</w:t>
-            </w:r>
-            <w:proofErr w:type="spellStart"/>
+            <w:r>
+              <w:rPr>
+                <w:rFonts w:ascii="BRH Malayalam Extra" w:eastAsia="Times New Roman" w:hAnsi="BRH Malayalam Extra" w:cs="BRH Malayalam Extra"/>
+                <w:b/>
+                <w:color w:val="000000"/>
+                <w:sz w:val="32"/>
+                <w:szCs w:val="40"/>
+                <w:lang w:val="it-IT" w:eastAsia="en-IN" w:bidi="ml-IN"/>
+              </w:rPr>
+              <w:t>–</w:t>
+            </w:r>
+            <w:r>
+              <w:rPr>
+                <w:rFonts w:ascii="BRH Malayalam Extra" w:eastAsia="Times New Roman" w:hAnsi="BRH Malayalam Extra" w:cs="BRH Malayalam Extra"/>
+                <w:color w:val="000000"/>
+                <w:sz w:val="40"/>
+                <w:szCs w:val="40"/>
+                <w:lang w:val="it-IT" w:eastAsia="en-IN" w:bidi="ml-IN"/>
+              </w:rPr>
+              <w:t>qûyZõ¡—e - A</w:t>
+            </w:r>
+            <w:r>
+              <w:rPr>
+                <w:rFonts w:ascii="BRH Malayalam Extra" w:eastAsia="Times New Roman" w:hAnsi="BRH Malayalam Extra" w:cs="BRH Malayalam Extra"/>
+                <w:b/>
+                <w:color w:val="000000"/>
+                <w:sz w:val="32"/>
+                <w:szCs w:val="40"/>
+                <w:lang w:val="it-IT" w:eastAsia="en-IN" w:bidi="ml-IN"/>
+              </w:rPr>
+              <w:t>–</w:t>
+            </w:r>
             <w:r>
               <w:rPr>
                 <w:rFonts w:ascii="BRH Devanagari Extra" w:eastAsia="Times New Roman" w:hAnsi="BRH Devanagari Extra" w:cs="BRH Malayalam Extra"/>
                 <w:color w:val="000000"/>
                 <w:sz w:val="36"/>
                 <w:szCs w:val="40"/>
-                <w:lang w:val="en-IN" w:eastAsia="en-IN" w:bidi="ml-IN"/>
+                <w:lang w:val="it-IT" w:eastAsia="en-IN" w:bidi="ml-IN"/>
               </w:rPr>
               <w:t>óè</w:t>
             </w:r>
-            <w:proofErr w:type="spellEnd"/>
-            <w:r>
-              <w:rPr>
-                <w:rFonts w:ascii="BRH Malayalam Extra" w:eastAsia="Times New Roman" w:hAnsi="BRH Malayalam Extra" w:cs="BRH Malayalam Extra"/>
-                <w:b/>
-                <w:color w:val="000000"/>
-                <w:sz w:val="32"/>
-                <w:szCs w:val="40"/>
-                <w:lang w:val="en-IN" w:eastAsia="en-IN" w:bidi="ml-IN"/>
-              </w:rPr>
-              <w:t>–</w:t>
-            </w:r>
-            <w:r>
-              <w:rPr>
-                <w:rFonts w:ascii="BRH Malayalam Extra" w:eastAsia="Times New Roman" w:hAnsi="BRH Malayalam Extra" w:cs="BRH Malayalam Extra"/>
-                <w:color w:val="000000"/>
-                <w:sz w:val="40"/>
-                <w:szCs w:val="40"/>
-                <w:lang w:val="en-IN" w:eastAsia="en-IN" w:bidi="ml-IN"/>
+            <w:r>
+              <w:rPr>
+                <w:rFonts w:ascii="BRH Malayalam Extra" w:eastAsia="Times New Roman" w:hAnsi="BRH Malayalam Extra" w:cs="BRH Malayalam Extra"/>
+                <w:b/>
+                <w:color w:val="000000"/>
+                <w:sz w:val="32"/>
+                <w:szCs w:val="40"/>
+                <w:lang w:val="it-IT" w:eastAsia="en-IN" w:bidi="ml-IN"/>
+              </w:rPr>
+              <w:t>–</w:t>
+            </w:r>
+            <w:r>
+              <w:rPr>
+                <w:rFonts w:ascii="BRH Malayalam Extra" w:eastAsia="Times New Roman" w:hAnsi="BRH Malayalam Extra" w:cs="BRH Malayalam Extra"/>
+                <w:color w:val="000000"/>
+                <w:sz w:val="40"/>
+                <w:szCs w:val="40"/>
+                <w:lang w:val="it-IT" w:eastAsia="en-IN" w:bidi="ml-IN"/>
               </w:rPr>
               <w:t>q¡ |</w:t>
             </w:r>
@@ -6108,16 +6134,16 @@
                 <w:color w:val="000000"/>
                 <w:sz w:val="40"/>
                 <w:szCs w:val="40"/>
-                <w:lang w:val="en-IN" w:eastAsia="en-IN" w:bidi="ml-IN"/>
-              </w:rPr>
-            </w:pPr>
-            <w:r>
-              <w:rPr>
-                <w:rFonts w:ascii="BRH Malayalam Extra" w:eastAsia="Times New Roman" w:hAnsi="BRH Malayalam Extra" w:cs="BRH Malayalam Extra"/>
-                <w:color w:val="000000"/>
-                <w:sz w:val="40"/>
-                <w:szCs w:val="40"/>
-                <w:lang w:val="en-IN" w:eastAsia="en-IN" w:bidi="ml-IN"/>
+                <w:lang w:val="it-IT" w:eastAsia="en-IN" w:bidi="ml-IN"/>
+              </w:rPr>
+            </w:pPr>
+            <w:r>
+              <w:rPr>
+                <w:rFonts w:ascii="BRH Malayalam Extra" w:eastAsia="Times New Roman" w:hAnsi="BRH Malayalam Extra" w:cs="BRH Malayalam Extra"/>
+                <w:color w:val="000000"/>
+                <w:sz w:val="40"/>
+                <w:szCs w:val="40"/>
+                <w:lang w:val="it-IT" w:eastAsia="en-IN" w:bidi="ml-IN"/>
               </w:rPr>
               <w:t>D</w:t>
             </w:r>
@@ -6128,17 +6154,17 @@
                 <w:color w:val="000000"/>
                 <w:sz w:val="32"/>
                 <w:szCs w:val="40"/>
-                <w:lang w:val="en-IN" w:eastAsia="en-IN" w:bidi="ml-IN"/>
-              </w:rPr>
-              <w:t>–</w:t>
-            </w:r>
-            <w:r>
-              <w:rPr>
-                <w:rFonts w:ascii="BRH Malayalam Extra" w:eastAsia="Times New Roman" w:hAnsi="BRH Malayalam Extra" w:cs="BRH Malayalam Extra"/>
-                <w:color w:val="000000"/>
-                <w:sz w:val="40"/>
-                <w:szCs w:val="40"/>
-                <w:lang w:val="en-IN" w:eastAsia="en-IN" w:bidi="ml-IN"/>
+                <w:lang w:val="it-IT" w:eastAsia="en-IN" w:bidi="ml-IN"/>
+              </w:rPr>
+              <w:t>–</w:t>
+            </w:r>
+            <w:r>
+              <w:rPr>
+                <w:rFonts w:ascii="BRH Malayalam Extra" w:eastAsia="Times New Roman" w:hAnsi="BRH Malayalam Extra" w:cs="BRH Malayalam Extra"/>
+                <w:color w:val="000000"/>
+                <w:sz w:val="40"/>
+                <w:szCs w:val="40"/>
+                <w:lang w:val="it-IT" w:eastAsia="en-IN" w:bidi="ml-IN"/>
               </w:rPr>
               <w:t>ex</w:t>
             </w:r>
@@ -6149,64 +6175,40 @@
                 <w:color w:val="000000"/>
                 <w:sz w:val="32"/>
                 <w:szCs w:val="40"/>
-                <w:lang w:val="en-IN" w:eastAsia="en-IN" w:bidi="ml-IN"/>
-              </w:rPr>
-              <w:t>–</w:t>
-            </w:r>
-            <w:proofErr w:type="spellStart"/>
+                <w:lang w:val="it-IT" w:eastAsia="en-IN" w:bidi="ml-IN"/>
+              </w:rPr>
+              <w:t>–</w:t>
+            </w:r>
             <w:r>
               <w:rPr>
                 <w:rFonts w:ascii="BRH Devanagari Extra" w:eastAsia="Times New Roman" w:hAnsi="BRH Devanagari Extra" w:cs="BRH Malayalam Extra"/>
                 <w:color w:val="000000"/>
                 <w:sz w:val="36"/>
                 <w:szCs w:val="40"/>
-                <w:lang w:val="en-IN" w:eastAsia="en-IN" w:bidi="ml-IN"/>
+                <w:lang w:val="it-IT" w:eastAsia="en-IN" w:bidi="ml-IN"/>
               </w:rPr>
               <w:t>óè</w:t>
             </w:r>
-            <w:proofErr w:type="spellEnd"/>
-            <w:r>
-              <w:rPr>
-                <w:rFonts w:ascii="BRH Malayalam Extra" w:eastAsia="Times New Roman" w:hAnsi="BRH Malayalam Extra" w:cs="BRH Malayalam Extra"/>
-                <w:b/>
-                <w:color w:val="000000"/>
-                <w:sz w:val="32"/>
-                <w:szCs w:val="40"/>
-                <w:lang w:val="en-IN" w:eastAsia="en-IN" w:bidi="ml-IN"/>
-              </w:rPr>
-              <w:t>–</w:t>
-            </w:r>
-            <w:r>
-              <w:rPr>
-                <w:rFonts w:ascii="BRH Malayalam Extra" w:eastAsia="Times New Roman" w:hAnsi="BRH Malayalam Extra" w:cs="BRH Malayalam Extra"/>
-                <w:color w:val="000000"/>
-                <w:sz w:val="40"/>
-                <w:szCs w:val="40"/>
-                <w:lang w:val="en-IN" w:eastAsia="en-IN" w:bidi="ml-IN"/>
-              </w:rPr>
-              <w:t>q¡ j—</w:t>
-            </w:r>
-            <w:proofErr w:type="spellStart"/>
-            <w:r>
-              <w:rPr>
-                <w:rFonts w:ascii="BRH Malayalam Extra" w:eastAsia="Times New Roman" w:hAnsi="BRH Malayalam Extra" w:cs="BRH Malayalam Extra"/>
-                <w:color w:val="000000"/>
-                <w:sz w:val="40"/>
-                <w:szCs w:val="40"/>
-                <w:lang w:val="en-IN" w:eastAsia="en-IN" w:bidi="ml-IN"/>
-              </w:rPr>
-              <w:t>RZy</w:t>
-            </w:r>
-            <w:proofErr w:type="spellEnd"/>
-            <w:r>
-              <w:rPr>
-                <w:rFonts w:ascii="BRH Malayalam Extra" w:eastAsia="Times New Roman" w:hAnsi="BRH Malayalam Extra" w:cs="BRH Malayalam Extra"/>
-                <w:color w:val="000000"/>
-                <w:sz w:val="40"/>
-                <w:szCs w:val="40"/>
-                <w:lang w:val="en-IN" w:eastAsia="en-IN" w:bidi="ml-IN"/>
-              </w:rPr>
-              <w:t xml:space="preserve"> | </w:t>
+            <w:r>
+              <w:rPr>
+                <w:rFonts w:ascii="BRH Malayalam Extra" w:eastAsia="Times New Roman" w:hAnsi="BRH Malayalam Extra" w:cs="BRH Malayalam Extra"/>
+                <w:b/>
+                <w:color w:val="000000"/>
+                <w:sz w:val="32"/>
+                <w:szCs w:val="40"/>
+                <w:lang w:val="it-IT" w:eastAsia="en-IN" w:bidi="ml-IN"/>
+              </w:rPr>
+              <w:t>–</w:t>
+            </w:r>
+            <w:r>
+              <w:rPr>
+                <w:rFonts w:ascii="BRH Malayalam Extra" w:eastAsia="Times New Roman" w:hAnsi="BRH Malayalam Extra" w:cs="BRH Malayalam Extra"/>
+                <w:color w:val="000000"/>
+                <w:sz w:val="40"/>
+                <w:szCs w:val="40"/>
+                <w:lang w:val="it-IT" w:eastAsia="en-IN" w:bidi="ml-IN"/>
+              </w:rPr>
+              <w:t xml:space="preserve">q¡ j—RZy | </w:t>
             </w:r>
           </w:p>
           <w:p>
@@ -6221,15 +6223,16 @@
                 <w:color w:val="000000"/>
                 <w:sz w:val="40"/>
                 <w:szCs w:val="40"/>
-              </w:rPr>
-            </w:pPr>
-            <w:r>
-              <w:rPr>
-                <w:rFonts w:ascii="BRH Malayalam Extra" w:eastAsia="Times New Roman" w:hAnsi="BRH Malayalam Extra" w:cs="BRH Malayalam Extra"/>
-                <w:color w:val="000000"/>
-                <w:sz w:val="40"/>
-                <w:szCs w:val="40"/>
-                <w:lang w:val="en-IN" w:eastAsia="en-IN" w:bidi="ml-IN"/>
+                <w:lang w:val="it-IT"/>
+              </w:rPr>
+            </w:pPr>
+            <w:r>
+              <w:rPr>
+                <w:rFonts w:ascii="BRH Malayalam Extra" w:eastAsia="Times New Roman" w:hAnsi="BRH Malayalam Extra" w:cs="BRH Malayalam Extra"/>
+                <w:color w:val="000000"/>
+                <w:sz w:val="40"/>
+                <w:szCs w:val="40"/>
+                <w:lang w:val="it-IT" w:eastAsia="en-IN" w:bidi="ml-IN"/>
               </w:rPr>
               <w:t>D</w:t>
             </w:r>
@@ -6240,17 +6243,17 @@
                 <w:color w:val="000000"/>
                 <w:sz w:val="32"/>
                 <w:szCs w:val="40"/>
-                <w:lang w:val="en-IN" w:eastAsia="en-IN" w:bidi="ml-IN"/>
-              </w:rPr>
-              <w:t>–</w:t>
-            </w:r>
-            <w:r>
-              <w:rPr>
-                <w:rFonts w:ascii="BRH Malayalam Extra" w:eastAsia="Times New Roman" w:hAnsi="BRH Malayalam Extra" w:cs="BRH Malayalam Extra"/>
-                <w:color w:val="000000"/>
-                <w:sz w:val="40"/>
-                <w:szCs w:val="40"/>
-                <w:lang w:val="en-IN" w:eastAsia="en-IN" w:bidi="ml-IN"/>
+                <w:lang w:val="it-IT" w:eastAsia="en-IN" w:bidi="ml-IN"/>
+              </w:rPr>
+              <w:t>–</w:t>
+            </w:r>
+            <w:r>
+              <w:rPr>
+                <w:rFonts w:ascii="BRH Malayalam Extra" w:eastAsia="Times New Roman" w:hAnsi="BRH Malayalam Extra" w:cs="BRH Malayalam Extra"/>
+                <w:color w:val="000000"/>
+                <w:sz w:val="40"/>
+                <w:szCs w:val="40"/>
+                <w:lang w:val="it-IT" w:eastAsia="en-IN" w:bidi="ml-IN"/>
               </w:rPr>
               <w:t>ex</w:t>
             </w:r>
@@ -6262,7 +6265,7 @@
                 <w:sz w:val="32"/>
                 <w:szCs w:val="40"/>
                 <w:highlight w:val="yellow"/>
-                <w:lang w:val="en-IN" w:eastAsia="en-IN" w:bidi="ml-IN"/>
+                <w:lang w:val="it-IT" w:eastAsia="en-IN" w:bidi="ml-IN"/>
               </w:rPr>
               <w:t>–</w:t>
             </w:r>
@@ -6272,6 +6275,7 @@
                 <w:sz w:val="36"/>
                 <w:szCs w:val="40"/>
                 <w:highlight w:val="green"/>
+                <w:lang w:val="it-IT"/>
               </w:rPr>
               <w:t>ò</w:t>
             </w:r>
@@ -6282,73 +6286,59 @@
                 <w:color w:val="000000"/>
                 <w:sz w:val="32"/>
                 <w:szCs w:val="40"/>
-                <w:lang w:val="en-IN" w:eastAsia="en-IN" w:bidi="ml-IN"/>
-              </w:rPr>
-              <w:t>–</w:t>
-            </w:r>
-            <w:proofErr w:type="spellStart"/>
-            <w:r>
-              <w:rPr>
-                <w:rFonts w:ascii="BRH Malayalam Extra" w:eastAsia="Times New Roman" w:hAnsi="BRH Malayalam Extra" w:cs="BRH Malayalam Extra"/>
-                <w:color w:val="000000"/>
-                <w:sz w:val="40"/>
-                <w:szCs w:val="40"/>
-                <w:lang w:val="en-IN" w:eastAsia="en-IN" w:bidi="ml-IN"/>
-              </w:rPr>
-              <w:t>qûyZõ</w:t>
-            </w:r>
-            <w:proofErr w:type="spellEnd"/>
-            <w:r>
-              <w:rPr>
-                <w:rFonts w:ascii="BRH Malayalam Extra" w:eastAsia="Times New Roman" w:hAnsi="BRH Malayalam Extra" w:cs="BRH Malayalam Extra"/>
-                <w:color w:val="000000"/>
-                <w:sz w:val="40"/>
-                <w:szCs w:val="40"/>
-                <w:lang w:val="en-IN" w:eastAsia="en-IN" w:bidi="ml-IN"/>
-              </w:rPr>
-              <w:t>¡—e - A</w:t>
-            </w:r>
-            <w:r>
-              <w:rPr>
-                <w:rFonts w:ascii="BRH Malayalam Extra" w:eastAsia="Times New Roman" w:hAnsi="BRH Malayalam Extra" w:cs="BRH Malayalam Extra"/>
-                <w:b/>
-                <w:color w:val="000000"/>
-                <w:sz w:val="32"/>
-                <w:szCs w:val="40"/>
-                <w:lang w:val="en-IN" w:eastAsia="en-IN" w:bidi="ml-IN"/>
-              </w:rPr>
-              <w:t>–</w:t>
-            </w:r>
-            <w:proofErr w:type="spellStart"/>
+                <w:lang w:val="it-IT" w:eastAsia="en-IN" w:bidi="ml-IN"/>
+              </w:rPr>
+              <w:t>–</w:t>
+            </w:r>
+            <w:r>
+              <w:rPr>
+                <w:rFonts w:ascii="BRH Malayalam Extra" w:eastAsia="Times New Roman" w:hAnsi="BRH Malayalam Extra" w:cs="BRH Malayalam Extra"/>
+                <w:color w:val="000000"/>
+                <w:sz w:val="40"/>
+                <w:szCs w:val="40"/>
+                <w:lang w:val="it-IT" w:eastAsia="en-IN" w:bidi="ml-IN"/>
+              </w:rPr>
+              <w:t>qûyZõ¡—e - A</w:t>
+            </w:r>
+            <w:r>
+              <w:rPr>
+                <w:rFonts w:ascii="BRH Malayalam Extra" w:eastAsia="Times New Roman" w:hAnsi="BRH Malayalam Extra" w:cs="BRH Malayalam Extra"/>
+                <w:b/>
+                <w:color w:val="000000"/>
+                <w:sz w:val="32"/>
+                <w:szCs w:val="40"/>
+                <w:lang w:val="it-IT" w:eastAsia="en-IN" w:bidi="ml-IN"/>
+              </w:rPr>
+              <w:t>–</w:t>
+            </w:r>
             <w:r>
               <w:rPr>
                 <w:rFonts w:ascii="BRH Devanagari Extra" w:eastAsia="Times New Roman" w:hAnsi="BRH Devanagari Extra" w:cs="BRH Malayalam Extra"/>
                 <w:color w:val="000000"/>
                 <w:sz w:val="36"/>
                 <w:szCs w:val="40"/>
-                <w:lang w:val="en-IN" w:eastAsia="en-IN" w:bidi="ml-IN"/>
+                <w:lang w:val="it-IT" w:eastAsia="en-IN" w:bidi="ml-IN"/>
               </w:rPr>
               <w:t>óè</w:t>
             </w:r>
-            <w:proofErr w:type="spellEnd"/>
-            <w:r>
-              <w:rPr>
-                <w:rFonts w:ascii="BRH Malayalam Extra" w:eastAsia="Times New Roman" w:hAnsi="BRH Malayalam Extra" w:cs="BRH Malayalam Extra"/>
-                <w:b/>
-                <w:color w:val="000000"/>
-                <w:sz w:val="32"/>
-                <w:szCs w:val="40"/>
-                <w:lang w:val="en-IN" w:eastAsia="en-IN" w:bidi="ml-IN"/>
-              </w:rPr>
-              <w:t>–</w:t>
-            </w:r>
-            <w:r>
-              <w:rPr>
-                <w:rFonts w:ascii="BRH Malayalam Extra" w:eastAsia="Times New Roman" w:hAnsi="BRH Malayalam Extra" w:cs="BRH Malayalam Extra"/>
-                <w:color w:val="000000"/>
-                <w:sz w:val="40"/>
-                <w:szCs w:val="40"/>
-                <w:lang w:val="en-IN" w:eastAsia="en-IN" w:bidi="ml-IN"/>
+            <w:r>
+              <w:rPr>
+                <w:rFonts w:ascii="BRH Malayalam Extra" w:eastAsia="Times New Roman" w:hAnsi="BRH Malayalam Extra" w:cs="BRH Malayalam Extra"/>
+                <w:b/>
+                <w:color w:val="000000"/>
+                <w:sz w:val="32"/>
+                <w:szCs w:val="40"/>
+                <w:lang w:val="it-IT" w:eastAsia="en-IN" w:bidi="ml-IN"/>
+              </w:rPr>
+              <w:t>–</w:t>
+            </w:r>
+            <w:r>
+              <w:rPr>
+                <w:rFonts w:ascii="BRH Malayalam Extra" w:eastAsia="Times New Roman" w:hAnsi="BRH Malayalam Extra" w:cs="BRH Malayalam Extra"/>
+                <w:color w:val="000000"/>
+                <w:sz w:val="40"/>
+                <w:szCs w:val="40"/>
+                <w:lang w:val="it-IT" w:eastAsia="en-IN" w:bidi="ml-IN"/>
               </w:rPr>
               <w:t>q¡ |</w:t>
             </w:r>
@@ -6388,19 +6378,8 @@
                 <w:sz w:val="28"/>
                 <w:szCs w:val="32"/>
               </w:rPr>
-              <w:t xml:space="preserve">T.S.6.6.8.3 – </w:t>
-            </w:r>
-            <w:proofErr w:type="spellStart"/>
-            <w:r>
-              <w:rPr>
-                <w:rFonts w:cs="Arial"/>
-                <w:b/>
-                <w:sz w:val="28"/>
-                <w:szCs w:val="32"/>
-              </w:rPr>
-              <w:t>Kramam</w:t>
-            </w:r>
-            <w:proofErr w:type="spellEnd"/>
+              <w:t>T.S.6.6.8.3 – Kramam</w:t>
+            </w:r>
           </w:p>
           <w:p>
             <w:pPr>
@@ -6420,45 +6399,14 @@
                 <w:szCs w:val="32"/>
               </w:rPr>
             </w:pPr>
-            <w:proofErr w:type="spellStart"/>
-            <w:r>
-              <w:rPr>
-                <w:rFonts w:cs="Arial"/>
-                <w:b/>
-                <w:sz w:val="28"/>
-                <w:szCs w:val="32"/>
-              </w:rPr>
-              <w:t>Krama</w:t>
-            </w:r>
-            <w:proofErr w:type="spellEnd"/>
-            <w:r>
-              <w:rPr>
-                <w:rFonts w:cs="Arial"/>
-                <w:b/>
-                <w:sz w:val="28"/>
-                <w:szCs w:val="32"/>
-              </w:rPr>
-              <w:t xml:space="preserve"> </w:t>
-            </w:r>
-            <w:proofErr w:type="spellStart"/>
-            <w:r>
-              <w:rPr>
-                <w:rFonts w:cs="Arial"/>
-                <w:b/>
-                <w:sz w:val="28"/>
-                <w:szCs w:val="32"/>
-              </w:rPr>
-              <w:t>Vaakyam</w:t>
-            </w:r>
-            <w:proofErr w:type="spellEnd"/>
-            <w:r>
-              <w:rPr>
-                <w:rFonts w:cs="Arial"/>
-                <w:b/>
-                <w:sz w:val="28"/>
-                <w:szCs w:val="32"/>
-              </w:rPr>
-              <w:t xml:space="preserve"> No.– 51</w:t>
+            <w:r>
+              <w:rPr>
+                <w:rFonts w:cs="Arial"/>
+                <w:b/>
+                <w:sz w:val="28"/>
+                <w:szCs w:val="32"/>
+              </w:rPr>
+              <w:t>Krama Vaakyam No.– 51</w:t>
             </w:r>
           </w:p>
           <w:p>
@@ -6479,25 +6427,14 @@
                 <w:szCs w:val="32"/>
               </w:rPr>
             </w:pPr>
-            <w:proofErr w:type="spellStart"/>
-            <w:r>
-              <w:rPr>
-                <w:rFonts w:cs="Arial"/>
-                <w:b/>
-                <w:sz w:val="28"/>
-                <w:szCs w:val="32"/>
-              </w:rPr>
-              <w:t>Panchaati</w:t>
-            </w:r>
-            <w:proofErr w:type="spellEnd"/>
-            <w:r>
-              <w:rPr>
-                <w:rFonts w:cs="Arial"/>
-                <w:b/>
-                <w:sz w:val="28"/>
-                <w:szCs w:val="32"/>
-              </w:rPr>
-              <w:t xml:space="preserve"> No</w:t>
+            <w:r>
+              <w:rPr>
+                <w:rFonts w:cs="Arial"/>
+                <w:b/>
+                <w:sz w:val="28"/>
+                <w:szCs w:val="32"/>
+              </w:rPr>
+              <w:t>Panchaati No</w:t>
             </w:r>
             <w:r>
               <w:rPr>
@@ -6552,25 +6489,14 @@
               </w:rPr>
               <w:t>–</w:t>
             </w:r>
-            <w:proofErr w:type="spellStart"/>
-            <w:r>
-              <w:rPr>
-                <w:rFonts w:ascii="BRH Malayalam Extra" w:eastAsia="Times New Roman" w:hAnsi="BRH Malayalam Extra" w:cs="BRH Malayalam Extra"/>
-                <w:sz w:val="40"/>
-                <w:szCs w:val="40"/>
-                <w:lang w:val="en-IN" w:eastAsia="en-IN" w:bidi="ml-IN"/>
-              </w:rPr>
-              <w:t>j¡R</w:t>
-            </w:r>
-            <w:proofErr w:type="spellEnd"/>
-            <w:r>
-              <w:rPr>
-                <w:rFonts w:ascii="BRH Malayalam Extra" w:eastAsia="Times New Roman" w:hAnsi="BRH Malayalam Extra" w:cs="BRH Malayalam Extra"/>
-                <w:sz w:val="40"/>
-                <w:szCs w:val="40"/>
-                <w:lang w:val="en-IN" w:eastAsia="en-IN" w:bidi="ml-IN"/>
-              </w:rPr>
-              <w:t>¦˜ |</w:t>
+            <w:r>
+              <w:rPr>
+                <w:rFonts w:ascii="BRH Malayalam Extra" w:eastAsia="Times New Roman" w:hAnsi="BRH Malayalam Extra" w:cs="BRH Malayalam Extra"/>
+                <w:sz w:val="40"/>
+                <w:szCs w:val="40"/>
+                <w:lang w:val="en-IN" w:eastAsia="en-IN" w:bidi="ml-IN"/>
+              </w:rPr>
+              <w:t>j¡R¦˜ |</w:t>
             </w:r>
             <w:r>
               <w:rPr>
@@ -6602,6 +6528,7 @@
                 <w:szCs w:val="40"/>
                 <w:lang w:val="en-IN" w:eastAsia="en-IN" w:bidi="ml-IN"/>
               </w:rPr>
+              <w:lastRenderedPageBreak/>
               <w:t>s</w:t>
             </w:r>
             <w:r>
@@ -6615,7 +6542,6 @@
               </w:rPr>
               <w:t>–</w:t>
             </w:r>
-            <w:proofErr w:type="spellStart"/>
             <w:r>
               <w:rPr>
                 <w:rFonts w:ascii="BRH Malayalam Extra" w:eastAsia="Times New Roman" w:hAnsi="BRH Malayalam Extra" w:cs="BRH Malayalam Extra"/>
@@ -6635,61 +6561,28 @@
                 <w:szCs w:val="40"/>
                 <w:lang w:val="en-IN" w:eastAsia="en-IN" w:bidi="ml-IN"/>
               </w:rPr>
-              <w:t>R</w:t>
-            </w:r>
-            <w:proofErr w:type="spellEnd"/>
-            <w:r>
-              <w:rPr>
-                <w:rFonts w:ascii="BRH Malayalam Extra" w:eastAsia="Times New Roman" w:hAnsi="BRH Malayalam Extra" w:cs="BRH Malayalam Extra"/>
-                <w:color w:val="000000"/>
-                <w:sz w:val="40"/>
-                <w:szCs w:val="40"/>
-                <w:lang w:val="en-IN" w:eastAsia="en-IN" w:bidi="ml-IN"/>
-              </w:rPr>
-              <w:t>¦— s¦</w:t>
-            </w:r>
-            <w:r>
-              <w:rPr>
-                <w:rFonts w:ascii="BRH Malayalam Extra" w:eastAsia="Times New Roman" w:hAnsi="BRH Malayalam Extra" w:cs="BRH Malayalam Extra"/>
-                <w:b/>
-                <w:color w:val="000000"/>
-                <w:sz w:val="32"/>
-                <w:szCs w:val="40"/>
-                <w:lang w:val="en-IN" w:eastAsia="en-IN" w:bidi="ml-IN"/>
-              </w:rPr>
-              <w:t>–</w:t>
-            </w:r>
-            <w:r>
-              <w:rPr>
-                <w:rFonts w:ascii="BRH Malayalam Extra" w:eastAsia="Times New Roman" w:hAnsi="BRH Malayalam Extra" w:cs="BRH Malayalam Extra"/>
-                <w:color w:val="000000"/>
-                <w:sz w:val="40"/>
-                <w:szCs w:val="40"/>
-                <w:lang w:val="en-IN" w:eastAsia="en-IN" w:bidi="ml-IN"/>
-              </w:rPr>
-              <w:t>¥</w:t>
-            </w:r>
-            <w:proofErr w:type="spellStart"/>
-            <w:r>
-              <w:rPr>
-                <w:rFonts w:ascii="BRH Malayalam Extra" w:eastAsia="Times New Roman" w:hAnsi="BRH Malayalam Extra" w:cs="BRH Malayalam Extra"/>
-                <w:color w:val="000000"/>
-                <w:sz w:val="40"/>
-                <w:szCs w:val="40"/>
-                <w:lang w:val="en-IN" w:eastAsia="en-IN" w:bidi="ml-IN"/>
-              </w:rPr>
-              <w:t>kõY</w:t>
-            </w:r>
-            <w:proofErr w:type="spellEnd"/>
-            <w:r>
-              <w:rPr>
-                <w:rFonts w:ascii="BRH Malayalam Extra" w:eastAsia="Times New Roman" w:hAnsi="BRH Malayalam Extra" w:cs="BRH Malayalam Extra"/>
-                <w:color w:val="000000"/>
-                <w:sz w:val="40"/>
-                <w:szCs w:val="40"/>
-                <w:lang w:val="en-IN" w:eastAsia="en-IN" w:bidi="ml-IN"/>
-              </w:rPr>
-              <w:t>— |</w:t>
+              <w:t>R¦— s¦</w:t>
+            </w:r>
+            <w:r>
+              <w:rPr>
+                <w:rFonts w:ascii="BRH Malayalam Extra" w:eastAsia="Times New Roman" w:hAnsi="BRH Malayalam Extra" w:cs="BRH Malayalam Extra"/>
+                <w:b/>
+                <w:color w:val="000000"/>
+                <w:sz w:val="32"/>
+                <w:szCs w:val="40"/>
+                <w:lang w:val="en-IN" w:eastAsia="en-IN" w:bidi="ml-IN"/>
+              </w:rPr>
+              <w:t>–</w:t>
+            </w:r>
+            <w:r>
+              <w:rPr>
+                <w:rFonts w:ascii="BRH Malayalam Extra" w:eastAsia="Times New Roman" w:hAnsi="BRH Malayalam Extra" w:cs="BRH Malayalam Extra"/>
+                <w:color w:val="000000"/>
+                <w:sz w:val="40"/>
+                <w:szCs w:val="40"/>
+                <w:lang w:val="en-IN" w:eastAsia="en-IN" w:bidi="ml-IN"/>
+              </w:rPr>
+              <w:t>¥kõY— |</w:t>
             </w:r>
           </w:p>
         </w:tc>
@@ -6715,6 +6608,7 @@
                 <w:szCs w:val="40"/>
                 <w:lang w:val="en-IN" w:eastAsia="en-IN" w:bidi="ml-IN"/>
               </w:rPr>
+              <w:lastRenderedPageBreak/>
               <w:t>ty s</w:t>
             </w:r>
             <w:r>
@@ -6727,25 +6621,14 @@
               </w:rPr>
               <w:t>–</w:t>
             </w:r>
-            <w:proofErr w:type="spellStart"/>
-            <w:r>
-              <w:rPr>
-                <w:rFonts w:ascii="BRH Malayalam Extra" w:eastAsia="Times New Roman" w:hAnsi="BRH Malayalam Extra" w:cs="BRH Malayalam Extra"/>
-                <w:sz w:val="40"/>
-                <w:szCs w:val="40"/>
-                <w:lang w:val="en-IN" w:eastAsia="en-IN" w:bidi="ml-IN"/>
-              </w:rPr>
-              <w:t>j¡R</w:t>
-            </w:r>
-            <w:proofErr w:type="spellEnd"/>
-            <w:r>
-              <w:rPr>
-                <w:rFonts w:ascii="BRH Malayalam Extra" w:eastAsia="Times New Roman" w:hAnsi="BRH Malayalam Extra" w:cs="BRH Malayalam Extra"/>
-                <w:sz w:val="40"/>
-                <w:szCs w:val="40"/>
-                <w:lang w:val="en-IN" w:eastAsia="en-IN" w:bidi="ml-IN"/>
-              </w:rPr>
-              <w:t>¦˜ |</w:t>
+            <w:r>
+              <w:rPr>
+                <w:rFonts w:ascii="BRH Malayalam Extra" w:eastAsia="Times New Roman" w:hAnsi="BRH Malayalam Extra" w:cs="BRH Malayalam Extra"/>
+                <w:sz w:val="40"/>
+                <w:szCs w:val="40"/>
+                <w:lang w:val="en-IN" w:eastAsia="en-IN" w:bidi="ml-IN"/>
+              </w:rPr>
+              <w:t>j¡R¦˜ |</w:t>
             </w:r>
             <w:r>
               <w:rPr>
@@ -6781,6 +6664,7 @@
                 <w:szCs w:val="40"/>
                 <w:lang w:val="en-IN" w:eastAsia="en-IN" w:bidi="ml-IN"/>
               </w:rPr>
+              <w:lastRenderedPageBreak/>
               <w:t>s</w:t>
             </w:r>
             <w:r>
@@ -6794,7 +6678,6 @@
               </w:rPr>
               <w:t>–</w:t>
             </w:r>
-            <w:proofErr w:type="spellStart"/>
             <w:r>
               <w:rPr>
                 <w:rFonts w:ascii="BRH Malayalam Extra" w:eastAsia="Times New Roman" w:hAnsi="BRH Malayalam Extra" w:cs="BRH Malayalam Extra"/>
@@ -6824,61 +6707,28 @@
                 <w:szCs w:val="40"/>
                 <w:lang w:val="en-IN" w:eastAsia="en-IN" w:bidi="ml-IN"/>
               </w:rPr>
-              <w:t>R</w:t>
-            </w:r>
-            <w:proofErr w:type="spellEnd"/>
-            <w:r>
-              <w:rPr>
-                <w:rFonts w:ascii="BRH Malayalam Extra" w:eastAsia="Times New Roman" w:hAnsi="BRH Malayalam Extra" w:cs="BRH Malayalam Extra"/>
-                <w:color w:val="000000"/>
-                <w:sz w:val="40"/>
-                <w:szCs w:val="40"/>
-                <w:lang w:val="en-IN" w:eastAsia="en-IN" w:bidi="ml-IN"/>
-              </w:rPr>
-              <w:t>¦— s¦</w:t>
-            </w:r>
-            <w:r>
-              <w:rPr>
-                <w:rFonts w:ascii="BRH Malayalam Extra" w:eastAsia="Times New Roman" w:hAnsi="BRH Malayalam Extra" w:cs="BRH Malayalam Extra"/>
-                <w:b/>
-                <w:color w:val="000000"/>
-                <w:sz w:val="32"/>
-                <w:szCs w:val="40"/>
-                <w:lang w:val="en-IN" w:eastAsia="en-IN" w:bidi="ml-IN"/>
-              </w:rPr>
-              <w:t>–</w:t>
-            </w:r>
-            <w:r>
-              <w:rPr>
-                <w:rFonts w:ascii="BRH Malayalam Extra" w:eastAsia="Times New Roman" w:hAnsi="BRH Malayalam Extra" w:cs="BRH Malayalam Extra"/>
-                <w:color w:val="000000"/>
-                <w:sz w:val="40"/>
-                <w:szCs w:val="40"/>
-                <w:lang w:val="en-IN" w:eastAsia="en-IN" w:bidi="ml-IN"/>
-              </w:rPr>
-              <w:t>¥</w:t>
-            </w:r>
-            <w:proofErr w:type="spellStart"/>
-            <w:r>
-              <w:rPr>
-                <w:rFonts w:ascii="BRH Malayalam Extra" w:eastAsia="Times New Roman" w:hAnsi="BRH Malayalam Extra" w:cs="BRH Malayalam Extra"/>
-                <w:color w:val="000000"/>
-                <w:sz w:val="40"/>
-                <w:szCs w:val="40"/>
-                <w:lang w:val="en-IN" w:eastAsia="en-IN" w:bidi="ml-IN"/>
-              </w:rPr>
-              <w:t>kõY</w:t>
-            </w:r>
-            <w:proofErr w:type="spellEnd"/>
-            <w:r>
-              <w:rPr>
-                <w:rFonts w:ascii="BRH Malayalam Extra" w:eastAsia="Times New Roman" w:hAnsi="BRH Malayalam Extra" w:cs="BRH Malayalam Extra"/>
-                <w:color w:val="000000"/>
-                <w:sz w:val="40"/>
-                <w:szCs w:val="40"/>
-                <w:lang w:val="en-IN" w:eastAsia="en-IN" w:bidi="ml-IN"/>
-              </w:rPr>
-              <w:t>— |</w:t>
+              <w:t>R¦— s¦</w:t>
+            </w:r>
+            <w:r>
+              <w:rPr>
+                <w:rFonts w:ascii="BRH Malayalam Extra" w:eastAsia="Times New Roman" w:hAnsi="BRH Malayalam Extra" w:cs="BRH Malayalam Extra"/>
+                <w:b/>
+                <w:color w:val="000000"/>
+                <w:sz w:val="32"/>
+                <w:szCs w:val="40"/>
+                <w:lang w:val="en-IN" w:eastAsia="en-IN" w:bidi="ml-IN"/>
+              </w:rPr>
+              <w:t>–</w:t>
+            </w:r>
+            <w:r>
+              <w:rPr>
+                <w:rFonts w:ascii="BRH Malayalam Extra" w:eastAsia="Times New Roman" w:hAnsi="BRH Malayalam Extra" w:cs="BRH Malayalam Extra"/>
+                <w:color w:val="000000"/>
+                <w:sz w:val="40"/>
+                <w:szCs w:val="40"/>
+                <w:lang w:val="en-IN" w:eastAsia="en-IN" w:bidi="ml-IN"/>
+              </w:rPr>
+              <w:t>¥kõY— |</w:t>
             </w:r>
           </w:p>
         </w:tc>
@@ -6916,19 +6766,9 @@
                 <w:sz w:val="28"/>
                 <w:szCs w:val="32"/>
               </w:rPr>
-              <w:t xml:space="preserve">T.S.6.6.10.2 – </w:t>
-            </w:r>
-            <w:proofErr w:type="spellStart"/>
-            <w:r>
-              <w:rPr>
-                <w:rFonts w:cs="Arial"/>
-                <w:b/>
-                <w:sz w:val="28"/>
-                <w:szCs w:val="32"/>
-              </w:rPr>
-              <w:t>Kramam</w:t>
-            </w:r>
-            <w:proofErr w:type="spellEnd"/>
+              <w:lastRenderedPageBreak/>
+              <w:t>T.S.6.6.10.2 – Kramam</w:t>
+            </w:r>
           </w:p>
           <w:p>
             <w:pPr>
@@ -6948,45 +6788,14 @@
                 <w:szCs w:val="32"/>
               </w:rPr>
             </w:pPr>
-            <w:proofErr w:type="spellStart"/>
-            <w:r>
-              <w:rPr>
-                <w:rFonts w:cs="Arial"/>
-                <w:b/>
-                <w:sz w:val="28"/>
-                <w:szCs w:val="32"/>
-              </w:rPr>
-              <w:t>Krama</w:t>
-            </w:r>
-            <w:proofErr w:type="spellEnd"/>
-            <w:r>
-              <w:rPr>
-                <w:rFonts w:cs="Arial"/>
-                <w:b/>
-                <w:sz w:val="28"/>
-                <w:szCs w:val="32"/>
-              </w:rPr>
-              <w:t xml:space="preserve"> </w:t>
-            </w:r>
-            <w:proofErr w:type="spellStart"/>
-            <w:r>
-              <w:rPr>
-                <w:rFonts w:cs="Arial"/>
-                <w:b/>
-                <w:sz w:val="28"/>
-                <w:szCs w:val="32"/>
-              </w:rPr>
-              <w:t>Vaakyam</w:t>
-            </w:r>
-            <w:proofErr w:type="spellEnd"/>
-            <w:r>
-              <w:rPr>
-                <w:rFonts w:cs="Arial"/>
-                <w:b/>
-                <w:sz w:val="28"/>
-                <w:szCs w:val="32"/>
-              </w:rPr>
-              <w:t xml:space="preserve"> No.– 51</w:t>
+            <w:r>
+              <w:rPr>
+                <w:rFonts w:cs="Arial"/>
+                <w:b/>
+                <w:sz w:val="28"/>
+                <w:szCs w:val="32"/>
+              </w:rPr>
+              <w:t>Krama Vaakyam No.– 51</w:t>
             </w:r>
           </w:p>
           <w:p>
@@ -7004,25 +6813,14 @@
                 <w:szCs w:val="36"/>
               </w:rPr>
             </w:pPr>
-            <w:proofErr w:type="spellStart"/>
-            <w:r>
-              <w:rPr>
-                <w:rFonts w:cs="Arial"/>
-                <w:b/>
-                <w:sz w:val="28"/>
-                <w:szCs w:val="32"/>
-              </w:rPr>
-              <w:t>Panchaati</w:t>
-            </w:r>
-            <w:proofErr w:type="spellEnd"/>
-            <w:r>
-              <w:rPr>
-                <w:rFonts w:cs="Arial"/>
-                <w:b/>
-                <w:sz w:val="28"/>
-                <w:szCs w:val="32"/>
-              </w:rPr>
-              <w:t xml:space="preserve"> No</w:t>
+            <w:r>
+              <w:rPr>
+                <w:rFonts w:cs="Arial"/>
+                <w:b/>
+                <w:sz w:val="28"/>
+                <w:szCs w:val="32"/>
+              </w:rPr>
+              <w:t>Panchaati No</w:t>
             </w:r>
             <w:r>
               <w:rPr>
@@ -7077,39 +6875,26 @@
               </w:rPr>
               <w:t>–</w:t>
             </w:r>
-            <w:proofErr w:type="spellStart"/>
-            <w:r>
-              <w:rPr>
-                <w:rFonts w:ascii="BRH Malayalam Extra" w:eastAsia="Times New Roman" w:hAnsi="BRH Malayalam Extra" w:cs="BRH Malayalam Extra"/>
-                <w:color w:val="000000"/>
-                <w:sz w:val="40"/>
-                <w:szCs w:val="40"/>
-                <w:lang w:val="en-IN" w:eastAsia="en-IN" w:bidi="ml-IN"/>
-              </w:rPr>
-              <w:t>pxsõ</w:t>
-            </w:r>
-            <w:proofErr w:type="spellEnd"/>
-            <w:r>
-              <w:rPr>
-                <w:rFonts w:ascii="BRH Malayalam Extra" w:eastAsia="Times New Roman" w:hAnsi="BRH Malayalam Extra" w:cs="BRH Malayalam Extra"/>
-                <w:color w:val="000000"/>
-                <w:sz w:val="40"/>
-                <w:szCs w:val="40"/>
-                <w:lang w:val="en-IN" w:eastAsia="en-IN" w:bidi="ml-IN"/>
-              </w:rPr>
-              <w:t>— | A</w:t>
-            </w:r>
-            <w:r>
-              <w:rPr>
-                <w:rFonts w:ascii="BRH Malayalam Extra" w:eastAsia="Times New Roman" w:hAnsi="BRH Malayalam Extra" w:cs="BRH Malayalam Extra"/>
-                <w:color w:val="000000"/>
-                <w:sz w:val="32"/>
-                <w:szCs w:val="40"/>
-                <w:lang w:val="en-IN" w:eastAsia="en-IN" w:bidi="ml-IN"/>
-              </w:rPr>
-              <w:t>–</w:t>
-            </w:r>
-            <w:proofErr w:type="spellStart"/>
+            <w:r>
+              <w:rPr>
+                <w:rFonts w:ascii="BRH Malayalam Extra" w:eastAsia="Times New Roman" w:hAnsi="BRH Malayalam Extra" w:cs="BRH Malayalam Extra"/>
+                <w:color w:val="000000"/>
+                <w:sz w:val="40"/>
+                <w:szCs w:val="40"/>
+                <w:lang w:val="en-IN" w:eastAsia="en-IN" w:bidi="ml-IN"/>
+              </w:rPr>
+              <w:t>pxsõ— | A</w:t>
+            </w:r>
+            <w:r>
+              <w:rPr>
+                <w:rFonts w:ascii="BRH Malayalam Extra" w:eastAsia="Times New Roman" w:hAnsi="BRH Malayalam Extra" w:cs="BRH Malayalam Extra"/>
+                <w:color w:val="000000"/>
+                <w:sz w:val="32"/>
+                <w:szCs w:val="40"/>
+                <w:lang w:val="en-IN" w:eastAsia="en-IN" w:bidi="ml-IN"/>
+              </w:rPr>
+              <w:t>–</w:t>
+            </w:r>
             <w:r>
               <w:rPr>
                 <w:rFonts w:ascii="BRH Malayalam Extra" w:eastAsia="Times New Roman" w:hAnsi="BRH Malayalam Extra" w:cs="BRH Malayalam Extra"/>
@@ -7121,7 +6906,6 @@
               </w:rPr>
               <w:t>sõ</w:t>
             </w:r>
-            <w:proofErr w:type="spellEnd"/>
             <w:r>
               <w:rPr>
                 <w:rFonts w:ascii="BRH Malayalam Extra" w:eastAsia="Times New Roman" w:hAnsi="BRH Malayalam Extra" w:cs="BRH Malayalam Extra"/>
@@ -7141,29 +6925,7 @@
                 <w:szCs w:val="40"/>
                 <w:lang w:val="en-IN" w:eastAsia="en-IN" w:bidi="ml-IN"/>
               </w:rPr>
-              <w:t>ª</w:t>
-            </w:r>
-            <w:proofErr w:type="spellStart"/>
-            <w:r>
-              <w:rPr>
-                <w:rFonts w:ascii="BRH Malayalam Extra" w:eastAsia="Times New Roman" w:hAnsi="BRH Malayalam Extra" w:cs="BRH Malayalam Extra"/>
-                <w:color w:val="000000"/>
-                <w:sz w:val="40"/>
-                <w:szCs w:val="40"/>
-                <w:lang w:val="en-IN" w:eastAsia="en-IN" w:bidi="ml-IN"/>
-              </w:rPr>
-              <w:t>Æy</w:t>
-            </w:r>
-            <w:proofErr w:type="spellEnd"/>
-            <w:r>
-              <w:rPr>
-                <w:rFonts w:ascii="BRH Malayalam Extra" w:eastAsia="Times New Roman" w:hAnsi="BRH Malayalam Extra" w:cs="BRH Malayalam Extra"/>
-                <w:color w:val="000000"/>
-                <w:sz w:val="40"/>
-                <w:szCs w:val="40"/>
-                <w:lang w:val="en-IN" w:eastAsia="en-IN" w:bidi="ml-IN"/>
-              </w:rPr>
-              <w:t>—J |</w:t>
+              <w:t>ªÆy—J |</w:t>
             </w:r>
           </w:p>
         </w:tc>
@@ -7205,39 +6967,26 @@
               </w:rPr>
               <w:t>–</w:t>
             </w:r>
-            <w:proofErr w:type="spellStart"/>
-            <w:r>
-              <w:rPr>
-                <w:rFonts w:ascii="BRH Malayalam Extra" w:eastAsia="Times New Roman" w:hAnsi="BRH Malayalam Extra" w:cs="BRH Malayalam Extra"/>
-                <w:color w:val="000000"/>
-                <w:sz w:val="40"/>
-                <w:szCs w:val="40"/>
-                <w:lang w:val="en-IN" w:eastAsia="en-IN" w:bidi="ml-IN"/>
-              </w:rPr>
-              <w:t>pxsõ</w:t>
-            </w:r>
-            <w:proofErr w:type="spellEnd"/>
-            <w:r>
-              <w:rPr>
-                <w:rFonts w:ascii="BRH Malayalam Extra" w:eastAsia="Times New Roman" w:hAnsi="BRH Malayalam Extra" w:cs="BRH Malayalam Extra"/>
-                <w:color w:val="000000"/>
-                <w:sz w:val="40"/>
-                <w:szCs w:val="40"/>
-                <w:lang w:val="en-IN" w:eastAsia="en-IN" w:bidi="ml-IN"/>
-              </w:rPr>
-              <w:t>— | A</w:t>
-            </w:r>
-            <w:r>
-              <w:rPr>
-                <w:rFonts w:ascii="BRH Malayalam Extra" w:eastAsia="Times New Roman" w:hAnsi="BRH Malayalam Extra" w:cs="BRH Malayalam Extra"/>
-                <w:color w:val="000000"/>
-                <w:sz w:val="32"/>
-                <w:szCs w:val="40"/>
-                <w:lang w:val="en-IN" w:eastAsia="en-IN" w:bidi="ml-IN"/>
-              </w:rPr>
-              <w:t>–</w:t>
-            </w:r>
-            <w:proofErr w:type="spellStart"/>
+            <w:r>
+              <w:rPr>
+                <w:rFonts w:ascii="BRH Malayalam Extra" w:eastAsia="Times New Roman" w:hAnsi="BRH Malayalam Extra" w:cs="BRH Malayalam Extra"/>
+                <w:color w:val="000000"/>
+                <w:sz w:val="40"/>
+                <w:szCs w:val="40"/>
+                <w:lang w:val="en-IN" w:eastAsia="en-IN" w:bidi="ml-IN"/>
+              </w:rPr>
+              <w:t>pxsõ— | A</w:t>
+            </w:r>
+            <w:r>
+              <w:rPr>
+                <w:rFonts w:ascii="BRH Malayalam Extra" w:eastAsia="Times New Roman" w:hAnsi="BRH Malayalam Extra" w:cs="BRH Malayalam Extra"/>
+                <w:color w:val="000000"/>
+                <w:sz w:val="32"/>
+                <w:szCs w:val="40"/>
+                <w:lang w:val="en-IN" w:eastAsia="en-IN" w:bidi="ml-IN"/>
+              </w:rPr>
+              <w:t>–</w:t>
+            </w:r>
             <w:r>
               <w:rPr>
                 <w:rFonts w:ascii="BRH Malayalam Extra" w:eastAsia="Times New Roman" w:hAnsi="BRH Malayalam Extra" w:cs="BRH Malayalam Extra"/>
@@ -7257,18 +7006,7 @@
                 <w:szCs w:val="40"/>
                 <w:lang w:val="en-IN" w:eastAsia="en-IN" w:bidi="ml-IN"/>
               </w:rPr>
-              <w:t>ªÆy</w:t>
-            </w:r>
-            <w:proofErr w:type="spellEnd"/>
-            <w:r>
-              <w:rPr>
-                <w:rFonts w:ascii="BRH Malayalam Extra" w:eastAsia="Times New Roman" w:hAnsi="BRH Malayalam Extra" w:cs="BRH Malayalam Extra"/>
-                <w:color w:val="000000"/>
-                <w:sz w:val="40"/>
-                <w:szCs w:val="40"/>
-                <w:lang w:val="en-IN" w:eastAsia="en-IN" w:bidi="ml-IN"/>
-              </w:rPr>
-              <w:t>—J |</w:t>
+              <w:t>ªÆy—J |</w:t>
             </w:r>
           </w:p>
         </w:tc>
@@ -7306,19 +7044,8 @@
                 <w:sz w:val="28"/>
                 <w:szCs w:val="32"/>
               </w:rPr>
-              <w:t xml:space="preserve">T.S.6.6.11.6 – </w:t>
-            </w:r>
-            <w:proofErr w:type="spellStart"/>
-            <w:r>
-              <w:rPr>
-                <w:rFonts w:cs="Arial"/>
-                <w:b/>
-                <w:sz w:val="28"/>
-                <w:szCs w:val="32"/>
-              </w:rPr>
-              <w:t>Kramam</w:t>
-            </w:r>
-            <w:proofErr w:type="spellEnd"/>
+              <w:t>T.S.6.6.11.6 – Kramam</w:t>
+            </w:r>
           </w:p>
           <w:p>
             <w:pPr>
@@ -7338,45 +7065,14 @@
                 <w:szCs w:val="32"/>
               </w:rPr>
             </w:pPr>
-            <w:proofErr w:type="spellStart"/>
-            <w:r>
-              <w:rPr>
-                <w:rFonts w:cs="Arial"/>
-                <w:b/>
-                <w:sz w:val="28"/>
-                <w:szCs w:val="32"/>
-              </w:rPr>
-              <w:t>Krama</w:t>
-            </w:r>
-            <w:proofErr w:type="spellEnd"/>
-            <w:r>
-              <w:rPr>
-                <w:rFonts w:cs="Arial"/>
-                <w:b/>
-                <w:sz w:val="28"/>
-                <w:szCs w:val="32"/>
-              </w:rPr>
-              <w:t xml:space="preserve"> </w:t>
-            </w:r>
-            <w:proofErr w:type="spellStart"/>
-            <w:r>
-              <w:rPr>
-                <w:rFonts w:cs="Arial"/>
-                <w:b/>
-                <w:sz w:val="28"/>
-                <w:szCs w:val="32"/>
-              </w:rPr>
-              <w:t>Vaakyam</w:t>
-            </w:r>
-            <w:proofErr w:type="spellEnd"/>
-            <w:r>
-              <w:rPr>
-                <w:rFonts w:cs="Arial"/>
-                <w:b/>
-                <w:sz w:val="28"/>
-                <w:szCs w:val="32"/>
-              </w:rPr>
-              <w:t xml:space="preserve"> No.– 32</w:t>
+            <w:r>
+              <w:rPr>
+                <w:rFonts w:cs="Arial"/>
+                <w:b/>
+                <w:sz w:val="28"/>
+                <w:szCs w:val="32"/>
+              </w:rPr>
+              <w:t>Krama Vaakyam No.– 32</w:t>
             </w:r>
           </w:p>
           <w:p>
@@ -7397,25 +7093,14 @@
                 <w:szCs w:val="32"/>
               </w:rPr>
             </w:pPr>
-            <w:proofErr w:type="spellStart"/>
-            <w:r>
-              <w:rPr>
-                <w:rFonts w:cs="Arial"/>
-                <w:b/>
-                <w:sz w:val="28"/>
-                <w:szCs w:val="32"/>
-              </w:rPr>
-              <w:t>Panchaati</w:t>
-            </w:r>
-            <w:proofErr w:type="spellEnd"/>
-            <w:r>
-              <w:rPr>
-                <w:rFonts w:cs="Arial"/>
-                <w:b/>
-                <w:sz w:val="28"/>
-                <w:szCs w:val="32"/>
-              </w:rPr>
-              <w:t xml:space="preserve"> No</w:t>
+            <w:r>
+              <w:rPr>
+                <w:rFonts w:cs="Arial"/>
+                <w:b/>
+                <w:sz w:val="28"/>
+                <w:szCs w:val="32"/>
+              </w:rPr>
+              <w:t>Panchaati No</w:t>
             </w:r>
             <w:r>
               <w:rPr>
@@ -7476,7 +7161,6 @@
               </w:rPr>
               <w:t>–</w:t>
             </w:r>
-            <w:proofErr w:type="spellStart"/>
             <w:r>
               <w:rPr>
                 <w:rFonts w:ascii="BRH Malayalam Extra" w:eastAsia="Times New Roman" w:hAnsi="BRH Malayalam Extra" w:cs="BRH Malayalam Extra"/>
@@ -7487,7 +7171,6 @@
               </w:rPr>
               <w:t>i</w:t>
             </w:r>
-            <w:proofErr w:type="spellEnd"/>
             <w:r>
               <w:rPr>
                 <w:rFonts w:ascii="BRH Malayalam Extra" w:eastAsia="Times New Roman" w:hAnsi="BRH Malayalam Extra" w:cs="BRH Malayalam Extra"/>
@@ -7521,7 +7204,6 @@
               </w:rPr>
               <w:t>–</w:t>
             </w:r>
-            <w:proofErr w:type="spellStart"/>
             <w:r>
               <w:rPr>
                 <w:rFonts w:ascii="BRH Malayalam Extra" w:eastAsia="Times New Roman" w:hAnsi="BRH Malayalam Extra" w:cs="BRH Malayalam Extra"/>
@@ -7532,19 +7214,17 @@
               </w:rPr>
               <w:t>py</w:t>
             </w:r>
-            <w:proofErr w:type="spellEnd"/>
-            <w:r>
-              <w:rPr>
-                <w:rFonts w:ascii="BRH Malayalam Extra" w:eastAsia="Times New Roman" w:hAnsi="BRH Malayalam Extra" w:cs="BRH Malayalam Extra"/>
-                <w:b/>
-                <w:color w:val="000000"/>
-                <w:sz w:val="32"/>
-                <w:szCs w:val="40"/>
-                <w:lang w:val="en-IN" w:eastAsia="en-IN" w:bidi="ml-IN"/>
-              </w:rPr>
-              <w:t>–</w:t>
-            </w:r>
-            <w:proofErr w:type="spellStart"/>
+            <w:r>
+              <w:rPr>
+                <w:rFonts w:ascii="BRH Malayalam Extra" w:eastAsia="Times New Roman" w:hAnsi="BRH Malayalam Extra" w:cs="BRH Malayalam Extra"/>
+                <w:b/>
+                <w:color w:val="000000"/>
+                <w:sz w:val="32"/>
+                <w:szCs w:val="40"/>
+                <w:lang w:val="en-IN" w:eastAsia="en-IN" w:bidi="ml-IN"/>
+              </w:rPr>
+              <w:t>–</w:t>
+            </w:r>
             <w:r>
               <w:rPr>
                 <w:rFonts w:ascii="BRH Malayalam Extra" w:eastAsia="Times New Roman" w:hAnsi="BRH Malayalam Extra" w:cs="BRH Malayalam Extra"/>
@@ -7555,49 +7235,26 @@
               </w:rPr>
               <w:t>ry</w:t>
             </w:r>
-            <w:proofErr w:type="spellEnd"/>
-            <w:r>
-              <w:rPr>
-                <w:rFonts w:ascii="BRH Malayalam Extra" w:eastAsia="Times New Roman" w:hAnsi="BRH Malayalam Extra" w:cs="BRH Malayalam Extra"/>
-                <w:b/>
-                <w:color w:val="000000"/>
-                <w:sz w:val="32"/>
-                <w:szCs w:val="40"/>
-                <w:lang w:val="en-IN" w:eastAsia="en-IN" w:bidi="ml-IN"/>
-              </w:rPr>
-              <w:t>–</w:t>
-            </w:r>
-            <w:r>
-              <w:rPr>
-                <w:rFonts w:ascii="BRH Malayalam Extra" w:eastAsia="Times New Roman" w:hAnsi="BRH Malayalam Extra" w:cs="BRH Malayalam Extra"/>
-                <w:color w:val="000000"/>
-                <w:sz w:val="40"/>
-                <w:szCs w:val="40"/>
-                <w:lang w:val="en-IN" w:eastAsia="en-IN" w:bidi="ml-IN"/>
-              </w:rPr>
-              <w:t xml:space="preserve">Z </w:t>
-            </w:r>
-            <w:proofErr w:type="spellStart"/>
-            <w:r>
-              <w:rPr>
-                <w:rFonts w:ascii="BRH Malayalam Extra" w:eastAsia="Times New Roman" w:hAnsi="BRH Malayalam Extra" w:cs="BRH Malayalam Extra"/>
-                <w:color w:val="000000"/>
-                <w:sz w:val="40"/>
-                <w:szCs w:val="40"/>
-                <w:lang w:val="en-IN" w:eastAsia="en-IN" w:bidi="ml-IN"/>
-              </w:rPr>
-              <w:t>CZy</w:t>
-            </w:r>
-            <w:proofErr w:type="spellEnd"/>
-            <w:r>
-              <w:rPr>
-                <w:rFonts w:ascii="BRH Malayalam Extra" w:eastAsia="Times New Roman" w:hAnsi="BRH Malayalam Extra" w:cs="BRH Malayalam Extra"/>
-                <w:color w:val="000000"/>
-                <w:sz w:val="40"/>
-                <w:szCs w:val="40"/>
-                <w:lang w:val="en-IN" w:eastAsia="en-IN" w:bidi="ml-IN"/>
-              </w:rPr>
-              <w:t xml:space="preserve">— </w:t>
+            <w:r>
+              <w:rPr>
+                <w:rFonts w:ascii="BRH Malayalam Extra" w:eastAsia="Times New Roman" w:hAnsi="BRH Malayalam Extra" w:cs="BRH Malayalam Extra"/>
+                <w:b/>
+                <w:color w:val="000000"/>
+                <w:sz w:val="32"/>
+                <w:szCs w:val="40"/>
+                <w:lang w:val="en-IN" w:eastAsia="en-IN" w:bidi="ml-IN"/>
+              </w:rPr>
+              <w:t>–</w:t>
+            </w:r>
+            <w:r>
+              <w:rPr>
+                <w:rFonts w:ascii="BRH Malayalam Extra" w:eastAsia="Times New Roman" w:hAnsi="BRH Malayalam Extra" w:cs="BRH Malayalam Extra"/>
+                <w:color w:val="000000"/>
+                <w:sz w:val="40"/>
+                <w:szCs w:val="40"/>
+                <w:lang w:val="en-IN" w:eastAsia="en-IN" w:bidi="ml-IN"/>
+              </w:rPr>
+              <w:t xml:space="preserve">Z CZy— </w:t>
             </w:r>
           </w:p>
           <w:p>
@@ -7611,7 +7268,6 @@
                 <w:lang w:val="en-IN" w:eastAsia="en-IN" w:bidi="ml-IN"/>
               </w:rPr>
             </w:pPr>
-            <w:proofErr w:type="spellStart"/>
             <w:r>
               <w:rPr>
                 <w:rFonts w:ascii="BRH Malayalam Extra" w:eastAsia="Times New Roman" w:hAnsi="BRH Malayalam Extra" w:cs="BRH Malayalam Extra"/>
@@ -7621,54 +7277,29 @@
                 <w:highlight w:val="yellow"/>
                 <w:lang w:val="en-IN" w:eastAsia="en-IN" w:bidi="ml-IN"/>
               </w:rPr>
-              <w:t>sij</w:t>
-            </w:r>
-            <w:proofErr w:type="spellEnd"/>
-            <w:r>
-              <w:rPr>
-                <w:rFonts w:ascii="BRH Malayalam Extra" w:eastAsia="Times New Roman" w:hAnsi="BRH Malayalam Extra" w:cs="BRH Malayalam Extra"/>
-                <w:color w:val="000000"/>
-                <w:sz w:val="40"/>
-                <w:szCs w:val="40"/>
-                <w:highlight w:val="yellow"/>
-                <w:lang w:val="en-IN" w:eastAsia="en-IN" w:bidi="ml-IN"/>
-              </w:rPr>
-              <w:t xml:space="preserve"> -</w:t>
-            </w:r>
-            <w:r>
-              <w:rPr>
-                <w:rFonts w:ascii="BRH Malayalam Extra" w:eastAsia="Times New Roman" w:hAnsi="BRH Malayalam Extra" w:cs="BRH Malayalam Extra"/>
-                <w:color w:val="000000"/>
-                <w:sz w:val="40"/>
-                <w:szCs w:val="40"/>
-                <w:lang w:val="en-IN" w:eastAsia="en-IN" w:bidi="ml-IN"/>
-              </w:rPr>
-              <w:t xml:space="preserve"> </w:t>
-            </w:r>
-            <w:proofErr w:type="spellStart"/>
-            <w:r>
-              <w:rPr>
-                <w:rFonts w:ascii="BRH Malayalam Extra" w:eastAsia="Times New Roman" w:hAnsi="BRH Malayalam Extra" w:cs="BRH Malayalam Extra"/>
-                <w:color w:val="000000"/>
-                <w:sz w:val="40"/>
-                <w:szCs w:val="40"/>
-                <w:lang w:val="en-IN" w:eastAsia="en-IN" w:bidi="ml-IN"/>
-              </w:rPr>
-              <w:t>py</w:t>
-            </w:r>
-            <w:proofErr w:type="spellEnd"/>
-            <w:r>
-              <w:rPr>
-                <w:rFonts w:ascii="BRH Malayalam Extra" w:eastAsia="Times New Roman" w:hAnsi="BRH Malayalam Extra" w:cs="BRH Malayalam Extra"/>
-                <w:b/>
-                <w:color w:val="000000"/>
-                <w:sz w:val="32"/>
-                <w:szCs w:val="40"/>
-                <w:lang w:val="en-IN" w:eastAsia="en-IN" w:bidi="ml-IN"/>
-              </w:rPr>
-              <w:t>–</w:t>
-            </w:r>
-            <w:proofErr w:type="spellStart"/>
+              <w:t>sij -</w:t>
+            </w:r>
+            <w:r>
+              <w:rPr>
+                <w:rFonts w:ascii="BRH Malayalam Extra" w:eastAsia="Times New Roman" w:hAnsi="BRH Malayalam Extra" w:cs="BRH Malayalam Extra"/>
+                <w:color w:val="000000"/>
+                <w:sz w:val="40"/>
+                <w:szCs w:val="40"/>
+                <w:lang w:val="en-IN" w:eastAsia="en-IN" w:bidi="ml-IN"/>
+              </w:rPr>
+              <w:t xml:space="preserve"> py</w:t>
+            </w:r>
+            <w:r>
+              <w:rPr>
+                <w:rFonts w:ascii="BRH Malayalam Extra" w:eastAsia="Times New Roman" w:hAnsi="BRH Malayalam Extra" w:cs="BRH Malayalam Extra"/>
+                <w:b/>
+                <w:color w:val="000000"/>
+                <w:sz w:val="32"/>
+                <w:szCs w:val="40"/>
+                <w:lang w:val="en-IN" w:eastAsia="en-IN" w:bidi="ml-IN"/>
+              </w:rPr>
+              <w:t>–</w:t>
+            </w:r>
             <w:r>
               <w:rPr>
                 <w:rFonts w:ascii="BRH Malayalam Extra" w:eastAsia="Times New Roman" w:hAnsi="BRH Malayalam Extra" w:cs="BRH Malayalam Extra"/>
@@ -7679,7 +7310,6 @@
               </w:rPr>
               <w:t>ry</w:t>
             </w:r>
-            <w:proofErr w:type="spellEnd"/>
             <w:r>
               <w:rPr>
                 <w:rFonts w:ascii="BRH Malayalam Extra" w:eastAsia="Times New Roman" w:hAnsi="BRH Malayalam Extra" w:cs="BRH Malayalam Extra"/>
@@ -7736,7 +7366,6 @@
               </w:rPr>
               <w:t>–</w:t>
             </w:r>
-            <w:proofErr w:type="spellStart"/>
             <w:r>
               <w:rPr>
                 <w:rFonts w:ascii="BRH Malayalam Extra" w:hAnsi="BRH Malayalam Extra" w:cs="BRH Malayalam Extra"/>
@@ -7745,7 +7374,6 @@
               </w:rPr>
               <w:t>i</w:t>
             </w:r>
-            <w:proofErr w:type="spellEnd"/>
             <w:r>
               <w:rPr>
                 <w:rFonts w:ascii="BRH Malayalam Extra" w:hAnsi="BRH Malayalam Extra" w:cs="BRH Malayalam Extra"/>
@@ -7754,7 +7382,6 @@
               </w:rPr>
               <w:t>–</w:t>
             </w:r>
-            <w:proofErr w:type="spellStart"/>
             <w:r>
               <w:rPr>
                 <w:rFonts w:ascii="BRH Malayalam Extra" w:hAnsi="BRH Malayalam Extra" w:cs="BRH Malayalam Extra"/>
@@ -7764,7 +7391,6 @@
               </w:rPr>
               <w:t>jx</w:t>
             </w:r>
-            <w:proofErr w:type="spellEnd"/>
             <w:r>
               <w:rPr>
                 <w:rFonts w:ascii="BRH Malayalam Extra" w:hAnsi="BRH Malayalam Extra" w:cs="BRH Malayalam Extra"/>
@@ -7773,7 +7399,6 @@
               </w:rPr>
               <w:t>–</w:t>
             </w:r>
-            <w:proofErr w:type="spellStart"/>
             <w:r>
               <w:rPr>
                 <w:rFonts w:ascii="BRH Malayalam Extra" w:hAnsi="BRH Malayalam Extra" w:cs="BRH Malayalam Extra"/>
@@ -7782,7 +7407,6 @@
               </w:rPr>
               <w:t>py</w:t>
             </w:r>
-            <w:proofErr w:type="spellEnd"/>
             <w:r>
               <w:rPr>
                 <w:rFonts w:ascii="BRH Malayalam Extra" w:hAnsi="BRH Malayalam Extra" w:cs="BRH Malayalam Extra"/>
@@ -7791,7 +7415,6 @@
               </w:rPr>
               <w:t>–</w:t>
             </w:r>
-            <w:proofErr w:type="spellStart"/>
             <w:r>
               <w:rPr>
                 <w:rFonts w:ascii="BRH Malayalam Extra" w:hAnsi="BRH Malayalam Extra" w:cs="BRH Malayalam Extra"/>
@@ -7800,7 +7423,6 @@
               </w:rPr>
               <w:t>ry</w:t>
             </w:r>
-            <w:proofErr w:type="spellEnd"/>
             <w:r>
               <w:rPr>
                 <w:rFonts w:ascii="BRH Malayalam Extra" w:hAnsi="BRH Malayalam Extra" w:cs="BRH Malayalam Extra"/>
@@ -7815,25 +7437,7 @@
                 <w:sz w:val="40"/>
                 <w:szCs w:val="40"/>
               </w:rPr>
-              <w:t xml:space="preserve">Z </w:t>
-            </w:r>
-            <w:proofErr w:type="spellStart"/>
-            <w:r>
-              <w:rPr>
-                <w:rFonts w:ascii="BRH Malayalam Extra" w:hAnsi="BRH Malayalam Extra" w:cs="BRH Malayalam Extra"/>
-                <w:sz w:val="40"/>
-                <w:szCs w:val="40"/>
-              </w:rPr>
-              <w:t>CZy</w:t>
-            </w:r>
-            <w:proofErr w:type="spellEnd"/>
-            <w:r>
-              <w:rPr>
-                <w:rFonts w:ascii="BRH Malayalam Extra" w:hAnsi="BRH Malayalam Extra" w:cs="BRH Malayalam Extra"/>
-                <w:sz w:val="40"/>
-                <w:szCs w:val="40"/>
-              </w:rPr>
-              <w:t xml:space="preserve">— </w:t>
+              <w:t xml:space="preserve">Z CZy— </w:t>
             </w:r>
           </w:p>
           <w:p>
@@ -7851,7 +7455,6 @@
                 <w:lang w:val="en-IN" w:eastAsia="en-IN" w:bidi="ml-IN"/>
               </w:rPr>
             </w:pPr>
-            <w:proofErr w:type="spellStart"/>
             <w:r>
               <w:rPr>
                 <w:rFonts w:ascii="BRH Malayalam Extra" w:hAnsi="BRH Malayalam Extra" w:cs="BRH Malayalam Extra"/>
@@ -7869,25 +7472,14 @@
               </w:rPr>
               <w:t>jx</w:t>
             </w:r>
-            <w:proofErr w:type="spellEnd"/>
             <w:r>
               <w:rPr>
                 <w:rFonts w:ascii="BRH Malayalam Extra" w:hAnsi="BRH Malayalam Extra" w:cs="BRH Malayalam Extra"/>
                 <w:sz w:val="40"/>
                 <w:szCs w:val="40"/>
               </w:rPr>
-              <w:t xml:space="preserve"> - </w:t>
-            </w:r>
-            <w:proofErr w:type="spellStart"/>
-            <w:r>
-              <w:rPr>
-                <w:rFonts w:ascii="BRH Malayalam Extra" w:hAnsi="BRH Malayalam Extra" w:cs="BRH Malayalam Extra"/>
-                <w:sz w:val="40"/>
-                <w:szCs w:val="40"/>
-              </w:rPr>
-              <w:t>py</w:t>
-            </w:r>
-            <w:proofErr w:type="spellEnd"/>
+              <w:t xml:space="preserve"> - py</w:t>
+            </w:r>
             <w:r>
               <w:rPr>
                 <w:rFonts w:ascii="BRH Malayalam Extra" w:hAnsi="BRH Malayalam Extra" w:cs="BRH Malayalam Extra"/>
@@ -7896,7 +7488,6 @@
               </w:rPr>
               <w:t>–</w:t>
             </w:r>
-            <w:proofErr w:type="spellStart"/>
             <w:r>
               <w:rPr>
                 <w:rFonts w:ascii="BRH Malayalam Extra" w:hAnsi="BRH Malayalam Extra" w:cs="BRH Malayalam Extra"/>
@@ -7905,7 +7496,6 @@
               </w:rPr>
               <w:t>ry</w:t>
             </w:r>
-            <w:proofErr w:type="spellEnd"/>
             <w:r>
               <w:rPr>
                 <w:rFonts w:ascii="BRH Malayalam Extra" w:hAnsi="BRH Malayalam Extra" w:cs="BRH Malayalam Extra"/>
@@ -7952,29 +7542,7 @@
           <w:szCs w:val="40"/>
           <w:lang w:val="en-IN" w:eastAsia="en-IN"/>
         </w:rPr>
-        <w:t>"</w:t>
-      </w:r>
-      <w:proofErr w:type="spellStart"/>
-      <w:r>
-        <w:rPr>
-          <w:rFonts w:ascii="BRH Malayalam" w:hAnsi="BRH Malayalam" w:cs="BRH Malayalam"/>
-          <w:color w:val="000000"/>
-          <w:sz w:val="40"/>
-          <w:szCs w:val="40"/>
-          <w:lang w:val="en-IN" w:eastAsia="en-IN"/>
-        </w:rPr>
-        <w:t>qï</w:t>
-      </w:r>
-      <w:proofErr w:type="spellEnd"/>
-      <w:r>
-        <w:rPr>
-          <w:rFonts w:ascii="BRH Malayalam" w:hAnsi="BRH Malayalam" w:cs="BRH Malayalam"/>
-          <w:color w:val="000000"/>
-          <w:sz w:val="40"/>
-          <w:szCs w:val="40"/>
-          <w:lang w:val="en-IN" w:eastAsia="en-IN"/>
-        </w:rPr>
-        <w:t xml:space="preserve">" </w:t>
+        <w:t xml:space="preserve">"qï" </w:t>
       </w:r>
       <w:r>
         <w:rPr>
@@ -7982,16 +7550,7 @@
           <w:bCs/>
           <w:sz w:val="32"/>
         </w:rPr>
-        <w:t xml:space="preserve">replaced </w:t>
-      </w:r>
-      <w:proofErr w:type="gramStart"/>
-      <w:r>
-        <w:rPr>
-          <w:b/>
-          <w:bCs/>
-          <w:sz w:val="32"/>
-        </w:rPr>
-        <w:t>with</w:t>
+        <w:t>replaced with</w:t>
       </w:r>
       <w:r>
         <w:rPr>
@@ -8013,8 +7572,6 @@
         </w:rPr>
         <w:t>"</w:t>
       </w:r>
-      <w:proofErr w:type="spellStart"/>
-      <w:proofErr w:type="gramEnd"/>
       <w:r>
         <w:rPr>
           <w:rFonts w:ascii="BRH Malayalam" w:hAnsi="BRH Malayalam" w:cs="BRH Malayalam"/>
@@ -8026,7 +7583,6 @@
         </w:rPr>
         <w:t>q§T</w:t>
       </w:r>
-      <w:proofErr w:type="spellEnd"/>
       <w:r>
         <w:rPr>
           <w:rFonts w:ascii="BRH Malayalam" w:hAnsi="BRH Malayalam" w:cs="BRH Malayalam"/>
@@ -8127,8 +7683,6 @@
           <w:u w:val="single"/>
         </w:rPr>
       </w:pPr>
-      <w:bookmarkStart w:id="0" w:name="_GoBack"/>
-      <w:bookmarkEnd w:id="0"/>
     </w:p>
     <w:p>
       <w:pPr>
@@ -8149,10 +7703,8 @@
           <w:szCs w:val="32"/>
           <w:u w:val="single"/>
         </w:rPr>
-        <w:lastRenderedPageBreak/>
         <w:t xml:space="preserve">TS </w:t>
       </w:r>
-      <w:proofErr w:type="spellStart"/>
       <w:r>
         <w:rPr>
           <w:b/>
@@ -8163,7 +7715,6 @@
         </w:rPr>
         <w:t>Krama</w:t>
       </w:r>
-      <w:proofErr w:type="spellEnd"/>
       <w:r>
         <w:rPr>
           <w:b/>
@@ -8172,29 +7723,7 @@
           <w:szCs w:val="32"/>
           <w:u w:val="single"/>
         </w:rPr>
-        <w:t xml:space="preserve"> </w:t>
-      </w:r>
-      <w:proofErr w:type="spellStart"/>
-      <w:r>
-        <w:rPr>
-          <w:b/>
-          <w:bCs/>
-          <w:sz w:val="32"/>
-          <w:szCs w:val="32"/>
-          <w:u w:val="single"/>
-        </w:rPr>
-        <w:t>Paatam</w:t>
-      </w:r>
-      <w:proofErr w:type="spellEnd"/>
-      <w:r>
-        <w:rPr>
-          <w:b/>
-          <w:bCs/>
-          <w:sz w:val="32"/>
-          <w:szCs w:val="32"/>
-          <w:u w:val="single"/>
-        </w:rPr>
-        <w:t xml:space="preserve"> – TS </w:t>
+        <w:t xml:space="preserve"> Paatam – TS </w:t>
       </w:r>
       <w:r>
         <w:rPr>
@@ -8446,6 +7975,7 @@
                 <w:sz w:val="32"/>
                 <w:szCs w:val="36"/>
               </w:rPr>
+              <w:lastRenderedPageBreak/>
               <w:t>None</w:t>
             </w:r>
           </w:p>
@@ -8544,7 +8074,7 @@
 </file>
 
 <file path=word/endnotes.xml><?xml version="1.0" encoding="utf-8"?>
-<w:endnotes xmlns:wpc="http://schemas.microsoft.com/office/word/2010/wordprocessingCanvas" xmlns:cx="http://schemas.microsoft.com/office/drawing/2014/chartex" xmlns:cx1="http://schemas.microsoft.com/office/drawing/2015/9/8/chartex" xmlns:mc="http://schemas.openxmlformats.org/markup-compatibility/2006" xmlns:o="urn:schemas-microsoft-com:office:office" xmlns:r="http://schemas.openxmlformats.org/officeDocument/2006/relationships" xmlns:m="http://schemas.openxmlformats.org/officeDocument/2006/math" xmlns:v="urn:schemas-microsoft-com:vml" xmlns:wp14="http://schemas.microsoft.com/office/word/2010/wordprocessingDrawing" xmlns:wp="http://schemas.openxmlformats.org/drawingml/2006/wordprocessingDrawing" xmlns:w10="urn:schemas-microsoft-com:office:word" xmlns:w="http://schemas.openxmlformats.org/wordprocessingml/2006/main" xmlns:w14="http://schemas.microsoft.com/office/word/2010/wordml" xmlns:w15="http://schemas.microsoft.com/office/word/2012/wordml" xmlns:w16se="http://schemas.microsoft.com/office/word/2015/wordml/symex" xmlns:wpg="http://schemas.microsoft.com/office/word/2010/wordprocessingGroup" xmlns:wpi="http://schemas.microsoft.com/office/word/2010/wordprocessingInk" xmlns:wne="http://schemas.microsoft.com/office/word/2006/wordml" xmlns:wps="http://schemas.microsoft.com/office/word/2010/wordprocessingShape" mc:Ignorable="w14 w15 w16se wp14">
+<w:endnotes xmlns:wpc="http://schemas.microsoft.com/office/word/2010/wordprocessingCanvas" xmlns:cx="http://schemas.microsoft.com/office/drawing/2014/chartex" xmlns:cx1="http://schemas.microsoft.com/office/drawing/2015/9/8/chartex" xmlns:cx2="http://schemas.microsoft.com/office/drawing/2015/10/21/chartex" xmlns:cx3="http://schemas.microsoft.com/office/drawing/2016/5/9/chartex" xmlns:cx4="http://schemas.microsoft.com/office/drawing/2016/5/10/chartex" xmlns:cx5="http://schemas.microsoft.com/office/drawing/2016/5/11/chartex" xmlns:cx6="http://schemas.microsoft.com/office/drawing/2016/5/12/chartex" xmlns:cx7="http://schemas.microsoft.com/office/drawing/2016/5/13/chartex" xmlns:cx8="http://schemas.microsoft.com/office/drawing/2016/5/14/chartex" xmlns:mc="http://schemas.openxmlformats.org/markup-compatibility/2006" xmlns:aink="http://schemas.microsoft.com/office/drawing/2016/ink" xmlns:am3d="http://schemas.microsoft.com/office/drawing/2017/model3d" xmlns:o="urn:schemas-microsoft-com:office:office" xmlns:oel="http://schemas.microsoft.com/office/2019/extlst" xmlns:r="http://schemas.openxmlformats.org/officeDocument/2006/relationships" xmlns:m="http://schemas.openxmlformats.org/officeDocument/2006/math" xmlns:v="urn:schemas-microsoft-com:vml" xmlns:wp14="http://schemas.microsoft.com/office/word/2010/wordprocessingDrawing" xmlns:wp="http://schemas.openxmlformats.org/drawingml/2006/wordprocessingDrawing" xmlns:w10="urn:schemas-microsoft-com:office:word" xmlns:w="http://schemas.openxmlformats.org/wordprocessingml/2006/main" xmlns:w14="http://schemas.microsoft.com/office/word/2010/wordml" xmlns:w15="http://schemas.microsoft.com/office/word/2012/wordml" xmlns:w16cex="http://schemas.microsoft.com/office/word/2018/wordml/cex" xmlns:w16cid="http://schemas.microsoft.com/office/word/2016/wordml/cid" xmlns:w16="http://schemas.microsoft.com/office/word/2018/wordml" xmlns:w16du="http://schemas.microsoft.com/office/word/2023/wordml/word16du" xmlns:w16sdtdh="http://schemas.microsoft.com/office/word/2020/wordml/sdtdatahash" xmlns:w16sdtfl="http://schemas.microsoft.com/office/word/2024/wordml/sdtformatlock" xmlns:w16se="http://schemas.microsoft.com/office/word/2015/wordml/symex" xmlns:wpg="http://schemas.microsoft.com/office/word/2010/wordprocessingGroup" xmlns:wpi="http://schemas.microsoft.com/office/word/2010/wordprocessingInk" xmlns:wne="http://schemas.microsoft.com/office/word/2006/wordml" xmlns:wps="http://schemas.microsoft.com/office/word/2010/wordprocessingShape" mc:Ignorable="w14 w15 w16se w16cid w16 w16cex w16sdtdh w16sdtfl w16du wp14">
   <w:endnote w:type="separator" w:id="-1">
     <w:p>
       <w:pPr>
@@ -8569,7 +8099,7 @@
 </file>
 
 <file path=word/footer1.xml><?xml version="1.0" encoding="utf-8"?>
-<w:ftr xmlns:wpc="http://schemas.microsoft.com/office/word/2010/wordprocessingCanvas" xmlns:cx="http://schemas.microsoft.com/office/drawing/2014/chartex" xmlns:cx1="http://schemas.microsoft.com/office/drawing/2015/9/8/chartex" xmlns:mc="http://schemas.openxmlformats.org/markup-compatibility/2006" xmlns:o="urn:schemas-microsoft-com:office:office" xmlns:r="http://schemas.openxmlformats.org/officeDocument/2006/relationships" xmlns:m="http://schemas.openxmlformats.org/officeDocument/2006/math" xmlns:v="urn:schemas-microsoft-com:vml" xmlns:wp14="http://schemas.microsoft.com/office/word/2010/wordprocessingDrawing" xmlns:wp="http://schemas.openxmlformats.org/drawingml/2006/wordprocessingDrawing" xmlns:w10="urn:schemas-microsoft-com:office:word" xmlns:w="http://schemas.openxmlformats.org/wordprocessingml/2006/main" xmlns:w14="http://schemas.microsoft.com/office/word/2010/wordml" xmlns:w15="http://schemas.microsoft.com/office/word/2012/wordml" xmlns:w16se="http://schemas.microsoft.com/office/word/2015/wordml/symex" xmlns:wpg="http://schemas.microsoft.com/office/word/2010/wordprocessingGroup" xmlns:wpi="http://schemas.microsoft.com/office/word/2010/wordprocessingInk" xmlns:wne="http://schemas.microsoft.com/office/word/2006/wordml" xmlns:wps="http://schemas.microsoft.com/office/word/2010/wordprocessingShape" mc:Ignorable="w14 w15 w16se wp14">
+<w:ftr xmlns:wpc="http://schemas.microsoft.com/office/word/2010/wordprocessingCanvas" xmlns:cx="http://schemas.microsoft.com/office/drawing/2014/chartex" xmlns:cx1="http://schemas.microsoft.com/office/drawing/2015/9/8/chartex" xmlns:cx2="http://schemas.microsoft.com/office/drawing/2015/10/21/chartex" xmlns:cx3="http://schemas.microsoft.com/office/drawing/2016/5/9/chartex" xmlns:cx4="http://schemas.microsoft.com/office/drawing/2016/5/10/chartex" xmlns:cx5="http://schemas.microsoft.com/office/drawing/2016/5/11/chartex" xmlns:cx6="http://schemas.microsoft.com/office/drawing/2016/5/12/chartex" xmlns:cx7="http://schemas.microsoft.com/office/drawing/2016/5/13/chartex" xmlns:cx8="http://schemas.microsoft.com/office/drawing/2016/5/14/chartex" xmlns:mc="http://schemas.openxmlformats.org/markup-compatibility/2006" xmlns:aink="http://schemas.microsoft.com/office/drawing/2016/ink" xmlns:am3d="http://schemas.microsoft.com/office/drawing/2017/model3d" xmlns:o="urn:schemas-microsoft-com:office:office" xmlns:oel="http://schemas.microsoft.com/office/2019/extlst" xmlns:r="http://schemas.openxmlformats.org/officeDocument/2006/relationships" xmlns:m="http://schemas.openxmlformats.org/officeDocument/2006/math" xmlns:v="urn:schemas-microsoft-com:vml" xmlns:wp14="http://schemas.microsoft.com/office/word/2010/wordprocessingDrawing" xmlns:wp="http://schemas.openxmlformats.org/drawingml/2006/wordprocessingDrawing" xmlns:w10="urn:schemas-microsoft-com:office:word" xmlns:w="http://schemas.openxmlformats.org/wordprocessingml/2006/main" xmlns:w14="http://schemas.microsoft.com/office/word/2010/wordml" xmlns:w15="http://schemas.microsoft.com/office/word/2012/wordml" xmlns:w16cex="http://schemas.microsoft.com/office/word/2018/wordml/cex" xmlns:w16cid="http://schemas.microsoft.com/office/word/2016/wordml/cid" xmlns:w16="http://schemas.microsoft.com/office/word/2018/wordml" xmlns:w16du="http://schemas.microsoft.com/office/word/2023/wordml/word16du" xmlns:w16sdtdh="http://schemas.microsoft.com/office/word/2020/wordml/sdtdatahash" xmlns:w16sdtfl="http://schemas.microsoft.com/office/word/2024/wordml/sdtformatlock" xmlns:w16se="http://schemas.microsoft.com/office/word/2015/wordml/symex" xmlns:wpg="http://schemas.microsoft.com/office/word/2010/wordprocessingGroup" xmlns:wpi="http://schemas.microsoft.com/office/word/2010/wordprocessingInk" xmlns:wne="http://schemas.microsoft.com/office/word/2006/wordml" xmlns:wps="http://schemas.microsoft.com/office/word/2010/wordprocessingShape" mc:Ignorable="w14 w15 w16se w16cid w16 w16cex w16sdtdh w16sdtfl w16du wp14">
   <w:p>
     <w:pPr>
       <w:pBdr>
@@ -8751,7 +8281,7 @@
 </file>
 
 <file path=word/footer2.xml><?xml version="1.0" encoding="utf-8"?>
-<w:ftr xmlns:wpc="http://schemas.microsoft.com/office/word/2010/wordprocessingCanvas" xmlns:cx="http://schemas.microsoft.com/office/drawing/2014/chartex" xmlns:cx1="http://schemas.microsoft.com/office/drawing/2015/9/8/chartex" xmlns:mc="http://schemas.openxmlformats.org/markup-compatibility/2006" xmlns:o="urn:schemas-microsoft-com:office:office" xmlns:r="http://schemas.openxmlformats.org/officeDocument/2006/relationships" xmlns:m="http://schemas.openxmlformats.org/officeDocument/2006/math" xmlns:v="urn:schemas-microsoft-com:vml" xmlns:wp14="http://schemas.microsoft.com/office/word/2010/wordprocessingDrawing" xmlns:wp="http://schemas.openxmlformats.org/drawingml/2006/wordprocessingDrawing" xmlns:w10="urn:schemas-microsoft-com:office:word" xmlns:w="http://schemas.openxmlformats.org/wordprocessingml/2006/main" xmlns:w14="http://schemas.microsoft.com/office/word/2010/wordml" xmlns:w15="http://schemas.microsoft.com/office/word/2012/wordml" xmlns:w16se="http://schemas.microsoft.com/office/word/2015/wordml/symex" xmlns:wpg="http://schemas.microsoft.com/office/word/2010/wordprocessingGroup" xmlns:wpi="http://schemas.microsoft.com/office/word/2010/wordprocessingInk" xmlns:wne="http://schemas.microsoft.com/office/word/2006/wordml" xmlns:wps="http://schemas.microsoft.com/office/word/2010/wordprocessingShape" mc:Ignorable="w14 w15 w16se wp14">
+<w:ftr xmlns:wpc="http://schemas.microsoft.com/office/word/2010/wordprocessingCanvas" xmlns:cx="http://schemas.microsoft.com/office/drawing/2014/chartex" xmlns:cx1="http://schemas.microsoft.com/office/drawing/2015/9/8/chartex" xmlns:cx2="http://schemas.microsoft.com/office/drawing/2015/10/21/chartex" xmlns:cx3="http://schemas.microsoft.com/office/drawing/2016/5/9/chartex" xmlns:cx4="http://schemas.microsoft.com/office/drawing/2016/5/10/chartex" xmlns:cx5="http://schemas.microsoft.com/office/drawing/2016/5/11/chartex" xmlns:cx6="http://schemas.microsoft.com/office/drawing/2016/5/12/chartex" xmlns:cx7="http://schemas.microsoft.com/office/drawing/2016/5/13/chartex" xmlns:cx8="http://schemas.microsoft.com/office/drawing/2016/5/14/chartex" xmlns:mc="http://schemas.openxmlformats.org/markup-compatibility/2006" xmlns:aink="http://schemas.microsoft.com/office/drawing/2016/ink" xmlns:am3d="http://schemas.microsoft.com/office/drawing/2017/model3d" xmlns:o="urn:schemas-microsoft-com:office:office" xmlns:oel="http://schemas.microsoft.com/office/2019/extlst" xmlns:r="http://schemas.openxmlformats.org/officeDocument/2006/relationships" xmlns:m="http://schemas.openxmlformats.org/officeDocument/2006/math" xmlns:v="urn:schemas-microsoft-com:vml" xmlns:wp14="http://schemas.microsoft.com/office/word/2010/wordprocessingDrawing" xmlns:wp="http://schemas.openxmlformats.org/drawingml/2006/wordprocessingDrawing" xmlns:w10="urn:schemas-microsoft-com:office:word" xmlns:w="http://schemas.openxmlformats.org/wordprocessingml/2006/main" xmlns:w14="http://schemas.microsoft.com/office/word/2010/wordml" xmlns:w15="http://schemas.microsoft.com/office/word/2012/wordml" xmlns:w16cex="http://schemas.microsoft.com/office/word/2018/wordml/cex" xmlns:w16cid="http://schemas.microsoft.com/office/word/2016/wordml/cid" xmlns:w16="http://schemas.microsoft.com/office/word/2018/wordml" xmlns:w16du="http://schemas.microsoft.com/office/word/2023/wordml/word16du" xmlns:w16sdtdh="http://schemas.microsoft.com/office/word/2020/wordml/sdtdatahash" xmlns:w16sdtfl="http://schemas.microsoft.com/office/word/2024/wordml/sdtformatlock" xmlns:w16se="http://schemas.microsoft.com/office/word/2015/wordml/symex" xmlns:wpg="http://schemas.microsoft.com/office/word/2010/wordprocessingGroup" xmlns:wpi="http://schemas.microsoft.com/office/word/2010/wordprocessingInk" xmlns:wne="http://schemas.microsoft.com/office/word/2006/wordml" xmlns:wps="http://schemas.microsoft.com/office/word/2010/wordprocessingShape" mc:Ignorable="w14 w15 w16se w16cid w16 w16cex w16sdtdh w16sdtfl w16du wp14">
   <w:p>
     <w:pPr>
       <w:pBdr>
@@ -8954,7 +8484,7 @@
 </file>
 
 <file path=word/footnotes.xml><?xml version="1.0" encoding="utf-8"?>
-<w:footnotes xmlns:wpc="http://schemas.microsoft.com/office/word/2010/wordprocessingCanvas" xmlns:cx="http://schemas.microsoft.com/office/drawing/2014/chartex" xmlns:cx1="http://schemas.microsoft.com/office/drawing/2015/9/8/chartex" xmlns:mc="http://schemas.openxmlformats.org/markup-compatibility/2006" xmlns:o="urn:schemas-microsoft-com:office:office" xmlns:r="http://schemas.openxmlformats.org/officeDocument/2006/relationships" xmlns:m="http://schemas.openxmlformats.org/officeDocument/2006/math" xmlns:v="urn:schemas-microsoft-com:vml" xmlns:wp14="http://schemas.microsoft.com/office/word/2010/wordprocessingDrawing" xmlns:wp="http://schemas.openxmlformats.org/drawingml/2006/wordprocessingDrawing" xmlns:w10="urn:schemas-microsoft-com:office:word" xmlns:w="http://schemas.openxmlformats.org/wordprocessingml/2006/main" xmlns:w14="http://schemas.microsoft.com/office/word/2010/wordml" xmlns:w15="http://schemas.microsoft.com/office/word/2012/wordml" xmlns:w16se="http://schemas.microsoft.com/office/word/2015/wordml/symex" xmlns:wpg="http://schemas.microsoft.com/office/word/2010/wordprocessingGroup" xmlns:wpi="http://schemas.microsoft.com/office/word/2010/wordprocessingInk" xmlns:wne="http://schemas.microsoft.com/office/word/2006/wordml" xmlns:wps="http://schemas.microsoft.com/office/word/2010/wordprocessingShape" mc:Ignorable="w14 w15 w16se wp14">
+<w:footnotes xmlns:wpc="http://schemas.microsoft.com/office/word/2010/wordprocessingCanvas" xmlns:cx="http://schemas.microsoft.com/office/drawing/2014/chartex" xmlns:cx1="http://schemas.microsoft.com/office/drawing/2015/9/8/chartex" xmlns:cx2="http://schemas.microsoft.com/office/drawing/2015/10/21/chartex" xmlns:cx3="http://schemas.microsoft.com/office/drawing/2016/5/9/chartex" xmlns:cx4="http://schemas.microsoft.com/office/drawing/2016/5/10/chartex" xmlns:cx5="http://schemas.microsoft.com/office/drawing/2016/5/11/chartex" xmlns:cx6="http://schemas.microsoft.com/office/drawing/2016/5/12/chartex" xmlns:cx7="http://schemas.microsoft.com/office/drawing/2016/5/13/chartex" xmlns:cx8="http://schemas.microsoft.com/office/drawing/2016/5/14/chartex" xmlns:mc="http://schemas.openxmlformats.org/markup-compatibility/2006" xmlns:aink="http://schemas.microsoft.com/office/drawing/2016/ink" xmlns:am3d="http://schemas.microsoft.com/office/drawing/2017/model3d" xmlns:o="urn:schemas-microsoft-com:office:office" xmlns:oel="http://schemas.microsoft.com/office/2019/extlst" xmlns:r="http://schemas.openxmlformats.org/officeDocument/2006/relationships" xmlns:m="http://schemas.openxmlformats.org/officeDocument/2006/math" xmlns:v="urn:schemas-microsoft-com:vml" xmlns:wp14="http://schemas.microsoft.com/office/word/2010/wordprocessingDrawing" xmlns:wp="http://schemas.openxmlformats.org/drawingml/2006/wordprocessingDrawing" xmlns:w10="urn:schemas-microsoft-com:office:word" xmlns:w="http://schemas.openxmlformats.org/wordprocessingml/2006/main" xmlns:w14="http://schemas.microsoft.com/office/word/2010/wordml" xmlns:w15="http://schemas.microsoft.com/office/word/2012/wordml" xmlns:w16cex="http://schemas.microsoft.com/office/word/2018/wordml/cex" xmlns:w16cid="http://schemas.microsoft.com/office/word/2016/wordml/cid" xmlns:w16="http://schemas.microsoft.com/office/word/2018/wordml" xmlns:w16du="http://schemas.microsoft.com/office/word/2023/wordml/word16du" xmlns:w16sdtdh="http://schemas.microsoft.com/office/word/2020/wordml/sdtdatahash" xmlns:w16sdtfl="http://schemas.microsoft.com/office/word/2024/wordml/sdtformatlock" xmlns:w16se="http://schemas.microsoft.com/office/word/2015/wordml/symex" xmlns:wpg="http://schemas.microsoft.com/office/word/2010/wordprocessingGroup" xmlns:wpi="http://schemas.microsoft.com/office/word/2010/wordprocessingInk" xmlns:wne="http://schemas.microsoft.com/office/word/2006/wordml" xmlns:wps="http://schemas.microsoft.com/office/word/2010/wordprocessingShape" mc:Ignorable="w14 w15 w16se w16cid w16 w16cex w16sdtdh w16sdtfl w16du wp14">
   <w:footnote w:type="separator" w:id="-1">
     <w:p>
       <w:pPr>
@@ -8979,7 +8509,7 @@
 </file>
 
 <file path=word/header1.xml><?xml version="1.0" encoding="utf-8"?>
-<w:hdr xmlns:wpc="http://schemas.microsoft.com/office/word/2010/wordprocessingCanvas" xmlns:cx="http://schemas.microsoft.com/office/drawing/2014/chartex" xmlns:cx1="http://schemas.microsoft.com/office/drawing/2015/9/8/chartex" xmlns:mc="http://schemas.openxmlformats.org/markup-compatibility/2006" xmlns:o="urn:schemas-microsoft-com:office:office" xmlns:r="http://schemas.openxmlformats.org/officeDocument/2006/relationships" xmlns:m="http://schemas.openxmlformats.org/officeDocument/2006/math" xmlns:v="urn:schemas-microsoft-com:vml" xmlns:wp14="http://schemas.microsoft.com/office/word/2010/wordprocessingDrawing" xmlns:wp="http://schemas.openxmlformats.org/drawingml/2006/wordprocessingDrawing" xmlns:w10="urn:schemas-microsoft-com:office:word" xmlns:w="http://schemas.openxmlformats.org/wordprocessingml/2006/main" xmlns:w14="http://schemas.microsoft.com/office/word/2010/wordml" xmlns:w15="http://schemas.microsoft.com/office/word/2012/wordml" xmlns:w16se="http://schemas.microsoft.com/office/word/2015/wordml/symex" xmlns:wpg="http://schemas.microsoft.com/office/word/2010/wordprocessingGroup" xmlns:wpi="http://schemas.microsoft.com/office/word/2010/wordprocessingInk" xmlns:wne="http://schemas.microsoft.com/office/word/2006/wordml" xmlns:wps="http://schemas.microsoft.com/office/word/2010/wordprocessingShape" mc:Ignorable="w14 w15 w16se wp14">
+<w:hdr xmlns:wpc="http://schemas.microsoft.com/office/word/2010/wordprocessingCanvas" xmlns:cx="http://schemas.microsoft.com/office/drawing/2014/chartex" xmlns:cx1="http://schemas.microsoft.com/office/drawing/2015/9/8/chartex" xmlns:cx2="http://schemas.microsoft.com/office/drawing/2015/10/21/chartex" xmlns:cx3="http://schemas.microsoft.com/office/drawing/2016/5/9/chartex" xmlns:cx4="http://schemas.microsoft.com/office/drawing/2016/5/10/chartex" xmlns:cx5="http://schemas.microsoft.com/office/drawing/2016/5/11/chartex" xmlns:cx6="http://schemas.microsoft.com/office/drawing/2016/5/12/chartex" xmlns:cx7="http://schemas.microsoft.com/office/drawing/2016/5/13/chartex" xmlns:cx8="http://schemas.microsoft.com/office/drawing/2016/5/14/chartex" xmlns:mc="http://schemas.openxmlformats.org/markup-compatibility/2006" xmlns:aink="http://schemas.microsoft.com/office/drawing/2016/ink" xmlns:am3d="http://schemas.microsoft.com/office/drawing/2017/model3d" xmlns:o="urn:schemas-microsoft-com:office:office" xmlns:oel="http://schemas.microsoft.com/office/2019/extlst" xmlns:r="http://schemas.openxmlformats.org/officeDocument/2006/relationships" xmlns:m="http://schemas.openxmlformats.org/officeDocument/2006/math" xmlns:v="urn:schemas-microsoft-com:vml" xmlns:wp14="http://schemas.microsoft.com/office/word/2010/wordprocessingDrawing" xmlns:wp="http://schemas.openxmlformats.org/drawingml/2006/wordprocessingDrawing" xmlns:w10="urn:schemas-microsoft-com:office:word" xmlns:w="http://schemas.openxmlformats.org/wordprocessingml/2006/main" xmlns:w14="http://schemas.microsoft.com/office/word/2010/wordml" xmlns:w15="http://schemas.microsoft.com/office/word/2012/wordml" xmlns:w16cex="http://schemas.microsoft.com/office/word/2018/wordml/cex" xmlns:w16cid="http://schemas.microsoft.com/office/word/2016/wordml/cid" xmlns:w16="http://schemas.microsoft.com/office/word/2018/wordml" xmlns:w16du="http://schemas.microsoft.com/office/word/2023/wordml/word16du" xmlns:w16sdtdh="http://schemas.microsoft.com/office/word/2020/wordml/sdtdatahash" xmlns:w16sdtfl="http://schemas.microsoft.com/office/word/2024/wordml/sdtformatlock" xmlns:w16se="http://schemas.microsoft.com/office/word/2015/wordml/symex" xmlns:wpg="http://schemas.microsoft.com/office/word/2010/wordprocessingGroup" xmlns:wpi="http://schemas.microsoft.com/office/word/2010/wordprocessingInk" xmlns:wne="http://schemas.microsoft.com/office/word/2006/wordml" xmlns:wps="http://schemas.microsoft.com/office/word/2010/wordprocessingShape" mc:Ignorable="w14 w15 w16se w16cid w16 w16cex w16sdtdh w16sdtfl w16du wp14">
   <w:p>
     <w:pPr>
       <w:pStyle w:val="Header"/>
@@ -8992,7 +8522,7 @@
 </file>
 
 <file path=word/header2.xml><?xml version="1.0" encoding="utf-8"?>
-<w:hdr xmlns:wpc="http://schemas.microsoft.com/office/word/2010/wordprocessingCanvas" xmlns:cx="http://schemas.microsoft.com/office/drawing/2014/chartex" xmlns:cx1="http://schemas.microsoft.com/office/drawing/2015/9/8/chartex" xmlns:mc="http://schemas.openxmlformats.org/markup-compatibility/2006" xmlns:o="urn:schemas-microsoft-com:office:office" xmlns:r="http://schemas.openxmlformats.org/officeDocument/2006/relationships" xmlns:m="http://schemas.openxmlformats.org/officeDocument/2006/math" xmlns:v="urn:schemas-microsoft-com:vml" xmlns:wp14="http://schemas.microsoft.com/office/word/2010/wordprocessingDrawing" xmlns:wp="http://schemas.openxmlformats.org/drawingml/2006/wordprocessingDrawing" xmlns:w10="urn:schemas-microsoft-com:office:word" xmlns:w="http://schemas.openxmlformats.org/wordprocessingml/2006/main" xmlns:w14="http://schemas.microsoft.com/office/word/2010/wordml" xmlns:w15="http://schemas.microsoft.com/office/word/2012/wordml" xmlns:w16se="http://schemas.microsoft.com/office/word/2015/wordml/symex" xmlns:wpg="http://schemas.microsoft.com/office/word/2010/wordprocessingGroup" xmlns:wpi="http://schemas.microsoft.com/office/word/2010/wordprocessingInk" xmlns:wne="http://schemas.microsoft.com/office/word/2006/wordml" xmlns:wps="http://schemas.microsoft.com/office/word/2010/wordprocessingShape" mc:Ignorable="w14 w15 w16se wp14">
+<w:hdr xmlns:wpc="http://schemas.microsoft.com/office/word/2010/wordprocessingCanvas" xmlns:cx="http://schemas.microsoft.com/office/drawing/2014/chartex" xmlns:cx1="http://schemas.microsoft.com/office/drawing/2015/9/8/chartex" xmlns:cx2="http://schemas.microsoft.com/office/drawing/2015/10/21/chartex" xmlns:cx3="http://schemas.microsoft.com/office/drawing/2016/5/9/chartex" xmlns:cx4="http://schemas.microsoft.com/office/drawing/2016/5/10/chartex" xmlns:cx5="http://schemas.microsoft.com/office/drawing/2016/5/11/chartex" xmlns:cx6="http://schemas.microsoft.com/office/drawing/2016/5/12/chartex" xmlns:cx7="http://schemas.microsoft.com/office/drawing/2016/5/13/chartex" xmlns:cx8="http://schemas.microsoft.com/office/drawing/2016/5/14/chartex" xmlns:mc="http://schemas.openxmlformats.org/markup-compatibility/2006" xmlns:aink="http://schemas.microsoft.com/office/drawing/2016/ink" xmlns:am3d="http://schemas.microsoft.com/office/drawing/2017/model3d" xmlns:o="urn:schemas-microsoft-com:office:office" xmlns:oel="http://schemas.microsoft.com/office/2019/extlst" xmlns:r="http://schemas.openxmlformats.org/officeDocument/2006/relationships" xmlns:m="http://schemas.openxmlformats.org/officeDocument/2006/math" xmlns:v="urn:schemas-microsoft-com:vml" xmlns:wp14="http://schemas.microsoft.com/office/word/2010/wordprocessingDrawing" xmlns:wp="http://schemas.openxmlformats.org/drawingml/2006/wordprocessingDrawing" xmlns:w10="urn:schemas-microsoft-com:office:word" xmlns:w="http://schemas.openxmlformats.org/wordprocessingml/2006/main" xmlns:w14="http://schemas.microsoft.com/office/word/2010/wordml" xmlns:w15="http://schemas.microsoft.com/office/word/2012/wordml" xmlns:w16cex="http://schemas.microsoft.com/office/word/2018/wordml/cex" xmlns:w16cid="http://schemas.microsoft.com/office/word/2016/wordml/cid" xmlns:w16="http://schemas.microsoft.com/office/word/2018/wordml" xmlns:w16du="http://schemas.microsoft.com/office/word/2023/wordml/word16du" xmlns:w16sdtdh="http://schemas.microsoft.com/office/word/2020/wordml/sdtdatahash" xmlns:w16sdtfl="http://schemas.microsoft.com/office/word/2024/wordml/sdtformatlock" xmlns:w16se="http://schemas.microsoft.com/office/word/2015/wordml/symex" xmlns:wpg="http://schemas.microsoft.com/office/word/2010/wordprocessingGroup" xmlns:wpi="http://schemas.microsoft.com/office/word/2010/wordprocessingInk" xmlns:wne="http://schemas.microsoft.com/office/word/2006/wordml" xmlns:wps="http://schemas.microsoft.com/office/word/2010/wordprocessingShape" mc:Ignorable="w14 w15 w16se w16cid w16 w16cex w16sdtdh w16sdtfl w16du wp14">
   <w:p>
     <w:pPr>
       <w:pStyle w:val="Header"/>
@@ -9005,7 +8535,7 @@
 </file>
 
 <file path=word/styles.xml><?xml version="1.0" encoding="utf-8"?>
-<w:styles xmlns:mc="http://schemas.openxmlformats.org/markup-compatibility/2006" xmlns:r="http://schemas.openxmlformats.org/officeDocument/2006/relationships" xmlns:w="http://schemas.openxmlformats.org/wordprocessingml/2006/main" xmlns:w14="http://schemas.microsoft.com/office/word/2010/wordml" xmlns:w15="http://schemas.microsoft.com/office/word/2012/wordml" xmlns:w16se="http://schemas.microsoft.com/office/word/2015/wordml/symex" mc:Ignorable="w14 w15 w16se">
+<w:styles xmlns:mc="http://schemas.openxmlformats.org/markup-compatibility/2006" xmlns:r="http://schemas.openxmlformats.org/officeDocument/2006/relationships" xmlns:w="http://schemas.openxmlformats.org/wordprocessingml/2006/main" xmlns:w14="http://schemas.microsoft.com/office/word/2010/wordml" xmlns:w15="http://schemas.microsoft.com/office/word/2012/wordml" xmlns:w16cex="http://schemas.microsoft.com/office/word/2018/wordml/cex" xmlns:w16cid="http://schemas.microsoft.com/office/word/2016/wordml/cid" xmlns:w16="http://schemas.microsoft.com/office/word/2018/wordml" xmlns:w16du="http://schemas.microsoft.com/office/word/2023/wordml/word16du" xmlns:w16sdtdh="http://schemas.microsoft.com/office/word/2020/wordml/sdtdatahash" xmlns:w16sdtfl="http://schemas.microsoft.com/office/word/2024/wordml/sdtformatlock" xmlns:w16se="http://schemas.microsoft.com/office/word/2015/wordml/symex" mc:Ignorable="w14 w15 w16se w16cid w16 w16cex w16sdtdh w16sdtfl w16du">
   <w:docDefaults>
     <w:rPrDefault>
       <w:rPr>
@@ -9015,7 +8545,7 @@
     </w:rPrDefault>
     <w:pPrDefault/>
   </w:docDefaults>
-  <w:latentStyles w:defLockedState="0" w:defUIPriority="99" w:defSemiHidden="0" w:defUnhideWhenUsed="0" w:defQFormat="0" w:count="371">
+  <w:latentStyles w:defLockedState="0" w:defUIPriority="99" w:defSemiHidden="0" w:defUnhideWhenUsed="0" w:defQFormat="0" w:count="376">
     <w:lsdException w:name="Normal" w:uiPriority="0" w:qFormat="1"/>
     <w:lsdException w:name="heading 1" w:uiPriority="9" w:qFormat="1"/>
     <w:lsdException w:name="heading 2" w:semiHidden="1" w:uiPriority="9" w:unhideWhenUsed="1" w:qFormat="1"/>
@@ -9387,6 +8917,11 @@
     <w:lsdException w:name="List Table 5 Dark Accent 6" w:uiPriority="50"/>
     <w:lsdException w:name="List Table 6 Colorful Accent 6" w:uiPriority="51"/>
     <w:lsdException w:name="List Table 7 Colorful Accent 6" w:uiPriority="52"/>
+    <w:lsdException w:name="Mention" w:semiHidden="1" w:unhideWhenUsed="1"/>
+    <w:lsdException w:name="Smart Hyperlink" w:semiHidden="1" w:unhideWhenUsed="1"/>
+    <w:lsdException w:name="Hashtag" w:semiHidden="1" w:unhideWhenUsed="1"/>
+    <w:lsdException w:name="Unresolved Mention" w:semiHidden="1" w:unhideWhenUsed="1"/>
+    <w:lsdException w:name="Smart Link" w:semiHidden="1" w:unhideWhenUsed="1"/>
   </w:latentStyles>
   <w:style w:type="paragraph" w:default="1" w:styleId="Normal">
     <w:name w:val="Normal"/>
